--- a/英文论文/英文图大纲.docx
+++ b/英文论文/英文图大纲.docx
@@ -29,6 +29,43 @@
           <w:rFonts w:hint="eastAsia"/>
         </w:rPr>
         <w:t xml:space="preserve"> facilitate cross-modal transfer learning</w:t>
+      </w:r>
+    </w:p>
+    <w:p>
+      <w:pPr>
+        <w:pStyle w:val="1"/>
+      </w:pPr>
+      <w:r>
+        <w:rPr>
+          <w:rFonts w:hint="eastAsia"/>
+        </w:rPr>
+        <w:t>Outline:</w:t>
+      </w:r>
+    </w:p>
+    <w:p>
+      <w:pPr>
+        <w:rPr>
+          <w:rFonts w:hint="eastAsia"/>
+        </w:rPr>
+      </w:pPr>
+      <w:r>
+        <w:rPr>
+          <w:rFonts w:hint="eastAsia"/>
+          <w:noProof/>
+        </w:rPr>
+        <w:drawing>
+          <wp:inline distT="0" distB="0" distL="0" distR="0" wp14:anchorId="09DA412F" wp14:editId="0DAC6EDC">
+            <wp:extent cx="5486400" cy="3200400"/>
+            <wp:effectExtent l="0" t="0" r="0" b="19050"/>
+            <wp:docPr id="1" name="图示 1"/>
+            <wp:cNvGraphicFramePr/>
+            <a:graphic xmlns:a="http://schemas.openxmlformats.org/drawingml/2006/main">
+              <a:graphicData uri="http://schemas.openxmlformats.org/drawingml/2006/diagram">
+                <dgm:relIds xmlns:dgm="http://schemas.openxmlformats.org/drawingml/2006/diagram" xmlns:r="http://schemas.openxmlformats.org/officeDocument/2006/relationships" r:dm="rId7" r:lo="rId8" r:qs="rId9" r:cs="rId10"/>
+              </a:graphicData>
+            </a:graphic>
+          </wp:inline>
+        </w:drawing>
       </w:r>
     </w:p>
     <w:p>
@@ -266,6 +303,7 @@
         <w:rPr>
           <w:rFonts w:hint="eastAsia"/>
         </w:rPr>
+        <w:lastRenderedPageBreak/>
         <w:t xml:space="preserve">Figure 2: </w:t>
       </w:r>
       <w:r>
@@ -577,7 +615,6 @@
         <w:rPr>
           <w:rFonts w:hint="eastAsia"/>
         </w:rPr>
-        <w:lastRenderedPageBreak/>
         <w:t>Encoding ensemble does not transfer after 7 days</w:t>
       </w:r>
     </w:p>
@@ -4078,6 +4115,4412 @@
 </w:styles>
 </file>
 
+<file path=word/diagrams/colors1.xml><?xml version="1.0" encoding="utf-8"?>
+<dgm:colorsDef xmlns:dgm="http://schemas.openxmlformats.org/drawingml/2006/diagram" xmlns:a="http://schemas.openxmlformats.org/drawingml/2006/main" uniqueId="urn:microsoft.com/office/officeart/2005/8/colors/accent1_2">
+  <dgm:title val=""/>
+  <dgm:desc val=""/>
+  <dgm:catLst>
+    <dgm:cat type="accent1" pri="11200"/>
+  </dgm:catLst>
+  <dgm:styleLbl name="node0">
+    <dgm:fillClrLst meth="repeat">
+      <a:schemeClr val="accent1"/>
+    </dgm:fillClrLst>
+    <dgm:linClrLst meth="repeat">
+      <a:schemeClr val="lt1"/>
+    </dgm:linClrLst>
+    <dgm:effectClrLst/>
+    <dgm:txLinClrLst/>
+    <dgm:txFillClrLst/>
+    <dgm:txEffectClrLst/>
+  </dgm:styleLbl>
+  <dgm:styleLbl name="alignNode1">
+    <dgm:fillClrLst meth="repeat">
+      <a:schemeClr val="accent1"/>
+    </dgm:fillClrLst>
+    <dgm:linClrLst meth="repeat">
+      <a:schemeClr val="accent1"/>
+    </dgm:linClrLst>
+    <dgm:effectClrLst/>
+    <dgm:txLinClrLst/>
+    <dgm:txFillClrLst/>
+    <dgm:txEffectClrLst/>
+  </dgm:styleLbl>
+  <dgm:styleLbl name="node1">
+    <dgm:fillClrLst meth="repeat">
+      <a:schemeClr val="accent1"/>
+    </dgm:fillClrLst>
+    <dgm:linClrLst meth="repeat">
+      <a:schemeClr val="lt1"/>
+    </dgm:linClrLst>
+    <dgm:effectClrLst/>
+    <dgm:txLinClrLst/>
+    <dgm:txFillClrLst/>
+    <dgm:txEffectClrLst/>
+  </dgm:styleLbl>
+  <dgm:styleLbl name="lnNode1">
+    <dgm:fillClrLst meth="repeat">
+      <a:schemeClr val="accent1"/>
+    </dgm:fillClrLst>
+    <dgm:linClrLst meth="repeat">
+      <a:schemeClr val="lt1"/>
+    </dgm:linClrLst>
+    <dgm:effectClrLst/>
+    <dgm:txLinClrLst/>
+    <dgm:txFillClrLst/>
+    <dgm:txEffectClrLst/>
+  </dgm:styleLbl>
+  <dgm:styleLbl name="vennNode1">
+    <dgm:fillClrLst meth="repeat">
+      <a:schemeClr val="accent1">
+        <a:alpha val="50000"/>
+      </a:schemeClr>
+    </dgm:fillClrLst>
+    <dgm:linClrLst meth="repeat">
+      <a:schemeClr val="lt1"/>
+    </dgm:linClrLst>
+    <dgm:effectClrLst/>
+    <dgm:txLinClrLst/>
+    <dgm:txFillClrLst/>
+    <dgm:txEffectClrLst/>
+  </dgm:styleLbl>
+  <dgm:styleLbl name="node2">
+    <dgm:fillClrLst meth="repeat">
+      <a:schemeClr val="accent1"/>
+    </dgm:fillClrLst>
+    <dgm:linClrLst meth="repeat">
+      <a:schemeClr val="lt1"/>
+    </dgm:linClrLst>
+    <dgm:effectClrLst/>
+    <dgm:txLinClrLst/>
+    <dgm:txFillClrLst/>
+    <dgm:txEffectClrLst/>
+  </dgm:styleLbl>
+  <dgm:styleLbl name="node3">
+    <dgm:fillClrLst meth="repeat">
+      <a:schemeClr val="accent1"/>
+    </dgm:fillClrLst>
+    <dgm:linClrLst meth="repeat">
+      <a:schemeClr val="lt1"/>
+    </dgm:linClrLst>
+    <dgm:effectClrLst/>
+    <dgm:txLinClrLst/>
+    <dgm:txFillClrLst/>
+    <dgm:txEffectClrLst/>
+  </dgm:styleLbl>
+  <dgm:styleLbl name="node4">
+    <dgm:fillClrLst meth="repeat">
+      <a:schemeClr val="accent1"/>
+    </dgm:fillClrLst>
+    <dgm:linClrLst meth="repeat">
+      <a:schemeClr val="lt1"/>
+    </dgm:linClrLst>
+    <dgm:effectClrLst/>
+    <dgm:txLinClrLst/>
+    <dgm:txFillClrLst/>
+    <dgm:txEffectClrLst/>
+  </dgm:styleLbl>
+  <dgm:styleLbl name="fgImgPlace1">
+    <dgm:fillClrLst meth="repeat">
+      <a:schemeClr val="accent1">
+        <a:tint val="50000"/>
+      </a:schemeClr>
+    </dgm:fillClrLst>
+    <dgm:linClrLst meth="repeat">
+      <a:schemeClr val="lt1"/>
+    </dgm:linClrLst>
+    <dgm:effectClrLst/>
+    <dgm:txLinClrLst/>
+    <dgm:txFillClrLst meth="repeat">
+      <a:schemeClr val="lt1"/>
+    </dgm:txFillClrLst>
+    <dgm:txEffectClrLst/>
+  </dgm:styleLbl>
+  <dgm:styleLbl name="alignImgPlace1">
+    <dgm:fillClrLst meth="repeat">
+      <a:schemeClr val="accent1">
+        <a:tint val="50000"/>
+      </a:schemeClr>
+    </dgm:fillClrLst>
+    <dgm:linClrLst meth="repeat">
+      <a:schemeClr val="lt1"/>
+    </dgm:linClrLst>
+    <dgm:effectClrLst/>
+    <dgm:txLinClrLst/>
+    <dgm:txFillClrLst meth="repeat">
+      <a:schemeClr val="lt1"/>
+    </dgm:txFillClrLst>
+    <dgm:txEffectClrLst/>
+  </dgm:styleLbl>
+  <dgm:styleLbl name="bgImgPlace1">
+    <dgm:fillClrLst meth="repeat">
+      <a:schemeClr val="accent1">
+        <a:tint val="50000"/>
+      </a:schemeClr>
+    </dgm:fillClrLst>
+    <dgm:linClrLst meth="repeat">
+      <a:schemeClr val="lt1"/>
+    </dgm:linClrLst>
+    <dgm:effectClrLst/>
+    <dgm:txLinClrLst/>
+    <dgm:txFillClrLst meth="repeat">
+      <a:schemeClr val="lt1"/>
+    </dgm:txFillClrLst>
+    <dgm:txEffectClrLst/>
+  </dgm:styleLbl>
+  <dgm:styleLbl name="sibTrans2D1">
+    <dgm:fillClrLst meth="repeat">
+      <a:schemeClr val="accent1">
+        <a:tint val="60000"/>
+      </a:schemeClr>
+    </dgm:fillClrLst>
+    <dgm:linClrLst meth="repeat">
+      <a:schemeClr val="accent1">
+        <a:tint val="60000"/>
+      </a:schemeClr>
+    </dgm:linClrLst>
+    <dgm:effectClrLst/>
+    <dgm:txLinClrLst/>
+    <dgm:txFillClrLst/>
+    <dgm:txEffectClrLst/>
+  </dgm:styleLbl>
+  <dgm:styleLbl name="fgSibTrans2D1">
+    <dgm:fillClrLst meth="repeat">
+      <a:schemeClr val="accent1">
+        <a:tint val="60000"/>
+      </a:schemeClr>
+    </dgm:fillClrLst>
+    <dgm:linClrLst meth="repeat">
+      <a:schemeClr val="accent1">
+        <a:tint val="60000"/>
+      </a:schemeClr>
+    </dgm:linClrLst>
+    <dgm:effectClrLst/>
+    <dgm:txLinClrLst/>
+    <dgm:txFillClrLst/>
+    <dgm:txEffectClrLst/>
+  </dgm:styleLbl>
+  <dgm:styleLbl name="bgSibTrans2D1">
+    <dgm:fillClrLst meth="repeat">
+      <a:schemeClr val="accent1">
+        <a:tint val="60000"/>
+      </a:schemeClr>
+    </dgm:fillClrLst>
+    <dgm:linClrLst meth="repeat">
+      <a:schemeClr val="accent1">
+        <a:tint val="60000"/>
+      </a:schemeClr>
+    </dgm:linClrLst>
+    <dgm:effectClrLst/>
+    <dgm:txLinClrLst/>
+    <dgm:txFillClrLst/>
+    <dgm:txEffectClrLst/>
+  </dgm:styleLbl>
+  <dgm:styleLbl name="sibTrans1D1">
+    <dgm:fillClrLst meth="repeat">
+      <a:schemeClr val="accent1"/>
+    </dgm:fillClrLst>
+    <dgm:linClrLst meth="repeat">
+      <a:schemeClr val="accent1"/>
+    </dgm:linClrLst>
+    <dgm:effectClrLst/>
+    <dgm:txLinClrLst/>
+    <dgm:txFillClrLst meth="repeat">
+      <a:schemeClr val="tx1"/>
+    </dgm:txFillClrLst>
+    <dgm:txEffectClrLst/>
+  </dgm:styleLbl>
+  <dgm:styleLbl name="callout">
+    <dgm:fillClrLst meth="repeat">
+      <a:schemeClr val="accent1"/>
+    </dgm:fillClrLst>
+    <dgm:linClrLst meth="repeat">
+      <a:schemeClr val="accent1">
+        <a:tint val="50000"/>
+      </a:schemeClr>
+    </dgm:linClrLst>
+    <dgm:effectClrLst/>
+    <dgm:txLinClrLst/>
+    <dgm:txFillClrLst meth="repeat">
+      <a:schemeClr val="tx1"/>
+    </dgm:txFillClrLst>
+    <dgm:txEffectClrLst/>
+  </dgm:styleLbl>
+  <dgm:styleLbl name="asst0">
+    <dgm:fillClrLst meth="repeat">
+      <a:schemeClr val="accent1"/>
+    </dgm:fillClrLst>
+    <dgm:linClrLst meth="repeat">
+      <a:schemeClr val="lt1"/>
+    </dgm:linClrLst>
+    <dgm:effectClrLst/>
+    <dgm:txLinClrLst/>
+    <dgm:txFillClrLst/>
+    <dgm:txEffectClrLst/>
+  </dgm:styleLbl>
+  <dgm:styleLbl name="asst1">
+    <dgm:fillClrLst meth="repeat">
+      <a:schemeClr val="accent1"/>
+    </dgm:fillClrLst>
+    <dgm:linClrLst meth="repeat">
+      <a:schemeClr val="lt1"/>
+    </dgm:linClrLst>
+    <dgm:effectClrLst/>
+    <dgm:txLinClrLst/>
+    <dgm:txFillClrLst/>
+    <dgm:txEffectClrLst/>
+  </dgm:styleLbl>
+  <dgm:styleLbl name="asst2">
+    <dgm:fillClrLst meth="repeat">
+      <a:schemeClr val="accent1"/>
+    </dgm:fillClrLst>
+    <dgm:linClrLst meth="repeat">
+      <a:schemeClr val="lt1"/>
+    </dgm:linClrLst>
+    <dgm:effectClrLst/>
+    <dgm:txLinClrLst/>
+    <dgm:txFillClrLst/>
+    <dgm:txEffectClrLst/>
+  </dgm:styleLbl>
+  <dgm:styleLbl name="asst3">
+    <dgm:fillClrLst meth="repeat">
+      <a:schemeClr val="accent1"/>
+    </dgm:fillClrLst>
+    <dgm:linClrLst meth="repeat">
+      <a:schemeClr val="lt1"/>
+    </dgm:linClrLst>
+    <dgm:effectClrLst/>
+    <dgm:txLinClrLst/>
+    <dgm:txFillClrLst/>
+    <dgm:txEffectClrLst/>
+  </dgm:styleLbl>
+  <dgm:styleLbl name="asst4">
+    <dgm:fillClrLst meth="repeat">
+      <a:schemeClr val="accent1"/>
+    </dgm:fillClrLst>
+    <dgm:linClrLst meth="repeat">
+      <a:schemeClr val="lt1"/>
+    </dgm:linClrLst>
+    <dgm:effectClrLst/>
+    <dgm:txLinClrLst/>
+    <dgm:txFillClrLst/>
+    <dgm:txEffectClrLst/>
+  </dgm:styleLbl>
+  <dgm:styleLbl name="parChTrans2D1">
+    <dgm:fillClrLst meth="repeat">
+      <a:schemeClr val="accent1">
+        <a:tint val="60000"/>
+      </a:schemeClr>
+    </dgm:fillClrLst>
+    <dgm:linClrLst meth="repeat">
+      <a:schemeClr val="accent1">
+        <a:tint val="60000"/>
+      </a:schemeClr>
+    </dgm:linClrLst>
+    <dgm:effectClrLst/>
+    <dgm:txLinClrLst/>
+    <dgm:txFillClrLst meth="repeat">
+      <a:schemeClr val="lt1"/>
+    </dgm:txFillClrLst>
+    <dgm:txEffectClrLst/>
+  </dgm:styleLbl>
+  <dgm:styleLbl name="parChTrans2D2">
+    <dgm:fillClrLst meth="repeat">
+      <a:schemeClr val="accent1"/>
+    </dgm:fillClrLst>
+    <dgm:linClrLst meth="repeat">
+      <a:schemeClr val="accent1"/>
+    </dgm:linClrLst>
+    <dgm:effectClrLst/>
+    <dgm:txLinClrLst/>
+    <dgm:txFillClrLst meth="repeat">
+      <a:schemeClr val="lt1"/>
+    </dgm:txFillClrLst>
+    <dgm:txEffectClrLst/>
+  </dgm:styleLbl>
+  <dgm:styleLbl name="parChTrans2D3">
+    <dgm:fillClrLst meth="repeat">
+      <a:schemeClr val="accent1"/>
+    </dgm:fillClrLst>
+    <dgm:linClrLst meth="repeat">
+      <a:schemeClr val="accent1"/>
+    </dgm:linClrLst>
+    <dgm:effectClrLst/>
+    <dgm:txLinClrLst/>
+    <dgm:txFillClrLst meth="repeat">
+      <a:schemeClr val="lt1"/>
+    </dgm:txFillClrLst>
+    <dgm:txEffectClrLst/>
+  </dgm:styleLbl>
+  <dgm:styleLbl name="parChTrans2D4">
+    <dgm:fillClrLst meth="repeat">
+      <a:schemeClr val="accent1"/>
+    </dgm:fillClrLst>
+    <dgm:linClrLst meth="repeat">
+      <a:schemeClr val="accent1"/>
+    </dgm:linClrLst>
+    <dgm:effectClrLst/>
+    <dgm:txLinClrLst/>
+    <dgm:txFillClrLst meth="repeat">
+      <a:schemeClr val="lt1"/>
+    </dgm:txFillClrLst>
+    <dgm:txEffectClrLst/>
+  </dgm:styleLbl>
+  <dgm:styleLbl name="parChTrans1D1">
+    <dgm:fillClrLst meth="repeat">
+      <a:schemeClr val="accent1"/>
+    </dgm:fillClrLst>
+    <dgm:linClrLst meth="repeat">
+      <a:schemeClr val="accent1">
+        <a:shade val="60000"/>
+      </a:schemeClr>
+    </dgm:linClrLst>
+    <dgm:effectClrLst/>
+    <dgm:txLinClrLst/>
+    <dgm:txFillClrLst meth="repeat">
+      <a:schemeClr val="tx1"/>
+    </dgm:txFillClrLst>
+    <dgm:txEffectClrLst/>
+  </dgm:styleLbl>
+  <dgm:styleLbl name="parChTrans1D2">
+    <dgm:fillClrLst meth="repeat">
+      <a:schemeClr val="accent1"/>
+    </dgm:fillClrLst>
+    <dgm:linClrLst meth="repeat">
+      <a:schemeClr val="accent1">
+        <a:shade val="60000"/>
+      </a:schemeClr>
+    </dgm:linClrLst>
+    <dgm:effectClrLst/>
+    <dgm:txLinClrLst/>
+    <dgm:txFillClrLst meth="repeat">
+      <a:schemeClr val="tx1"/>
+    </dgm:txFillClrLst>
+    <dgm:txEffectClrLst/>
+  </dgm:styleLbl>
+  <dgm:styleLbl name="parChTrans1D3">
+    <dgm:fillClrLst meth="repeat">
+      <a:schemeClr val="accent1"/>
+    </dgm:fillClrLst>
+    <dgm:linClrLst meth="repeat">
+      <a:schemeClr val="accent1">
+        <a:shade val="80000"/>
+      </a:schemeClr>
+    </dgm:linClrLst>
+    <dgm:effectClrLst/>
+    <dgm:txLinClrLst/>
+    <dgm:txFillClrLst meth="repeat">
+      <a:schemeClr val="tx1"/>
+    </dgm:txFillClrLst>
+    <dgm:txEffectClrLst/>
+  </dgm:styleLbl>
+  <dgm:styleLbl name="parChTrans1D4">
+    <dgm:fillClrLst meth="repeat">
+      <a:schemeClr val="accent1"/>
+    </dgm:fillClrLst>
+    <dgm:linClrLst meth="repeat">
+      <a:schemeClr val="accent1">
+        <a:shade val="80000"/>
+      </a:schemeClr>
+    </dgm:linClrLst>
+    <dgm:effectClrLst/>
+    <dgm:txLinClrLst/>
+    <dgm:txFillClrLst meth="repeat">
+      <a:schemeClr val="tx1"/>
+    </dgm:txFillClrLst>
+    <dgm:txEffectClrLst/>
+  </dgm:styleLbl>
+  <dgm:styleLbl name="fgAcc1">
+    <dgm:fillClrLst meth="repeat">
+      <a:schemeClr val="lt1">
+        <a:alpha val="90000"/>
+      </a:schemeClr>
+    </dgm:fillClrLst>
+    <dgm:linClrLst meth="repeat">
+      <a:schemeClr val="accent1"/>
+    </dgm:linClrLst>
+    <dgm:effectClrLst/>
+    <dgm:txLinClrLst/>
+    <dgm:txFillClrLst meth="repeat">
+      <a:schemeClr val="dk1"/>
+    </dgm:txFillClrLst>
+    <dgm:txEffectClrLst/>
+  </dgm:styleLbl>
+  <dgm:styleLbl name="conFgAcc1">
+    <dgm:fillClrLst meth="repeat">
+      <a:schemeClr val="lt1">
+        <a:alpha val="90000"/>
+      </a:schemeClr>
+    </dgm:fillClrLst>
+    <dgm:linClrLst meth="repeat">
+      <a:schemeClr val="accent1"/>
+    </dgm:linClrLst>
+    <dgm:effectClrLst/>
+    <dgm:txLinClrLst/>
+    <dgm:txFillClrLst meth="repeat">
+      <a:schemeClr val="dk1"/>
+    </dgm:txFillClrLst>
+    <dgm:txEffectClrLst/>
+  </dgm:styleLbl>
+  <dgm:styleLbl name="alignAcc1">
+    <dgm:fillClrLst meth="repeat">
+      <a:schemeClr val="lt1">
+        <a:alpha val="90000"/>
+      </a:schemeClr>
+    </dgm:fillClrLst>
+    <dgm:linClrLst meth="repeat">
+      <a:schemeClr val="accent1"/>
+    </dgm:linClrLst>
+    <dgm:effectClrLst/>
+    <dgm:txLinClrLst/>
+    <dgm:txFillClrLst meth="repeat">
+      <a:schemeClr val="dk1"/>
+    </dgm:txFillClrLst>
+    <dgm:txEffectClrLst/>
+  </dgm:styleLbl>
+  <dgm:styleLbl name="trAlignAcc1">
+    <dgm:fillClrLst meth="repeat">
+      <a:schemeClr val="lt1">
+        <a:alpha val="40000"/>
+      </a:schemeClr>
+    </dgm:fillClrLst>
+    <dgm:linClrLst meth="repeat">
+      <a:schemeClr val="accent1"/>
+    </dgm:linClrLst>
+    <dgm:effectClrLst/>
+    <dgm:txLinClrLst/>
+    <dgm:txFillClrLst meth="repeat">
+      <a:schemeClr val="dk1"/>
+    </dgm:txFillClrLst>
+    <dgm:txEffectClrLst/>
+  </dgm:styleLbl>
+  <dgm:styleLbl name="bgAcc1">
+    <dgm:fillClrLst meth="repeat">
+      <a:schemeClr val="lt1">
+        <a:alpha val="90000"/>
+      </a:schemeClr>
+    </dgm:fillClrLst>
+    <dgm:linClrLst meth="repeat">
+      <a:schemeClr val="accent1"/>
+    </dgm:linClrLst>
+    <dgm:effectClrLst/>
+    <dgm:txLinClrLst/>
+    <dgm:txFillClrLst meth="repeat">
+      <a:schemeClr val="dk1"/>
+    </dgm:txFillClrLst>
+    <dgm:txEffectClrLst/>
+  </dgm:styleLbl>
+  <dgm:styleLbl name="solidFgAcc1">
+    <dgm:fillClrLst meth="repeat">
+      <a:schemeClr val="lt1"/>
+    </dgm:fillClrLst>
+    <dgm:linClrLst meth="repeat">
+      <a:schemeClr val="accent1"/>
+    </dgm:linClrLst>
+    <dgm:effectClrLst/>
+    <dgm:txLinClrLst/>
+    <dgm:txFillClrLst meth="repeat">
+      <a:schemeClr val="dk1"/>
+    </dgm:txFillClrLst>
+    <dgm:txEffectClrLst/>
+  </dgm:styleLbl>
+  <dgm:styleLbl name="solidAlignAcc1">
+    <dgm:fillClrLst meth="repeat">
+      <a:schemeClr val="lt1"/>
+    </dgm:fillClrLst>
+    <dgm:linClrLst meth="repeat">
+      <a:schemeClr val="accent1"/>
+    </dgm:linClrLst>
+    <dgm:effectClrLst/>
+    <dgm:txLinClrLst/>
+    <dgm:txFillClrLst meth="repeat">
+      <a:schemeClr val="dk1"/>
+    </dgm:txFillClrLst>
+    <dgm:txEffectClrLst/>
+  </dgm:styleLbl>
+  <dgm:styleLbl name="solidBgAcc1">
+    <dgm:fillClrLst meth="repeat">
+      <a:schemeClr val="lt1"/>
+    </dgm:fillClrLst>
+    <dgm:linClrLst meth="repeat">
+      <a:schemeClr val="accent1"/>
+    </dgm:linClrLst>
+    <dgm:effectClrLst/>
+    <dgm:txLinClrLst/>
+    <dgm:txFillClrLst meth="repeat">
+      <a:schemeClr val="dk1"/>
+    </dgm:txFillClrLst>
+    <dgm:txEffectClrLst/>
+  </dgm:styleLbl>
+  <dgm:styleLbl name="fgAccFollowNode1">
+    <dgm:fillClrLst meth="repeat">
+      <a:schemeClr val="accent1">
+        <a:alpha val="90000"/>
+        <a:tint val="40000"/>
+      </a:schemeClr>
+    </dgm:fillClrLst>
+    <dgm:linClrLst meth="repeat">
+      <a:schemeClr val="accent1">
+        <a:alpha val="90000"/>
+        <a:tint val="40000"/>
+      </a:schemeClr>
+    </dgm:linClrLst>
+    <dgm:effectClrLst/>
+    <dgm:txLinClrLst/>
+    <dgm:txFillClrLst meth="repeat">
+      <a:schemeClr val="dk1"/>
+    </dgm:txFillClrLst>
+    <dgm:txEffectClrLst/>
+  </dgm:styleLbl>
+  <dgm:styleLbl name="alignAccFollowNode1">
+    <dgm:fillClrLst meth="repeat">
+      <a:schemeClr val="accent1">
+        <a:alpha val="90000"/>
+        <a:tint val="40000"/>
+      </a:schemeClr>
+    </dgm:fillClrLst>
+    <dgm:linClrLst meth="repeat">
+      <a:schemeClr val="accent1">
+        <a:alpha val="90000"/>
+        <a:tint val="40000"/>
+      </a:schemeClr>
+    </dgm:linClrLst>
+    <dgm:effectClrLst/>
+    <dgm:txLinClrLst/>
+    <dgm:txFillClrLst meth="repeat">
+      <a:schemeClr val="dk1"/>
+    </dgm:txFillClrLst>
+    <dgm:txEffectClrLst/>
+  </dgm:styleLbl>
+  <dgm:styleLbl name="bgAccFollowNode1">
+    <dgm:fillClrLst meth="repeat">
+      <a:schemeClr val="accent1">
+        <a:alpha val="90000"/>
+        <a:tint val="40000"/>
+      </a:schemeClr>
+    </dgm:fillClrLst>
+    <dgm:linClrLst meth="repeat">
+      <a:schemeClr val="accent1">
+        <a:alpha val="90000"/>
+        <a:tint val="40000"/>
+      </a:schemeClr>
+    </dgm:linClrLst>
+    <dgm:effectClrLst/>
+    <dgm:txLinClrLst/>
+    <dgm:txFillClrLst meth="repeat">
+      <a:schemeClr val="dk1"/>
+    </dgm:txFillClrLst>
+    <dgm:txEffectClrLst/>
+  </dgm:styleLbl>
+  <dgm:styleLbl name="fgAcc0">
+    <dgm:fillClrLst meth="repeat">
+      <a:schemeClr val="lt1">
+        <a:alpha val="90000"/>
+      </a:schemeClr>
+    </dgm:fillClrLst>
+    <dgm:linClrLst meth="repeat">
+      <a:schemeClr val="accent1"/>
+    </dgm:linClrLst>
+    <dgm:effectClrLst/>
+    <dgm:txLinClrLst/>
+    <dgm:txFillClrLst meth="repeat">
+      <a:schemeClr val="dk1"/>
+    </dgm:txFillClrLst>
+    <dgm:txEffectClrLst/>
+  </dgm:styleLbl>
+  <dgm:styleLbl name="fgAcc2">
+    <dgm:fillClrLst meth="repeat">
+      <a:schemeClr val="lt1">
+        <a:alpha val="90000"/>
+      </a:schemeClr>
+    </dgm:fillClrLst>
+    <dgm:linClrLst meth="repeat">
+      <a:schemeClr val="accent1"/>
+    </dgm:linClrLst>
+    <dgm:effectClrLst/>
+    <dgm:txLinClrLst/>
+    <dgm:txFillClrLst meth="repeat">
+      <a:schemeClr val="dk1"/>
+    </dgm:txFillClrLst>
+    <dgm:txEffectClrLst/>
+  </dgm:styleLbl>
+  <dgm:styleLbl name="fgAcc3">
+    <dgm:fillClrLst meth="repeat">
+      <a:schemeClr val="lt1">
+        <a:alpha val="90000"/>
+      </a:schemeClr>
+    </dgm:fillClrLst>
+    <dgm:linClrLst meth="repeat">
+      <a:schemeClr val="accent1"/>
+    </dgm:linClrLst>
+    <dgm:effectClrLst/>
+    <dgm:txLinClrLst/>
+    <dgm:txFillClrLst meth="repeat">
+      <a:schemeClr val="dk1"/>
+    </dgm:txFillClrLst>
+    <dgm:txEffectClrLst/>
+  </dgm:styleLbl>
+  <dgm:styleLbl name="fgAcc4">
+    <dgm:fillClrLst meth="repeat">
+      <a:schemeClr val="lt1">
+        <a:alpha val="90000"/>
+      </a:schemeClr>
+    </dgm:fillClrLst>
+    <dgm:linClrLst meth="repeat">
+      <a:schemeClr val="accent1"/>
+    </dgm:linClrLst>
+    <dgm:effectClrLst/>
+    <dgm:txLinClrLst/>
+    <dgm:txFillClrLst meth="repeat">
+      <a:schemeClr val="dk1"/>
+    </dgm:txFillClrLst>
+    <dgm:txEffectClrLst/>
+  </dgm:styleLbl>
+  <dgm:styleLbl name="bgShp">
+    <dgm:fillClrLst meth="repeat">
+      <a:schemeClr val="accent1">
+        <a:tint val="40000"/>
+      </a:schemeClr>
+    </dgm:fillClrLst>
+    <dgm:linClrLst meth="repeat">
+      <a:schemeClr val="accent1"/>
+    </dgm:linClrLst>
+    <dgm:effectClrLst/>
+    <dgm:txLinClrLst/>
+    <dgm:txFillClrLst meth="repeat">
+      <a:schemeClr val="dk1"/>
+    </dgm:txFillClrLst>
+    <dgm:txEffectClrLst/>
+  </dgm:styleLbl>
+  <dgm:styleLbl name="dkBgShp">
+    <dgm:fillClrLst meth="repeat">
+      <a:schemeClr val="accent1">
+        <a:shade val="80000"/>
+      </a:schemeClr>
+    </dgm:fillClrLst>
+    <dgm:linClrLst meth="repeat">
+      <a:schemeClr val="accent1"/>
+    </dgm:linClrLst>
+    <dgm:effectClrLst/>
+    <dgm:txLinClrLst/>
+    <dgm:txFillClrLst meth="repeat">
+      <a:schemeClr val="lt1"/>
+    </dgm:txFillClrLst>
+    <dgm:txEffectClrLst/>
+  </dgm:styleLbl>
+  <dgm:styleLbl name="trBgShp">
+    <dgm:fillClrLst meth="repeat">
+      <a:schemeClr val="accent1">
+        <a:tint val="50000"/>
+        <a:alpha val="40000"/>
+      </a:schemeClr>
+    </dgm:fillClrLst>
+    <dgm:linClrLst meth="repeat">
+      <a:schemeClr val="accent1"/>
+    </dgm:linClrLst>
+    <dgm:effectClrLst/>
+    <dgm:txLinClrLst/>
+    <dgm:txFillClrLst meth="repeat">
+      <a:schemeClr val="lt1"/>
+    </dgm:txFillClrLst>
+    <dgm:txEffectClrLst/>
+  </dgm:styleLbl>
+  <dgm:styleLbl name="fgShp">
+    <dgm:fillClrLst meth="repeat">
+      <a:schemeClr val="accent1">
+        <a:tint val="60000"/>
+      </a:schemeClr>
+    </dgm:fillClrLst>
+    <dgm:linClrLst meth="repeat">
+      <a:schemeClr val="lt1"/>
+    </dgm:linClrLst>
+    <dgm:effectClrLst/>
+    <dgm:txLinClrLst/>
+    <dgm:txFillClrLst meth="repeat">
+      <a:schemeClr val="dk1"/>
+    </dgm:txFillClrLst>
+    <dgm:txEffectClrLst/>
+  </dgm:styleLbl>
+  <dgm:styleLbl name="revTx">
+    <dgm:fillClrLst meth="repeat">
+      <a:schemeClr val="lt1">
+        <a:alpha val="0"/>
+      </a:schemeClr>
+    </dgm:fillClrLst>
+    <dgm:linClrLst meth="repeat">
+      <a:schemeClr val="dk1">
+        <a:alpha val="0"/>
+      </a:schemeClr>
+    </dgm:linClrLst>
+    <dgm:effectClrLst/>
+    <dgm:txLinClrLst/>
+    <dgm:txFillClrLst meth="repeat">
+      <a:schemeClr val="tx1"/>
+    </dgm:txFillClrLst>
+    <dgm:txEffectClrLst/>
+  </dgm:styleLbl>
+</dgm:colorsDef>
+</file>
+
+<file path=word/diagrams/data1.xml><?xml version="1.0" encoding="utf-8"?>
+<dgm:dataModel xmlns:dgm="http://schemas.openxmlformats.org/drawingml/2006/diagram" xmlns:a="http://schemas.openxmlformats.org/drawingml/2006/main">
+  <dgm:ptLst>
+    <dgm:pt modelId="{446F447F-5EF9-4456-88FA-A4D0D91C9C0D}" type="doc">
+      <dgm:prSet loTypeId="urn:microsoft.com/office/officeart/2005/8/layout/orgChart1" loCatId="hierarchy" qsTypeId="urn:microsoft.com/office/officeart/2005/8/quickstyle/simple1" qsCatId="simple" csTypeId="urn:microsoft.com/office/officeart/2005/8/colors/accent1_2" csCatId="accent1" phldr="1"/>
+      <dgm:spPr/>
+      <dgm:t>
+        <a:bodyPr/>
+        <a:lstStyle/>
+        <a:p>
+          <a:endParaRPr lang="zh-CN" altLang="en-US"/>
+        </a:p>
+      </dgm:t>
+    </dgm:pt>
+    <dgm:pt modelId="{4355F868-4B60-4565-B9E1-55A6FF8BCEDA}">
+      <dgm:prSet phldrT="[文本]"/>
+      <dgm:spPr/>
+      <dgm:t>
+        <a:bodyPr/>
+        <a:lstStyle/>
+        <a:p>
+          <a:r>
+            <a:rPr lang="en-US" altLang="zh-CN"/>
+            <a:t>Fig 1: Behavior, inter-trial divergence and inter-cell heterogenity</a:t>
+          </a:r>
+          <a:endParaRPr lang="zh-CN" altLang="en-US"/>
+        </a:p>
+      </dgm:t>
+    </dgm:pt>
+    <dgm:pt modelId="{0F9FF364-A59A-4040-982D-06295820A945}" type="parTrans" cxnId="{607339F4-0431-4E23-A9E9-1CB14BE7BC50}">
+      <dgm:prSet/>
+      <dgm:spPr/>
+      <dgm:t>
+        <a:bodyPr/>
+        <a:lstStyle/>
+        <a:p>
+          <a:endParaRPr lang="zh-CN" altLang="en-US"/>
+        </a:p>
+      </dgm:t>
+    </dgm:pt>
+    <dgm:pt modelId="{C77FA06A-832F-4498-9D61-74552B9CF57B}" type="sibTrans" cxnId="{607339F4-0431-4E23-A9E9-1CB14BE7BC50}">
+      <dgm:prSet/>
+      <dgm:spPr/>
+      <dgm:t>
+        <a:bodyPr/>
+        <a:lstStyle/>
+        <a:p>
+          <a:endParaRPr lang="zh-CN" altLang="en-US"/>
+        </a:p>
+      </dgm:t>
+    </dgm:pt>
+    <dgm:pt modelId="{56AEE523-F433-451B-A6CB-80D6FF2A6F1B}">
+      <dgm:prSet phldrT="[文本]"/>
+      <dgm:spPr/>
+      <dgm:t>
+        <a:bodyPr/>
+        <a:lstStyle/>
+        <a:p>
+          <a:r>
+            <a:rPr lang="en-US" altLang="zh-CN"/>
+            <a:t>Temporal stability and first-block performance</a:t>
+          </a:r>
+          <a:endParaRPr lang="zh-CN" altLang="en-US"/>
+        </a:p>
+      </dgm:t>
+    </dgm:pt>
+    <dgm:pt modelId="{B751BB31-F2CE-4979-B9AB-C58BF26C5B37}" type="parTrans" cxnId="{A50DBFAA-2FE3-4E71-97BE-45BF430F5C0C}">
+      <dgm:prSet/>
+      <dgm:spPr/>
+      <dgm:t>
+        <a:bodyPr/>
+        <a:lstStyle/>
+        <a:p>
+          <a:endParaRPr lang="zh-CN" altLang="en-US"/>
+        </a:p>
+      </dgm:t>
+    </dgm:pt>
+    <dgm:pt modelId="{671818A0-8243-4C2F-B59A-5C5776EF2A26}" type="sibTrans" cxnId="{A50DBFAA-2FE3-4E71-97BE-45BF430F5C0C}">
+      <dgm:prSet/>
+      <dgm:spPr/>
+      <dgm:t>
+        <a:bodyPr/>
+        <a:lstStyle/>
+        <a:p>
+          <a:endParaRPr lang="zh-CN" altLang="en-US"/>
+        </a:p>
+      </dgm:t>
+    </dgm:pt>
+    <dgm:pt modelId="{38186271-C199-40A3-B45E-6284D8B46BC6}">
+      <dgm:prSet phldrT="[文本]"/>
+      <dgm:spPr/>
+      <dgm:t>
+        <a:bodyPr/>
+        <a:lstStyle/>
+        <a:p>
+          <a:r>
+            <a:rPr lang="en-US" altLang="zh-CN"/>
+            <a:t>Populational heterogenity and learning speed</a:t>
+          </a:r>
+          <a:endParaRPr lang="zh-CN" altLang="en-US"/>
+        </a:p>
+      </dgm:t>
+    </dgm:pt>
+    <dgm:pt modelId="{77E61CB3-9763-4163-82BD-D931954A5C92}" type="parTrans" cxnId="{EEDDDD1D-4884-413E-93F6-5E2A7AA07E45}">
+      <dgm:prSet/>
+      <dgm:spPr/>
+      <dgm:t>
+        <a:bodyPr/>
+        <a:lstStyle/>
+        <a:p>
+          <a:endParaRPr lang="zh-CN" altLang="en-US"/>
+        </a:p>
+      </dgm:t>
+    </dgm:pt>
+    <dgm:pt modelId="{06A9B969-B65C-4EE4-9437-B37DB4BED53D}" type="sibTrans" cxnId="{EEDDDD1D-4884-413E-93F6-5E2A7AA07E45}">
+      <dgm:prSet/>
+      <dgm:spPr/>
+      <dgm:t>
+        <a:bodyPr/>
+        <a:lstStyle/>
+        <a:p>
+          <a:endParaRPr lang="zh-CN" altLang="en-US"/>
+        </a:p>
+      </dgm:t>
+    </dgm:pt>
+    <dgm:pt modelId="{5CFC2C88-DC06-4CBD-BAB0-A6D1CC07AE8D}">
+      <dgm:prSet/>
+      <dgm:spPr/>
+      <dgm:t>
+        <a:bodyPr/>
+        <a:lstStyle/>
+        <a:p>
+          <a:r>
+            <a:rPr lang="en-US" altLang="zh-CN"/>
+            <a:t>Fig 2: Encoding transfer and cFos manipulation</a:t>
+          </a:r>
+          <a:endParaRPr lang="zh-CN" altLang="en-US"/>
+        </a:p>
+      </dgm:t>
+    </dgm:pt>
+    <dgm:pt modelId="{D028958C-83C4-4114-861F-1F671942BBCA}" type="parTrans" cxnId="{BB99534D-048E-447F-BDB1-B18827F1EDB2}">
+      <dgm:prSet/>
+      <dgm:spPr/>
+    </dgm:pt>
+    <dgm:pt modelId="{28CC4BEF-1607-4612-9523-8E298E38698B}" type="sibTrans" cxnId="{BB99534D-048E-447F-BDB1-B18827F1EDB2}">
+      <dgm:prSet/>
+      <dgm:spPr/>
+    </dgm:pt>
+    <dgm:pt modelId="{96BB5DAF-B217-40AB-A4FE-7DC01281124B}">
+      <dgm:prSet/>
+      <dgm:spPr/>
+      <dgm:t>
+        <a:bodyPr/>
+        <a:lstStyle/>
+        <a:p>
+          <a:r>
+            <a:rPr lang="en-US" altLang="zh-CN"/>
+            <a:t>Fig 3: Ensemble fades after 7-day gap</a:t>
+          </a:r>
+          <a:endParaRPr lang="zh-CN" altLang="en-US"/>
+        </a:p>
+      </dgm:t>
+    </dgm:pt>
+    <dgm:pt modelId="{BB226B71-4A71-4949-837E-15ABA8B0C135}" type="parTrans" cxnId="{6F5FB93C-6B1F-4DEB-A3E7-46156B6F8D6B}">
+      <dgm:prSet/>
+      <dgm:spPr/>
+    </dgm:pt>
+    <dgm:pt modelId="{495E0097-5B72-4194-8A4F-15906DC1D4D3}" type="sibTrans" cxnId="{6F5FB93C-6B1F-4DEB-A3E7-46156B6F8D6B}">
+      <dgm:prSet/>
+      <dgm:spPr/>
+    </dgm:pt>
+    <dgm:pt modelId="{E32FAFFE-185B-41F6-8CDB-D9ECEFBA3350}">
+      <dgm:prSet/>
+      <dgm:spPr/>
+      <dgm:t>
+        <a:bodyPr/>
+        <a:lstStyle/>
+        <a:p>
+          <a:r>
+            <a:rPr lang="en-US" altLang="zh-CN"/>
+            <a:t>Fig 4: TH inhibition lowers learning speed and heterogenity</a:t>
+          </a:r>
+          <a:endParaRPr lang="zh-CN" altLang="en-US"/>
+        </a:p>
+      </dgm:t>
+    </dgm:pt>
+    <dgm:pt modelId="{2FFA7C54-F7F1-4F9B-B5C7-FEACC4DD6C8B}" type="parTrans" cxnId="{4B642ECA-033F-4598-89B0-1A7CE22687B9}">
+      <dgm:prSet/>
+      <dgm:spPr/>
+    </dgm:pt>
+    <dgm:pt modelId="{8A24BC65-48CA-4DDF-9A92-1FCF00D21404}" type="sibTrans" cxnId="{4B642ECA-033F-4598-89B0-1A7CE22687B9}">
+      <dgm:prSet/>
+      <dgm:spPr/>
+    </dgm:pt>
+    <dgm:pt modelId="{40E050A2-7BFF-48BF-A337-FC492FEB7A31}">
+      <dgm:prSet/>
+      <dgm:spPr/>
+      <dgm:t>
+        <a:bodyPr/>
+        <a:lstStyle/>
+        <a:p>
+          <a:r>
+            <a:rPr lang="en-US" altLang="zh-CN"/>
+            <a:t>Fig 5: Reproduction of heterogenity and learning speed on RNN simulation</a:t>
+          </a:r>
+          <a:endParaRPr lang="zh-CN" altLang="en-US"/>
+        </a:p>
+      </dgm:t>
+    </dgm:pt>
+    <dgm:pt modelId="{35E7648E-A356-4C2E-8FE9-9D0D627AFFB0}" type="parTrans" cxnId="{296F043B-3405-47A9-9584-3A5EB933FB58}">
+      <dgm:prSet/>
+      <dgm:spPr/>
+    </dgm:pt>
+    <dgm:pt modelId="{514E13DC-EB2D-47C1-B625-8353CC9DE743}" type="sibTrans" cxnId="{296F043B-3405-47A9-9584-3A5EB933FB58}">
+      <dgm:prSet/>
+      <dgm:spPr/>
+    </dgm:pt>
+    <dgm:pt modelId="{2E7B311E-4755-4E41-AED4-A577CA6FBCFF}" type="pres">
+      <dgm:prSet presAssocID="{446F447F-5EF9-4456-88FA-A4D0D91C9C0D}" presName="hierChild1" presStyleCnt="0">
+        <dgm:presLayoutVars>
+          <dgm:orgChart val="1"/>
+          <dgm:chPref val="1"/>
+          <dgm:dir/>
+          <dgm:animOne val="branch"/>
+          <dgm:animLvl val="lvl"/>
+          <dgm:resizeHandles/>
+        </dgm:presLayoutVars>
+      </dgm:prSet>
+      <dgm:spPr/>
+    </dgm:pt>
+    <dgm:pt modelId="{F56F793B-D1E0-476A-AFC6-2E29FEF60218}" type="pres">
+      <dgm:prSet presAssocID="{4355F868-4B60-4565-B9E1-55A6FF8BCEDA}" presName="hierRoot1" presStyleCnt="0">
+        <dgm:presLayoutVars>
+          <dgm:hierBranch val="init"/>
+        </dgm:presLayoutVars>
+      </dgm:prSet>
+      <dgm:spPr/>
+    </dgm:pt>
+    <dgm:pt modelId="{4D8616B8-4A37-4313-9E33-12F2A0DCCC34}" type="pres">
+      <dgm:prSet presAssocID="{4355F868-4B60-4565-B9E1-55A6FF8BCEDA}" presName="rootComposite1" presStyleCnt="0"/>
+      <dgm:spPr/>
+    </dgm:pt>
+    <dgm:pt modelId="{A9CF2A7E-1558-40C6-9B5D-744AE31C0964}" type="pres">
+      <dgm:prSet presAssocID="{4355F868-4B60-4565-B9E1-55A6FF8BCEDA}" presName="rootText1" presStyleLbl="node0" presStyleIdx="0" presStyleCnt="1">
+        <dgm:presLayoutVars>
+          <dgm:chPref val="3"/>
+        </dgm:presLayoutVars>
+      </dgm:prSet>
+      <dgm:spPr/>
+    </dgm:pt>
+    <dgm:pt modelId="{CE6F1AF3-0179-43EF-9B70-1C929EB27D83}" type="pres">
+      <dgm:prSet presAssocID="{4355F868-4B60-4565-B9E1-55A6FF8BCEDA}" presName="rootConnector1" presStyleLbl="node1" presStyleIdx="0" presStyleCnt="0"/>
+      <dgm:spPr/>
+    </dgm:pt>
+    <dgm:pt modelId="{91F97832-A79A-41EE-915D-0A32BC0A68B1}" type="pres">
+      <dgm:prSet presAssocID="{4355F868-4B60-4565-B9E1-55A6FF8BCEDA}" presName="hierChild2" presStyleCnt="0"/>
+      <dgm:spPr/>
+    </dgm:pt>
+    <dgm:pt modelId="{F7F3389F-552B-4FB8-AA2C-23966B1FAFF6}" type="pres">
+      <dgm:prSet presAssocID="{B751BB31-F2CE-4979-B9AB-C58BF26C5B37}" presName="Name37" presStyleLbl="parChTrans1D2" presStyleIdx="0" presStyleCnt="2"/>
+      <dgm:spPr/>
+    </dgm:pt>
+    <dgm:pt modelId="{844F9A68-AE9A-4F86-ACB7-49D953E4AC64}" type="pres">
+      <dgm:prSet presAssocID="{56AEE523-F433-451B-A6CB-80D6FF2A6F1B}" presName="hierRoot2" presStyleCnt="0">
+        <dgm:presLayoutVars>
+          <dgm:hierBranch val="init"/>
+        </dgm:presLayoutVars>
+      </dgm:prSet>
+      <dgm:spPr/>
+    </dgm:pt>
+    <dgm:pt modelId="{DBA6DA9E-1935-470C-B934-A68F729C8669}" type="pres">
+      <dgm:prSet presAssocID="{56AEE523-F433-451B-A6CB-80D6FF2A6F1B}" presName="rootComposite" presStyleCnt="0"/>
+      <dgm:spPr/>
+    </dgm:pt>
+    <dgm:pt modelId="{F2FE37E2-B6F8-4B81-9786-91440A19DF10}" type="pres">
+      <dgm:prSet presAssocID="{56AEE523-F433-451B-A6CB-80D6FF2A6F1B}" presName="rootText" presStyleLbl="node2" presStyleIdx="0" presStyleCnt="2">
+        <dgm:presLayoutVars>
+          <dgm:chPref val="3"/>
+        </dgm:presLayoutVars>
+      </dgm:prSet>
+      <dgm:spPr/>
+    </dgm:pt>
+    <dgm:pt modelId="{41BADD31-2D94-4549-BAB5-5A27BB2113BC}" type="pres">
+      <dgm:prSet presAssocID="{56AEE523-F433-451B-A6CB-80D6FF2A6F1B}" presName="rootConnector" presStyleLbl="node2" presStyleIdx="0" presStyleCnt="2"/>
+      <dgm:spPr/>
+    </dgm:pt>
+    <dgm:pt modelId="{F3949ED0-31BE-49E9-A51A-970292F597EA}" type="pres">
+      <dgm:prSet presAssocID="{56AEE523-F433-451B-A6CB-80D6FF2A6F1B}" presName="hierChild4" presStyleCnt="0"/>
+      <dgm:spPr/>
+    </dgm:pt>
+    <dgm:pt modelId="{49C9EDFB-8288-44D2-9403-218026C83787}" type="pres">
+      <dgm:prSet presAssocID="{D028958C-83C4-4114-861F-1F671942BBCA}" presName="Name37" presStyleLbl="parChTrans1D3" presStyleIdx="0" presStyleCnt="4"/>
+      <dgm:spPr/>
+    </dgm:pt>
+    <dgm:pt modelId="{A7F25C29-E8F3-4C8F-8852-013E14DE91A8}" type="pres">
+      <dgm:prSet presAssocID="{5CFC2C88-DC06-4CBD-BAB0-A6D1CC07AE8D}" presName="hierRoot2" presStyleCnt="0">
+        <dgm:presLayoutVars>
+          <dgm:hierBranch val="init"/>
+        </dgm:presLayoutVars>
+      </dgm:prSet>
+      <dgm:spPr/>
+    </dgm:pt>
+    <dgm:pt modelId="{E133D6BF-6B48-479B-97CE-9CD78035380F}" type="pres">
+      <dgm:prSet presAssocID="{5CFC2C88-DC06-4CBD-BAB0-A6D1CC07AE8D}" presName="rootComposite" presStyleCnt="0"/>
+      <dgm:spPr/>
+    </dgm:pt>
+    <dgm:pt modelId="{B95F541F-5330-46E3-8B8D-B760BB90DDF0}" type="pres">
+      <dgm:prSet presAssocID="{5CFC2C88-DC06-4CBD-BAB0-A6D1CC07AE8D}" presName="rootText" presStyleLbl="node3" presStyleIdx="0" presStyleCnt="4">
+        <dgm:presLayoutVars>
+          <dgm:chPref val="3"/>
+        </dgm:presLayoutVars>
+      </dgm:prSet>
+      <dgm:spPr/>
+    </dgm:pt>
+    <dgm:pt modelId="{B086E91B-0DBD-492B-A051-7BC4E01D1469}" type="pres">
+      <dgm:prSet presAssocID="{5CFC2C88-DC06-4CBD-BAB0-A6D1CC07AE8D}" presName="rootConnector" presStyleLbl="node3" presStyleIdx="0" presStyleCnt="4"/>
+      <dgm:spPr/>
+    </dgm:pt>
+    <dgm:pt modelId="{9367EB4C-3D6F-498C-8772-D804F66189E5}" type="pres">
+      <dgm:prSet presAssocID="{5CFC2C88-DC06-4CBD-BAB0-A6D1CC07AE8D}" presName="hierChild4" presStyleCnt="0"/>
+      <dgm:spPr/>
+    </dgm:pt>
+    <dgm:pt modelId="{D1FC31E8-695A-4025-9528-647604CFB73F}" type="pres">
+      <dgm:prSet presAssocID="{5CFC2C88-DC06-4CBD-BAB0-A6D1CC07AE8D}" presName="hierChild5" presStyleCnt="0"/>
+      <dgm:spPr/>
+    </dgm:pt>
+    <dgm:pt modelId="{3C8C103A-63DB-446F-836B-5D388BA7AA28}" type="pres">
+      <dgm:prSet presAssocID="{BB226B71-4A71-4949-837E-15ABA8B0C135}" presName="Name37" presStyleLbl="parChTrans1D3" presStyleIdx="1" presStyleCnt="4"/>
+      <dgm:spPr/>
+    </dgm:pt>
+    <dgm:pt modelId="{960E239D-6F3C-4149-9E2B-2078E0AEB546}" type="pres">
+      <dgm:prSet presAssocID="{96BB5DAF-B217-40AB-A4FE-7DC01281124B}" presName="hierRoot2" presStyleCnt="0">
+        <dgm:presLayoutVars>
+          <dgm:hierBranch val="init"/>
+        </dgm:presLayoutVars>
+      </dgm:prSet>
+      <dgm:spPr/>
+    </dgm:pt>
+    <dgm:pt modelId="{BA9DE1A1-3D91-4099-A3F4-332F4B149886}" type="pres">
+      <dgm:prSet presAssocID="{96BB5DAF-B217-40AB-A4FE-7DC01281124B}" presName="rootComposite" presStyleCnt="0"/>
+      <dgm:spPr/>
+    </dgm:pt>
+    <dgm:pt modelId="{B2B5C53D-E02F-4EEE-A540-D6CAACCF7C89}" type="pres">
+      <dgm:prSet presAssocID="{96BB5DAF-B217-40AB-A4FE-7DC01281124B}" presName="rootText" presStyleLbl="node3" presStyleIdx="1" presStyleCnt="4">
+        <dgm:presLayoutVars>
+          <dgm:chPref val="3"/>
+        </dgm:presLayoutVars>
+      </dgm:prSet>
+      <dgm:spPr/>
+    </dgm:pt>
+    <dgm:pt modelId="{444DE651-78B1-47E1-87E5-1345D5A0D975}" type="pres">
+      <dgm:prSet presAssocID="{96BB5DAF-B217-40AB-A4FE-7DC01281124B}" presName="rootConnector" presStyleLbl="node3" presStyleIdx="1" presStyleCnt="4"/>
+      <dgm:spPr/>
+    </dgm:pt>
+    <dgm:pt modelId="{5208CD15-CC11-4D82-8354-A8F6FC343D7D}" type="pres">
+      <dgm:prSet presAssocID="{96BB5DAF-B217-40AB-A4FE-7DC01281124B}" presName="hierChild4" presStyleCnt="0"/>
+      <dgm:spPr/>
+    </dgm:pt>
+    <dgm:pt modelId="{19EAF7C5-BEFB-4232-B8D6-4AF7D2431EA4}" type="pres">
+      <dgm:prSet presAssocID="{96BB5DAF-B217-40AB-A4FE-7DC01281124B}" presName="hierChild5" presStyleCnt="0"/>
+      <dgm:spPr/>
+    </dgm:pt>
+    <dgm:pt modelId="{BE06BD16-2388-4514-8516-5ED5C9298407}" type="pres">
+      <dgm:prSet presAssocID="{56AEE523-F433-451B-A6CB-80D6FF2A6F1B}" presName="hierChild5" presStyleCnt="0"/>
+      <dgm:spPr/>
+    </dgm:pt>
+    <dgm:pt modelId="{311B2BDA-6E67-445D-B317-B74FAD083AF5}" type="pres">
+      <dgm:prSet presAssocID="{77E61CB3-9763-4163-82BD-D931954A5C92}" presName="Name37" presStyleLbl="parChTrans1D2" presStyleIdx="1" presStyleCnt="2"/>
+      <dgm:spPr/>
+    </dgm:pt>
+    <dgm:pt modelId="{32E17F1F-AA20-41F5-A026-F5432C4F1DA0}" type="pres">
+      <dgm:prSet presAssocID="{38186271-C199-40A3-B45E-6284D8B46BC6}" presName="hierRoot2" presStyleCnt="0">
+        <dgm:presLayoutVars>
+          <dgm:hierBranch val="init"/>
+        </dgm:presLayoutVars>
+      </dgm:prSet>
+      <dgm:spPr/>
+    </dgm:pt>
+    <dgm:pt modelId="{D893D89E-A598-40E8-AEAF-A60664088D37}" type="pres">
+      <dgm:prSet presAssocID="{38186271-C199-40A3-B45E-6284D8B46BC6}" presName="rootComposite" presStyleCnt="0"/>
+      <dgm:spPr/>
+    </dgm:pt>
+    <dgm:pt modelId="{30E30329-0EE6-4111-8959-45FB7C4CEFD5}" type="pres">
+      <dgm:prSet presAssocID="{38186271-C199-40A3-B45E-6284D8B46BC6}" presName="rootText" presStyleLbl="node2" presStyleIdx="1" presStyleCnt="2">
+        <dgm:presLayoutVars>
+          <dgm:chPref val="3"/>
+        </dgm:presLayoutVars>
+      </dgm:prSet>
+      <dgm:spPr/>
+    </dgm:pt>
+    <dgm:pt modelId="{04C3CCF7-6500-49A4-9F6C-3FCA6E968957}" type="pres">
+      <dgm:prSet presAssocID="{38186271-C199-40A3-B45E-6284D8B46BC6}" presName="rootConnector" presStyleLbl="node2" presStyleIdx="1" presStyleCnt="2"/>
+      <dgm:spPr/>
+    </dgm:pt>
+    <dgm:pt modelId="{F251AE95-E8E9-4742-9FFD-0C40F36EFB28}" type="pres">
+      <dgm:prSet presAssocID="{38186271-C199-40A3-B45E-6284D8B46BC6}" presName="hierChild4" presStyleCnt="0"/>
+      <dgm:spPr/>
+    </dgm:pt>
+    <dgm:pt modelId="{EFCCE5E2-1F5B-4D91-9D74-708978B99E3E}" type="pres">
+      <dgm:prSet presAssocID="{2FFA7C54-F7F1-4F9B-B5C7-FEACC4DD6C8B}" presName="Name37" presStyleLbl="parChTrans1D3" presStyleIdx="2" presStyleCnt="4"/>
+      <dgm:spPr/>
+    </dgm:pt>
+    <dgm:pt modelId="{36695A33-66E2-4944-8286-406F1E298C55}" type="pres">
+      <dgm:prSet presAssocID="{E32FAFFE-185B-41F6-8CDB-D9ECEFBA3350}" presName="hierRoot2" presStyleCnt="0">
+        <dgm:presLayoutVars>
+          <dgm:hierBranch val="init"/>
+        </dgm:presLayoutVars>
+      </dgm:prSet>
+      <dgm:spPr/>
+    </dgm:pt>
+    <dgm:pt modelId="{61CD77A7-606A-40E1-BFD1-47C9C85FE6C7}" type="pres">
+      <dgm:prSet presAssocID="{E32FAFFE-185B-41F6-8CDB-D9ECEFBA3350}" presName="rootComposite" presStyleCnt="0"/>
+      <dgm:spPr/>
+    </dgm:pt>
+    <dgm:pt modelId="{904E1D79-80F2-4C63-AB3C-263AE274F351}" type="pres">
+      <dgm:prSet presAssocID="{E32FAFFE-185B-41F6-8CDB-D9ECEFBA3350}" presName="rootText" presStyleLbl="node3" presStyleIdx="2" presStyleCnt="4">
+        <dgm:presLayoutVars>
+          <dgm:chPref val="3"/>
+        </dgm:presLayoutVars>
+      </dgm:prSet>
+      <dgm:spPr/>
+    </dgm:pt>
+    <dgm:pt modelId="{3CA774C4-8C61-4EF6-9A78-6EC2369CBB85}" type="pres">
+      <dgm:prSet presAssocID="{E32FAFFE-185B-41F6-8CDB-D9ECEFBA3350}" presName="rootConnector" presStyleLbl="node3" presStyleIdx="2" presStyleCnt="4"/>
+      <dgm:spPr/>
+    </dgm:pt>
+    <dgm:pt modelId="{3263305A-9329-47A4-B374-B9DF8E9DFDC7}" type="pres">
+      <dgm:prSet presAssocID="{E32FAFFE-185B-41F6-8CDB-D9ECEFBA3350}" presName="hierChild4" presStyleCnt="0"/>
+      <dgm:spPr/>
+    </dgm:pt>
+    <dgm:pt modelId="{AD48C49F-4E61-439C-A736-693AED570E33}" type="pres">
+      <dgm:prSet presAssocID="{E32FAFFE-185B-41F6-8CDB-D9ECEFBA3350}" presName="hierChild5" presStyleCnt="0"/>
+      <dgm:spPr/>
+    </dgm:pt>
+    <dgm:pt modelId="{D98C32AF-C89B-4D79-9F04-D507E7DBE13D}" type="pres">
+      <dgm:prSet presAssocID="{35E7648E-A356-4C2E-8FE9-9D0D627AFFB0}" presName="Name37" presStyleLbl="parChTrans1D3" presStyleIdx="3" presStyleCnt="4"/>
+      <dgm:spPr/>
+    </dgm:pt>
+    <dgm:pt modelId="{F651E740-24EE-4576-95AB-80B995759ED6}" type="pres">
+      <dgm:prSet presAssocID="{40E050A2-7BFF-48BF-A337-FC492FEB7A31}" presName="hierRoot2" presStyleCnt="0">
+        <dgm:presLayoutVars>
+          <dgm:hierBranch val="init"/>
+        </dgm:presLayoutVars>
+      </dgm:prSet>
+      <dgm:spPr/>
+    </dgm:pt>
+    <dgm:pt modelId="{85A2A3DF-872D-4F43-8E04-6218254B3F14}" type="pres">
+      <dgm:prSet presAssocID="{40E050A2-7BFF-48BF-A337-FC492FEB7A31}" presName="rootComposite" presStyleCnt="0"/>
+      <dgm:spPr/>
+    </dgm:pt>
+    <dgm:pt modelId="{946ED5DC-6A2D-44C4-A208-DA7734A2C85A}" type="pres">
+      <dgm:prSet presAssocID="{40E050A2-7BFF-48BF-A337-FC492FEB7A31}" presName="rootText" presStyleLbl="node3" presStyleIdx="3" presStyleCnt="4">
+        <dgm:presLayoutVars>
+          <dgm:chPref val="3"/>
+        </dgm:presLayoutVars>
+      </dgm:prSet>
+      <dgm:spPr/>
+    </dgm:pt>
+    <dgm:pt modelId="{06C6630E-9DC7-4C5B-8D4C-EA09CE34D6C6}" type="pres">
+      <dgm:prSet presAssocID="{40E050A2-7BFF-48BF-A337-FC492FEB7A31}" presName="rootConnector" presStyleLbl="node3" presStyleIdx="3" presStyleCnt="4"/>
+      <dgm:spPr/>
+    </dgm:pt>
+    <dgm:pt modelId="{75192E06-BD89-46E1-9561-CF163A6C2452}" type="pres">
+      <dgm:prSet presAssocID="{40E050A2-7BFF-48BF-A337-FC492FEB7A31}" presName="hierChild4" presStyleCnt="0"/>
+      <dgm:spPr/>
+    </dgm:pt>
+    <dgm:pt modelId="{CBDEEC48-DB40-41C7-81CE-84170E8C2ED1}" type="pres">
+      <dgm:prSet presAssocID="{40E050A2-7BFF-48BF-A337-FC492FEB7A31}" presName="hierChild5" presStyleCnt="0"/>
+      <dgm:spPr/>
+    </dgm:pt>
+    <dgm:pt modelId="{2E926F7C-015C-44AD-A0E7-A24A553BD150}" type="pres">
+      <dgm:prSet presAssocID="{38186271-C199-40A3-B45E-6284D8B46BC6}" presName="hierChild5" presStyleCnt="0"/>
+      <dgm:spPr/>
+    </dgm:pt>
+    <dgm:pt modelId="{D43DD4D1-97FE-49F7-9C8B-4F66B5F5F76C}" type="pres">
+      <dgm:prSet presAssocID="{4355F868-4B60-4565-B9E1-55A6FF8BCEDA}" presName="hierChild3" presStyleCnt="0"/>
+      <dgm:spPr/>
+    </dgm:pt>
+  </dgm:ptLst>
+  <dgm:cxnLst>
+    <dgm:cxn modelId="{5628AE0C-5915-4722-A514-7879DFD2D5AB}" type="presOf" srcId="{E32FAFFE-185B-41F6-8CDB-D9ECEFBA3350}" destId="{904E1D79-80F2-4C63-AB3C-263AE274F351}" srcOrd="0" destOrd="0" presId="urn:microsoft.com/office/officeart/2005/8/layout/orgChart1"/>
+    <dgm:cxn modelId="{EEDDDD1D-4884-413E-93F6-5E2A7AA07E45}" srcId="{4355F868-4B60-4565-B9E1-55A6FF8BCEDA}" destId="{38186271-C199-40A3-B45E-6284D8B46BC6}" srcOrd="1" destOrd="0" parTransId="{77E61CB3-9763-4163-82BD-D931954A5C92}" sibTransId="{06A9B969-B65C-4EE4-9437-B37DB4BED53D}"/>
+    <dgm:cxn modelId="{35DC2435-640E-4CC4-8DB1-AF3A30F46F04}" type="presOf" srcId="{4355F868-4B60-4565-B9E1-55A6FF8BCEDA}" destId="{A9CF2A7E-1558-40C6-9B5D-744AE31C0964}" srcOrd="0" destOrd="0" presId="urn:microsoft.com/office/officeart/2005/8/layout/orgChart1"/>
+    <dgm:cxn modelId="{A9798535-7226-4E2A-B46A-22F42340DDB9}" type="presOf" srcId="{B751BB31-F2CE-4979-B9AB-C58BF26C5B37}" destId="{F7F3389F-552B-4FB8-AA2C-23966B1FAFF6}" srcOrd="0" destOrd="0" presId="urn:microsoft.com/office/officeart/2005/8/layout/orgChart1"/>
+    <dgm:cxn modelId="{D0D7C138-5B46-4868-8222-A7BCDF671A46}" type="presOf" srcId="{5CFC2C88-DC06-4CBD-BAB0-A6D1CC07AE8D}" destId="{B95F541F-5330-46E3-8B8D-B760BB90DDF0}" srcOrd="0" destOrd="0" presId="urn:microsoft.com/office/officeart/2005/8/layout/orgChart1"/>
+    <dgm:cxn modelId="{296F043B-3405-47A9-9584-3A5EB933FB58}" srcId="{38186271-C199-40A3-B45E-6284D8B46BC6}" destId="{40E050A2-7BFF-48BF-A337-FC492FEB7A31}" srcOrd="1" destOrd="0" parTransId="{35E7648E-A356-4C2E-8FE9-9D0D627AFFB0}" sibTransId="{514E13DC-EB2D-47C1-B625-8353CC9DE743}"/>
+    <dgm:cxn modelId="{6F5FB93C-6B1F-4DEB-A3E7-46156B6F8D6B}" srcId="{56AEE523-F433-451B-A6CB-80D6FF2A6F1B}" destId="{96BB5DAF-B217-40AB-A4FE-7DC01281124B}" srcOrd="1" destOrd="0" parTransId="{BB226B71-4A71-4949-837E-15ABA8B0C135}" sibTransId="{495E0097-5B72-4194-8A4F-15906DC1D4D3}"/>
+    <dgm:cxn modelId="{6520BF64-4DA8-4C6E-A8EA-8055BE9F759A}" type="presOf" srcId="{96BB5DAF-B217-40AB-A4FE-7DC01281124B}" destId="{444DE651-78B1-47E1-87E5-1345D5A0D975}" srcOrd="1" destOrd="0" presId="urn:microsoft.com/office/officeart/2005/8/layout/orgChart1"/>
+    <dgm:cxn modelId="{377CD846-7A3A-403E-B805-188F912AE3B2}" type="presOf" srcId="{40E050A2-7BFF-48BF-A337-FC492FEB7A31}" destId="{946ED5DC-6A2D-44C4-A208-DA7734A2C85A}" srcOrd="0" destOrd="0" presId="urn:microsoft.com/office/officeart/2005/8/layout/orgChart1"/>
+    <dgm:cxn modelId="{D4E8244C-9CA4-43F0-9234-2360CA899137}" type="presOf" srcId="{E32FAFFE-185B-41F6-8CDB-D9ECEFBA3350}" destId="{3CA774C4-8C61-4EF6-9A78-6EC2369CBB85}" srcOrd="1" destOrd="0" presId="urn:microsoft.com/office/officeart/2005/8/layout/orgChart1"/>
+    <dgm:cxn modelId="{BB99534D-048E-447F-BDB1-B18827F1EDB2}" srcId="{56AEE523-F433-451B-A6CB-80D6FF2A6F1B}" destId="{5CFC2C88-DC06-4CBD-BAB0-A6D1CC07AE8D}" srcOrd="0" destOrd="0" parTransId="{D028958C-83C4-4114-861F-1F671942BBCA}" sibTransId="{28CC4BEF-1607-4612-9523-8E298E38698B}"/>
+    <dgm:cxn modelId="{0FA1194E-9476-409D-B72E-B8C12685E029}" type="presOf" srcId="{56AEE523-F433-451B-A6CB-80D6FF2A6F1B}" destId="{41BADD31-2D94-4549-BAB5-5A27BB2113BC}" srcOrd="1" destOrd="0" presId="urn:microsoft.com/office/officeart/2005/8/layout/orgChart1"/>
+    <dgm:cxn modelId="{DA97D96F-7261-47FE-8DF7-808D43F3DB2F}" type="presOf" srcId="{96BB5DAF-B217-40AB-A4FE-7DC01281124B}" destId="{B2B5C53D-E02F-4EEE-A540-D6CAACCF7C89}" srcOrd="0" destOrd="0" presId="urn:microsoft.com/office/officeart/2005/8/layout/orgChart1"/>
+    <dgm:cxn modelId="{5D46E659-C8AD-4695-8266-DD3695851A2B}" type="presOf" srcId="{446F447F-5EF9-4456-88FA-A4D0D91C9C0D}" destId="{2E7B311E-4755-4E41-AED4-A577CA6FBCFF}" srcOrd="0" destOrd="0" presId="urn:microsoft.com/office/officeart/2005/8/layout/orgChart1"/>
+    <dgm:cxn modelId="{6C307D83-ABB5-49E4-B7F3-0713890EB805}" type="presOf" srcId="{35E7648E-A356-4C2E-8FE9-9D0D627AFFB0}" destId="{D98C32AF-C89B-4D79-9F04-D507E7DBE13D}" srcOrd="0" destOrd="0" presId="urn:microsoft.com/office/officeart/2005/8/layout/orgChart1"/>
+    <dgm:cxn modelId="{81B62988-A3EF-4C34-8CCF-0936EA5494AD}" type="presOf" srcId="{4355F868-4B60-4565-B9E1-55A6FF8BCEDA}" destId="{CE6F1AF3-0179-43EF-9B70-1C929EB27D83}" srcOrd="1" destOrd="0" presId="urn:microsoft.com/office/officeart/2005/8/layout/orgChart1"/>
+    <dgm:cxn modelId="{33AD1D92-4A30-4376-B770-8F5781A317FA}" type="presOf" srcId="{38186271-C199-40A3-B45E-6284D8B46BC6}" destId="{04C3CCF7-6500-49A4-9F6C-3FCA6E968957}" srcOrd="1" destOrd="0" presId="urn:microsoft.com/office/officeart/2005/8/layout/orgChart1"/>
+    <dgm:cxn modelId="{AEF55292-616F-48A9-B45C-672A353B872C}" type="presOf" srcId="{38186271-C199-40A3-B45E-6284D8B46BC6}" destId="{30E30329-0EE6-4111-8959-45FB7C4CEFD5}" srcOrd="0" destOrd="0" presId="urn:microsoft.com/office/officeart/2005/8/layout/orgChart1"/>
+    <dgm:cxn modelId="{A50DBFAA-2FE3-4E71-97BE-45BF430F5C0C}" srcId="{4355F868-4B60-4565-B9E1-55A6FF8BCEDA}" destId="{56AEE523-F433-451B-A6CB-80D6FF2A6F1B}" srcOrd="0" destOrd="0" parTransId="{B751BB31-F2CE-4979-B9AB-C58BF26C5B37}" sibTransId="{671818A0-8243-4C2F-B59A-5C5776EF2A26}"/>
+    <dgm:cxn modelId="{B9E7ADAE-B7C4-4D23-AA6D-544EFFCBF5C7}" type="presOf" srcId="{5CFC2C88-DC06-4CBD-BAB0-A6D1CC07AE8D}" destId="{B086E91B-0DBD-492B-A051-7BC4E01D1469}" srcOrd="1" destOrd="0" presId="urn:microsoft.com/office/officeart/2005/8/layout/orgChart1"/>
+    <dgm:cxn modelId="{3CFD9CB9-010F-4557-BFBB-E782AF8D2E7F}" type="presOf" srcId="{BB226B71-4A71-4949-837E-15ABA8B0C135}" destId="{3C8C103A-63DB-446F-836B-5D388BA7AA28}" srcOrd="0" destOrd="0" presId="urn:microsoft.com/office/officeart/2005/8/layout/orgChart1"/>
+    <dgm:cxn modelId="{1FCB88C1-B84C-4A31-A24A-D1483F66B644}" type="presOf" srcId="{D028958C-83C4-4114-861F-1F671942BBCA}" destId="{49C9EDFB-8288-44D2-9403-218026C83787}" srcOrd="0" destOrd="0" presId="urn:microsoft.com/office/officeart/2005/8/layout/orgChart1"/>
+    <dgm:cxn modelId="{416045C9-20F9-45A5-9096-8B7BE39E0043}" type="presOf" srcId="{77E61CB3-9763-4163-82BD-D931954A5C92}" destId="{311B2BDA-6E67-445D-B317-B74FAD083AF5}" srcOrd="0" destOrd="0" presId="urn:microsoft.com/office/officeart/2005/8/layout/orgChart1"/>
+    <dgm:cxn modelId="{4B642ECA-033F-4598-89B0-1A7CE22687B9}" srcId="{38186271-C199-40A3-B45E-6284D8B46BC6}" destId="{E32FAFFE-185B-41F6-8CDB-D9ECEFBA3350}" srcOrd="0" destOrd="0" parTransId="{2FFA7C54-F7F1-4F9B-B5C7-FEACC4DD6C8B}" sibTransId="{8A24BC65-48CA-4DDF-9A92-1FCF00D21404}"/>
+    <dgm:cxn modelId="{9C7B18D6-C3E2-412F-A447-20EC09A3EC1B}" type="presOf" srcId="{2FFA7C54-F7F1-4F9B-B5C7-FEACC4DD6C8B}" destId="{EFCCE5E2-1F5B-4D91-9D74-708978B99E3E}" srcOrd="0" destOrd="0" presId="urn:microsoft.com/office/officeart/2005/8/layout/orgChart1"/>
+    <dgm:cxn modelId="{9A8A4CE1-5781-41EF-9714-5719B6A5AF09}" type="presOf" srcId="{40E050A2-7BFF-48BF-A337-FC492FEB7A31}" destId="{06C6630E-9DC7-4C5B-8D4C-EA09CE34D6C6}" srcOrd="1" destOrd="0" presId="urn:microsoft.com/office/officeart/2005/8/layout/orgChart1"/>
+    <dgm:cxn modelId="{808E4EE4-3E7E-404E-AAAA-A79B9777C06C}" type="presOf" srcId="{56AEE523-F433-451B-A6CB-80D6FF2A6F1B}" destId="{F2FE37E2-B6F8-4B81-9786-91440A19DF10}" srcOrd="0" destOrd="0" presId="urn:microsoft.com/office/officeart/2005/8/layout/orgChart1"/>
+    <dgm:cxn modelId="{607339F4-0431-4E23-A9E9-1CB14BE7BC50}" srcId="{446F447F-5EF9-4456-88FA-A4D0D91C9C0D}" destId="{4355F868-4B60-4565-B9E1-55A6FF8BCEDA}" srcOrd="0" destOrd="0" parTransId="{0F9FF364-A59A-4040-982D-06295820A945}" sibTransId="{C77FA06A-832F-4498-9D61-74552B9CF57B}"/>
+    <dgm:cxn modelId="{902FB092-3F62-4C7A-8143-737048D61DDD}" type="presParOf" srcId="{2E7B311E-4755-4E41-AED4-A577CA6FBCFF}" destId="{F56F793B-D1E0-476A-AFC6-2E29FEF60218}" srcOrd="0" destOrd="0" presId="urn:microsoft.com/office/officeart/2005/8/layout/orgChart1"/>
+    <dgm:cxn modelId="{DA060162-9B98-462D-B634-025C7936E7D2}" type="presParOf" srcId="{F56F793B-D1E0-476A-AFC6-2E29FEF60218}" destId="{4D8616B8-4A37-4313-9E33-12F2A0DCCC34}" srcOrd="0" destOrd="0" presId="urn:microsoft.com/office/officeart/2005/8/layout/orgChart1"/>
+    <dgm:cxn modelId="{3B54A084-1584-4604-A07D-7B208DA064CF}" type="presParOf" srcId="{4D8616B8-4A37-4313-9E33-12F2A0DCCC34}" destId="{A9CF2A7E-1558-40C6-9B5D-744AE31C0964}" srcOrd="0" destOrd="0" presId="urn:microsoft.com/office/officeart/2005/8/layout/orgChart1"/>
+    <dgm:cxn modelId="{B3985F56-B935-4876-B981-458F38C965F6}" type="presParOf" srcId="{4D8616B8-4A37-4313-9E33-12F2A0DCCC34}" destId="{CE6F1AF3-0179-43EF-9B70-1C929EB27D83}" srcOrd="1" destOrd="0" presId="urn:microsoft.com/office/officeart/2005/8/layout/orgChart1"/>
+    <dgm:cxn modelId="{0E6FEB41-02E5-48F9-8B29-C1FB0DC55C3F}" type="presParOf" srcId="{F56F793B-D1E0-476A-AFC6-2E29FEF60218}" destId="{91F97832-A79A-41EE-915D-0A32BC0A68B1}" srcOrd="1" destOrd="0" presId="urn:microsoft.com/office/officeart/2005/8/layout/orgChart1"/>
+    <dgm:cxn modelId="{C1E93DA8-D4C3-456C-BE73-7B1A6F142EA9}" type="presParOf" srcId="{91F97832-A79A-41EE-915D-0A32BC0A68B1}" destId="{F7F3389F-552B-4FB8-AA2C-23966B1FAFF6}" srcOrd="0" destOrd="0" presId="urn:microsoft.com/office/officeart/2005/8/layout/orgChart1"/>
+    <dgm:cxn modelId="{BE8035E3-5237-4387-9A90-D042ED7EE1D6}" type="presParOf" srcId="{91F97832-A79A-41EE-915D-0A32BC0A68B1}" destId="{844F9A68-AE9A-4F86-ACB7-49D953E4AC64}" srcOrd="1" destOrd="0" presId="urn:microsoft.com/office/officeart/2005/8/layout/orgChart1"/>
+    <dgm:cxn modelId="{7659EC22-0FBC-444A-9F7F-943E6F4AA32D}" type="presParOf" srcId="{844F9A68-AE9A-4F86-ACB7-49D953E4AC64}" destId="{DBA6DA9E-1935-470C-B934-A68F729C8669}" srcOrd="0" destOrd="0" presId="urn:microsoft.com/office/officeart/2005/8/layout/orgChart1"/>
+    <dgm:cxn modelId="{DF572CAA-7F65-401F-9EDF-BE0CEC296947}" type="presParOf" srcId="{DBA6DA9E-1935-470C-B934-A68F729C8669}" destId="{F2FE37E2-B6F8-4B81-9786-91440A19DF10}" srcOrd="0" destOrd="0" presId="urn:microsoft.com/office/officeart/2005/8/layout/orgChart1"/>
+    <dgm:cxn modelId="{AB53AD23-5566-45DC-9315-F71BA9C976A5}" type="presParOf" srcId="{DBA6DA9E-1935-470C-B934-A68F729C8669}" destId="{41BADD31-2D94-4549-BAB5-5A27BB2113BC}" srcOrd="1" destOrd="0" presId="urn:microsoft.com/office/officeart/2005/8/layout/orgChart1"/>
+    <dgm:cxn modelId="{57962A43-00D0-49B7-992E-594B0EBFC01A}" type="presParOf" srcId="{844F9A68-AE9A-4F86-ACB7-49D953E4AC64}" destId="{F3949ED0-31BE-49E9-A51A-970292F597EA}" srcOrd="1" destOrd="0" presId="urn:microsoft.com/office/officeart/2005/8/layout/orgChart1"/>
+    <dgm:cxn modelId="{733F1852-2679-43F3-A600-B7A0C812CAC5}" type="presParOf" srcId="{F3949ED0-31BE-49E9-A51A-970292F597EA}" destId="{49C9EDFB-8288-44D2-9403-218026C83787}" srcOrd="0" destOrd="0" presId="urn:microsoft.com/office/officeart/2005/8/layout/orgChart1"/>
+    <dgm:cxn modelId="{6CFDA6F1-DAC4-4909-A17F-FB7CF162B7A6}" type="presParOf" srcId="{F3949ED0-31BE-49E9-A51A-970292F597EA}" destId="{A7F25C29-E8F3-4C8F-8852-013E14DE91A8}" srcOrd="1" destOrd="0" presId="urn:microsoft.com/office/officeart/2005/8/layout/orgChart1"/>
+    <dgm:cxn modelId="{AC127F49-CC2A-4B68-A716-345F9CB14D12}" type="presParOf" srcId="{A7F25C29-E8F3-4C8F-8852-013E14DE91A8}" destId="{E133D6BF-6B48-479B-97CE-9CD78035380F}" srcOrd="0" destOrd="0" presId="urn:microsoft.com/office/officeart/2005/8/layout/orgChart1"/>
+    <dgm:cxn modelId="{4F6B9F1B-4472-410D-9B60-52D151492FCD}" type="presParOf" srcId="{E133D6BF-6B48-479B-97CE-9CD78035380F}" destId="{B95F541F-5330-46E3-8B8D-B760BB90DDF0}" srcOrd="0" destOrd="0" presId="urn:microsoft.com/office/officeart/2005/8/layout/orgChart1"/>
+    <dgm:cxn modelId="{F2C9CF0F-E024-4149-BC58-97D6ADA6C7C8}" type="presParOf" srcId="{E133D6BF-6B48-479B-97CE-9CD78035380F}" destId="{B086E91B-0DBD-492B-A051-7BC4E01D1469}" srcOrd="1" destOrd="0" presId="urn:microsoft.com/office/officeart/2005/8/layout/orgChart1"/>
+    <dgm:cxn modelId="{FEF233BB-0D2E-4B08-930C-D54BFE9DE9A3}" type="presParOf" srcId="{A7F25C29-E8F3-4C8F-8852-013E14DE91A8}" destId="{9367EB4C-3D6F-498C-8772-D804F66189E5}" srcOrd="1" destOrd="0" presId="urn:microsoft.com/office/officeart/2005/8/layout/orgChart1"/>
+    <dgm:cxn modelId="{382E75BB-997E-4C98-A56D-7B2F3E464A8A}" type="presParOf" srcId="{A7F25C29-E8F3-4C8F-8852-013E14DE91A8}" destId="{D1FC31E8-695A-4025-9528-647604CFB73F}" srcOrd="2" destOrd="0" presId="urn:microsoft.com/office/officeart/2005/8/layout/orgChart1"/>
+    <dgm:cxn modelId="{67D429C0-1A52-46E1-B347-A81D3AF3073F}" type="presParOf" srcId="{F3949ED0-31BE-49E9-A51A-970292F597EA}" destId="{3C8C103A-63DB-446F-836B-5D388BA7AA28}" srcOrd="2" destOrd="0" presId="urn:microsoft.com/office/officeart/2005/8/layout/orgChart1"/>
+    <dgm:cxn modelId="{B67D4964-E085-4ADC-A0D9-422A27F1347E}" type="presParOf" srcId="{F3949ED0-31BE-49E9-A51A-970292F597EA}" destId="{960E239D-6F3C-4149-9E2B-2078E0AEB546}" srcOrd="3" destOrd="0" presId="urn:microsoft.com/office/officeart/2005/8/layout/orgChart1"/>
+    <dgm:cxn modelId="{4EC35BD6-8229-4870-9155-EA3CAF3603AC}" type="presParOf" srcId="{960E239D-6F3C-4149-9E2B-2078E0AEB546}" destId="{BA9DE1A1-3D91-4099-A3F4-332F4B149886}" srcOrd="0" destOrd="0" presId="urn:microsoft.com/office/officeart/2005/8/layout/orgChart1"/>
+    <dgm:cxn modelId="{04E58F54-4B24-432D-AB42-C3022EC5800A}" type="presParOf" srcId="{BA9DE1A1-3D91-4099-A3F4-332F4B149886}" destId="{B2B5C53D-E02F-4EEE-A540-D6CAACCF7C89}" srcOrd="0" destOrd="0" presId="urn:microsoft.com/office/officeart/2005/8/layout/orgChart1"/>
+    <dgm:cxn modelId="{C581C603-6231-48D4-9A27-09C5C1AB5059}" type="presParOf" srcId="{BA9DE1A1-3D91-4099-A3F4-332F4B149886}" destId="{444DE651-78B1-47E1-87E5-1345D5A0D975}" srcOrd="1" destOrd="0" presId="urn:microsoft.com/office/officeart/2005/8/layout/orgChart1"/>
+    <dgm:cxn modelId="{3D4D89C4-57AF-48E6-8581-2A6622C65956}" type="presParOf" srcId="{960E239D-6F3C-4149-9E2B-2078E0AEB546}" destId="{5208CD15-CC11-4D82-8354-A8F6FC343D7D}" srcOrd="1" destOrd="0" presId="urn:microsoft.com/office/officeart/2005/8/layout/orgChart1"/>
+    <dgm:cxn modelId="{A5CD40A6-B198-4C89-9FE6-D22A64CE1BDE}" type="presParOf" srcId="{960E239D-6F3C-4149-9E2B-2078E0AEB546}" destId="{19EAF7C5-BEFB-4232-B8D6-4AF7D2431EA4}" srcOrd="2" destOrd="0" presId="urn:microsoft.com/office/officeart/2005/8/layout/orgChart1"/>
+    <dgm:cxn modelId="{11552AF0-58A2-4F25-B2F9-0D8C6013A50B}" type="presParOf" srcId="{844F9A68-AE9A-4F86-ACB7-49D953E4AC64}" destId="{BE06BD16-2388-4514-8516-5ED5C9298407}" srcOrd="2" destOrd="0" presId="urn:microsoft.com/office/officeart/2005/8/layout/orgChart1"/>
+    <dgm:cxn modelId="{F6CD6F70-2FC2-401C-906B-3A7145A6A25E}" type="presParOf" srcId="{91F97832-A79A-41EE-915D-0A32BC0A68B1}" destId="{311B2BDA-6E67-445D-B317-B74FAD083AF5}" srcOrd="2" destOrd="0" presId="urn:microsoft.com/office/officeart/2005/8/layout/orgChart1"/>
+    <dgm:cxn modelId="{FFDC6510-9E0F-4554-8105-1DEEDF2CDE18}" type="presParOf" srcId="{91F97832-A79A-41EE-915D-0A32BC0A68B1}" destId="{32E17F1F-AA20-41F5-A026-F5432C4F1DA0}" srcOrd="3" destOrd="0" presId="urn:microsoft.com/office/officeart/2005/8/layout/orgChart1"/>
+    <dgm:cxn modelId="{DC71C14B-5745-4E43-A3CA-422B7900B8CC}" type="presParOf" srcId="{32E17F1F-AA20-41F5-A026-F5432C4F1DA0}" destId="{D893D89E-A598-40E8-AEAF-A60664088D37}" srcOrd="0" destOrd="0" presId="urn:microsoft.com/office/officeart/2005/8/layout/orgChart1"/>
+    <dgm:cxn modelId="{1C3DD726-F493-4770-8DF9-2EDD47F6A3BB}" type="presParOf" srcId="{D893D89E-A598-40E8-AEAF-A60664088D37}" destId="{30E30329-0EE6-4111-8959-45FB7C4CEFD5}" srcOrd="0" destOrd="0" presId="urn:microsoft.com/office/officeart/2005/8/layout/orgChart1"/>
+    <dgm:cxn modelId="{0D3D339B-8247-46D7-8740-E4409A4223B5}" type="presParOf" srcId="{D893D89E-A598-40E8-AEAF-A60664088D37}" destId="{04C3CCF7-6500-49A4-9F6C-3FCA6E968957}" srcOrd="1" destOrd="0" presId="urn:microsoft.com/office/officeart/2005/8/layout/orgChart1"/>
+    <dgm:cxn modelId="{DF67BBA5-3D4F-496F-9F0C-AD7A02113EE0}" type="presParOf" srcId="{32E17F1F-AA20-41F5-A026-F5432C4F1DA0}" destId="{F251AE95-E8E9-4742-9FFD-0C40F36EFB28}" srcOrd="1" destOrd="0" presId="urn:microsoft.com/office/officeart/2005/8/layout/orgChart1"/>
+    <dgm:cxn modelId="{F8ACEAA1-B006-49BA-9D01-6A39DC342837}" type="presParOf" srcId="{F251AE95-E8E9-4742-9FFD-0C40F36EFB28}" destId="{EFCCE5E2-1F5B-4D91-9D74-708978B99E3E}" srcOrd="0" destOrd="0" presId="urn:microsoft.com/office/officeart/2005/8/layout/orgChart1"/>
+    <dgm:cxn modelId="{53A323FA-9020-499D-A846-05AE229BE17C}" type="presParOf" srcId="{F251AE95-E8E9-4742-9FFD-0C40F36EFB28}" destId="{36695A33-66E2-4944-8286-406F1E298C55}" srcOrd="1" destOrd="0" presId="urn:microsoft.com/office/officeart/2005/8/layout/orgChart1"/>
+    <dgm:cxn modelId="{31C6FF9A-30CC-4C58-8055-A9107CA6A81C}" type="presParOf" srcId="{36695A33-66E2-4944-8286-406F1E298C55}" destId="{61CD77A7-606A-40E1-BFD1-47C9C85FE6C7}" srcOrd="0" destOrd="0" presId="urn:microsoft.com/office/officeart/2005/8/layout/orgChart1"/>
+    <dgm:cxn modelId="{6A75937C-02CE-4E38-B47B-91FB46D99927}" type="presParOf" srcId="{61CD77A7-606A-40E1-BFD1-47C9C85FE6C7}" destId="{904E1D79-80F2-4C63-AB3C-263AE274F351}" srcOrd="0" destOrd="0" presId="urn:microsoft.com/office/officeart/2005/8/layout/orgChart1"/>
+    <dgm:cxn modelId="{CA9B7E0D-48D3-450D-BC07-EC7DB7480AC3}" type="presParOf" srcId="{61CD77A7-606A-40E1-BFD1-47C9C85FE6C7}" destId="{3CA774C4-8C61-4EF6-9A78-6EC2369CBB85}" srcOrd="1" destOrd="0" presId="urn:microsoft.com/office/officeart/2005/8/layout/orgChart1"/>
+    <dgm:cxn modelId="{11908274-957F-4ADB-9FC6-3EE97E002C2C}" type="presParOf" srcId="{36695A33-66E2-4944-8286-406F1E298C55}" destId="{3263305A-9329-47A4-B374-B9DF8E9DFDC7}" srcOrd="1" destOrd="0" presId="urn:microsoft.com/office/officeart/2005/8/layout/orgChart1"/>
+    <dgm:cxn modelId="{72F91C43-5A65-4F26-A5F1-E366BAE9D79A}" type="presParOf" srcId="{36695A33-66E2-4944-8286-406F1E298C55}" destId="{AD48C49F-4E61-439C-A736-693AED570E33}" srcOrd="2" destOrd="0" presId="urn:microsoft.com/office/officeart/2005/8/layout/orgChart1"/>
+    <dgm:cxn modelId="{CFB7F7FE-CE84-45AD-9920-B6E350DC48A6}" type="presParOf" srcId="{F251AE95-E8E9-4742-9FFD-0C40F36EFB28}" destId="{D98C32AF-C89B-4D79-9F04-D507E7DBE13D}" srcOrd="2" destOrd="0" presId="urn:microsoft.com/office/officeart/2005/8/layout/orgChart1"/>
+    <dgm:cxn modelId="{EDD63767-C830-4BC6-9816-BCC8DBE6DDC4}" type="presParOf" srcId="{F251AE95-E8E9-4742-9FFD-0C40F36EFB28}" destId="{F651E740-24EE-4576-95AB-80B995759ED6}" srcOrd="3" destOrd="0" presId="urn:microsoft.com/office/officeart/2005/8/layout/orgChart1"/>
+    <dgm:cxn modelId="{AF81A2FE-E924-46BD-9404-7617C9136CE9}" type="presParOf" srcId="{F651E740-24EE-4576-95AB-80B995759ED6}" destId="{85A2A3DF-872D-4F43-8E04-6218254B3F14}" srcOrd="0" destOrd="0" presId="urn:microsoft.com/office/officeart/2005/8/layout/orgChart1"/>
+    <dgm:cxn modelId="{8F61D783-F0FA-4556-989D-9798C2D26A02}" type="presParOf" srcId="{85A2A3DF-872D-4F43-8E04-6218254B3F14}" destId="{946ED5DC-6A2D-44C4-A208-DA7734A2C85A}" srcOrd="0" destOrd="0" presId="urn:microsoft.com/office/officeart/2005/8/layout/orgChart1"/>
+    <dgm:cxn modelId="{45B1EAD7-8EBB-43AD-8B9C-01B2611B55FF}" type="presParOf" srcId="{85A2A3DF-872D-4F43-8E04-6218254B3F14}" destId="{06C6630E-9DC7-4C5B-8D4C-EA09CE34D6C6}" srcOrd="1" destOrd="0" presId="urn:microsoft.com/office/officeart/2005/8/layout/orgChart1"/>
+    <dgm:cxn modelId="{1F0CF366-BAF4-45C2-BFD8-E7E46A123D66}" type="presParOf" srcId="{F651E740-24EE-4576-95AB-80B995759ED6}" destId="{75192E06-BD89-46E1-9561-CF163A6C2452}" srcOrd="1" destOrd="0" presId="urn:microsoft.com/office/officeart/2005/8/layout/orgChart1"/>
+    <dgm:cxn modelId="{3B96AA8D-57D6-4A1F-ADD4-35E626B67F3D}" type="presParOf" srcId="{F651E740-24EE-4576-95AB-80B995759ED6}" destId="{CBDEEC48-DB40-41C7-81CE-84170E8C2ED1}" srcOrd="2" destOrd="0" presId="urn:microsoft.com/office/officeart/2005/8/layout/orgChart1"/>
+    <dgm:cxn modelId="{88735E1D-A02F-424A-A4C1-00C0006C5F46}" type="presParOf" srcId="{32E17F1F-AA20-41F5-A026-F5432C4F1DA0}" destId="{2E926F7C-015C-44AD-A0E7-A24A553BD150}" srcOrd="2" destOrd="0" presId="urn:microsoft.com/office/officeart/2005/8/layout/orgChart1"/>
+    <dgm:cxn modelId="{B22F753A-153F-4027-9532-32483E2914E5}" type="presParOf" srcId="{F56F793B-D1E0-476A-AFC6-2E29FEF60218}" destId="{D43DD4D1-97FE-49F7-9C8B-4F66B5F5F76C}" srcOrd="2" destOrd="0" presId="urn:microsoft.com/office/officeart/2005/8/layout/orgChart1"/>
+  </dgm:cxnLst>
+  <dgm:bg/>
+  <dgm:whole/>
+  <dgm:extLst>
+    <a:ext uri="http://schemas.microsoft.com/office/drawing/2008/diagram">
+      <dsp:dataModelExt xmlns:dsp="http://schemas.microsoft.com/office/drawing/2008/diagram" relId="rId11" minVer="http://schemas.openxmlformats.org/drawingml/2006/diagram"/>
+    </a:ext>
+  </dgm:extLst>
+</dgm:dataModel>
+</file>
+
+<file path=word/diagrams/drawing1.xml><?xml version="1.0" encoding="utf-8"?>
+<dsp:drawing xmlns:dgm="http://schemas.openxmlformats.org/drawingml/2006/diagram" xmlns:dsp="http://schemas.microsoft.com/office/drawing/2008/diagram" xmlns:a="http://schemas.openxmlformats.org/drawingml/2006/main">
+  <dsp:spTree>
+    <dsp:nvGrpSpPr>
+      <dsp:cNvPr id="0" name=""/>
+      <dsp:cNvGrpSpPr/>
+    </dsp:nvGrpSpPr>
+    <dsp:grpSpPr/>
+    <dsp:sp modelId="{D98C32AF-C89B-4D79-9F04-D507E7DBE13D}">
+      <dsp:nvSpPr>
+        <dsp:cNvPr id="0" name=""/>
+        <dsp:cNvSpPr/>
+      </dsp:nvSpPr>
+      <dsp:spPr>
+        <a:xfrm>
+          <a:off x="2840444" y="1472566"/>
+          <a:ext cx="182333" cy="1422197"/>
+        </a:xfrm>
+        <a:custGeom>
+          <a:avLst/>
+          <a:gdLst/>
+          <a:ahLst/>
+          <a:cxnLst/>
+          <a:rect l="0" t="0" r="0" b="0"/>
+          <a:pathLst>
+            <a:path>
+              <a:moveTo>
+                <a:pt x="0" y="0"/>
+              </a:moveTo>
+              <a:lnTo>
+                <a:pt x="0" y="1422197"/>
+              </a:lnTo>
+              <a:lnTo>
+                <a:pt x="182333" y="1422197"/>
+              </a:lnTo>
+            </a:path>
+          </a:pathLst>
+        </a:custGeom>
+        <a:noFill/>
+        <a:ln w="19050" cap="flat" cmpd="sng" algn="ctr">
+          <a:solidFill>
+            <a:schemeClr val="accent1">
+              <a:shade val="80000"/>
+              <a:hueOff val="0"/>
+              <a:satOff val="0"/>
+              <a:lumOff val="0"/>
+              <a:alphaOff val="0"/>
+            </a:schemeClr>
+          </a:solidFill>
+          <a:prstDash val="solid"/>
+        </a:ln>
+        <a:effectLst/>
+      </dsp:spPr>
+      <dsp:style>
+        <a:lnRef idx="2">
+          <a:scrgbClr r="0" g="0" b="0"/>
+        </a:lnRef>
+        <a:fillRef idx="0">
+          <a:scrgbClr r="0" g="0" b="0"/>
+        </a:fillRef>
+        <a:effectRef idx="0">
+          <a:scrgbClr r="0" g="0" b="0"/>
+        </a:effectRef>
+        <a:fontRef idx="minor"/>
+      </dsp:style>
+    </dsp:sp>
+    <dsp:sp modelId="{EFCCE5E2-1F5B-4D91-9D74-708978B99E3E}">
+      <dsp:nvSpPr>
+        <dsp:cNvPr id="0" name=""/>
+        <dsp:cNvSpPr/>
+      </dsp:nvSpPr>
+      <dsp:spPr>
+        <a:xfrm>
+          <a:off x="2840444" y="1472566"/>
+          <a:ext cx="182333" cy="559154"/>
+        </a:xfrm>
+        <a:custGeom>
+          <a:avLst/>
+          <a:gdLst/>
+          <a:ahLst/>
+          <a:cxnLst/>
+          <a:rect l="0" t="0" r="0" b="0"/>
+          <a:pathLst>
+            <a:path>
+              <a:moveTo>
+                <a:pt x="0" y="0"/>
+              </a:moveTo>
+              <a:lnTo>
+                <a:pt x="0" y="559154"/>
+              </a:lnTo>
+              <a:lnTo>
+                <a:pt x="182333" y="559154"/>
+              </a:lnTo>
+            </a:path>
+          </a:pathLst>
+        </a:custGeom>
+        <a:noFill/>
+        <a:ln w="19050" cap="flat" cmpd="sng" algn="ctr">
+          <a:solidFill>
+            <a:schemeClr val="accent1">
+              <a:shade val="80000"/>
+              <a:hueOff val="0"/>
+              <a:satOff val="0"/>
+              <a:lumOff val="0"/>
+              <a:alphaOff val="0"/>
+            </a:schemeClr>
+          </a:solidFill>
+          <a:prstDash val="solid"/>
+        </a:ln>
+        <a:effectLst/>
+      </dsp:spPr>
+      <dsp:style>
+        <a:lnRef idx="2">
+          <a:scrgbClr r="0" g="0" b="0"/>
+        </a:lnRef>
+        <a:fillRef idx="0">
+          <a:scrgbClr r="0" g="0" b="0"/>
+        </a:fillRef>
+        <a:effectRef idx="0">
+          <a:scrgbClr r="0" g="0" b="0"/>
+        </a:effectRef>
+        <a:fontRef idx="minor"/>
+      </dsp:style>
+    </dsp:sp>
+    <dsp:sp modelId="{311B2BDA-6E67-445D-B317-B74FAD083AF5}">
+      <dsp:nvSpPr>
+        <dsp:cNvPr id="0" name=""/>
+        <dsp:cNvSpPr/>
+      </dsp:nvSpPr>
+      <dsp:spPr>
+        <a:xfrm>
+          <a:off x="2591255" y="609523"/>
+          <a:ext cx="735409" cy="255266"/>
+        </a:xfrm>
+        <a:custGeom>
+          <a:avLst/>
+          <a:gdLst/>
+          <a:ahLst/>
+          <a:cxnLst/>
+          <a:rect l="0" t="0" r="0" b="0"/>
+          <a:pathLst>
+            <a:path>
+              <a:moveTo>
+                <a:pt x="0" y="0"/>
+              </a:moveTo>
+              <a:lnTo>
+                <a:pt x="0" y="127633"/>
+              </a:lnTo>
+              <a:lnTo>
+                <a:pt x="735409" y="127633"/>
+              </a:lnTo>
+              <a:lnTo>
+                <a:pt x="735409" y="255266"/>
+              </a:lnTo>
+            </a:path>
+          </a:pathLst>
+        </a:custGeom>
+        <a:noFill/>
+        <a:ln w="19050" cap="flat" cmpd="sng" algn="ctr">
+          <a:solidFill>
+            <a:schemeClr val="accent1">
+              <a:shade val="60000"/>
+              <a:hueOff val="0"/>
+              <a:satOff val="0"/>
+              <a:lumOff val="0"/>
+              <a:alphaOff val="0"/>
+            </a:schemeClr>
+          </a:solidFill>
+          <a:prstDash val="solid"/>
+        </a:ln>
+        <a:effectLst/>
+      </dsp:spPr>
+      <dsp:style>
+        <a:lnRef idx="2">
+          <a:scrgbClr r="0" g="0" b="0"/>
+        </a:lnRef>
+        <a:fillRef idx="0">
+          <a:scrgbClr r="0" g="0" b="0"/>
+        </a:fillRef>
+        <a:effectRef idx="0">
+          <a:scrgbClr r="0" g="0" b="0"/>
+        </a:effectRef>
+        <a:fontRef idx="minor"/>
+      </dsp:style>
+    </dsp:sp>
+    <dsp:sp modelId="{3C8C103A-63DB-446F-836B-5D388BA7AA28}">
+      <dsp:nvSpPr>
+        <dsp:cNvPr id="0" name=""/>
+        <dsp:cNvSpPr/>
+      </dsp:nvSpPr>
+      <dsp:spPr>
+        <a:xfrm>
+          <a:off x="1369624" y="1472566"/>
+          <a:ext cx="182333" cy="1422197"/>
+        </a:xfrm>
+        <a:custGeom>
+          <a:avLst/>
+          <a:gdLst/>
+          <a:ahLst/>
+          <a:cxnLst/>
+          <a:rect l="0" t="0" r="0" b="0"/>
+          <a:pathLst>
+            <a:path>
+              <a:moveTo>
+                <a:pt x="0" y="0"/>
+              </a:moveTo>
+              <a:lnTo>
+                <a:pt x="0" y="1422197"/>
+              </a:lnTo>
+              <a:lnTo>
+                <a:pt x="182333" y="1422197"/>
+              </a:lnTo>
+            </a:path>
+          </a:pathLst>
+        </a:custGeom>
+        <a:noFill/>
+        <a:ln w="19050" cap="flat" cmpd="sng" algn="ctr">
+          <a:solidFill>
+            <a:schemeClr val="accent1">
+              <a:shade val="80000"/>
+              <a:hueOff val="0"/>
+              <a:satOff val="0"/>
+              <a:lumOff val="0"/>
+              <a:alphaOff val="0"/>
+            </a:schemeClr>
+          </a:solidFill>
+          <a:prstDash val="solid"/>
+        </a:ln>
+        <a:effectLst/>
+      </dsp:spPr>
+      <dsp:style>
+        <a:lnRef idx="2">
+          <a:scrgbClr r="0" g="0" b="0"/>
+        </a:lnRef>
+        <a:fillRef idx="0">
+          <a:scrgbClr r="0" g="0" b="0"/>
+        </a:fillRef>
+        <a:effectRef idx="0">
+          <a:scrgbClr r="0" g="0" b="0"/>
+        </a:effectRef>
+        <a:fontRef idx="minor"/>
+      </dsp:style>
+    </dsp:sp>
+    <dsp:sp modelId="{49C9EDFB-8288-44D2-9403-218026C83787}">
+      <dsp:nvSpPr>
+        <dsp:cNvPr id="0" name=""/>
+        <dsp:cNvSpPr/>
+      </dsp:nvSpPr>
+      <dsp:spPr>
+        <a:xfrm>
+          <a:off x="1369624" y="1472566"/>
+          <a:ext cx="182333" cy="559154"/>
+        </a:xfrm>
+        <a:custGeom>
+          <a:avLst/>
+          <a:gdLst/>
+          <a:ahLst/>
+          <a:cxnLst/>
+          <a:rect l="0" t="0" r="0" b="0"/>
+          <a:pathLst>
+            <a:path>
+              <a:moveTo>
+                <a:pt x="0" y="0"/>
+              </a:moveTo>
+              <a:lnTo>
+                <a:pt x="0" y="559154"/>
+              </a:lnTo>
+              <a:lnTo>
+                <a:pt x="182333" y="559154"/>
+              </a:lnTo>
+            </a:path>
+          </a:pathLst>
+        </a:custGeom>
+        <a:noFill/>
+        <a:ln w="19050" cap="flat" cmpd="sng" algn="ctr">
+          <a:solidFill>
+            <a:schemeClr val="accent1">
+              <a:shade val="80000"/>
+              <a:hueOff val="0"/>
+              <a:satOff val="0"/>
+              <a:lumOff val="0"/>
+              <a:alphaOff val="0"/>
+            </a:schemeClr>
+          </a:solidFill>
+          <a:prstDash val="solid"/>
+        </a:ln>
+        <a:effectLst/>
+      </dsp:spPr>
+      <dsp:style>
+        <a:lnRef idx="2">
+          <a:scrgbClr r="0" g="0" b="0"/>
+        </a:lnRef>
+        <a:fillRef idx="0">
+          <a:scrgbClr r="0" g="0" b="0"/>
+        </a:fillRef>
+        <a:effectRef idx="0">
+          <a:scrgbClr r="0" g="0" b="0"/>
+        </a:effectRef>
+        <a:fontRef idx="minor"/>
+      </dsp:style>
+    </dsp:sp>
+    <dsp:sp modelId="{F7F3389F-552B-4FB8-AA2C-23966B1FAFF6}">
+      <dsp:nvSpPr>
+        <dsp:cNvPr id="0" name=""/>
+        <dsp:cNvSpPr/>
+      </dsp:nvSpPr>
+      <dsp:spPr>
+        <a:xfrm>
+          <a:off x="1855845" y="609523"/>
+          <a:ext cx="735409" cy="255266"/>
+        </a:xfrm>
+        <a:custGeom>
+          <a:avLst/>
+          <a:gdLst/>
+          <a:ahLst/>
+          <a:cxnLst/>
+          <a:rect l="0" t="0" r="0" b="0"/>
+          <a:pathLst>
+            <a:path>
+              <a:moveTo>
+                <a:pt x="735409" y="0"/>
+              </a:moveTo>
+              <a:lnTo>
+                <a:pt x="735409" y="127633"/>
+              </a:lnTo>
+              <a:lnTo>
+                <a:pt x="0" y="127633"/>
+              </a:lnTo>
+              <a:lnTo>
+                <a:pt x="0" y="255266"/>
+              </a:lnTo>
+            </a:path>
+          </a:pathLst>
+        </a:custGeom>
+        <a:noFill/>
+        <a:ln w="19050" cap="flat" cmpd="sng" algn="ctr">
+          <a:solidFill>
+            <a:schemeClr val="accent1">
+              <a:shade val="60000"/>
+              <a:hueOff val="0"/>
+              <a:satOff val="0"/>
+              <a:lumOff val="0"/>
+              <a:alphaOff val="0"/>
+            </a:schemeClr>
+          </a:solidFill>
+          <a:prstDash val="solid"/>
+        </a:ln>
+        <a:effectLst/>
+      </dsp:spPr>
+      <dsp:style>
+        <a:lnRef idx="2">
+          <a:scrgbClr r="0" g="0" b="0"/>
+        </a:lnRef>
+        <a:fillRef idx="0">
+          <a:scrgbClr r="0" g="0" b="0"/>
+        </a:fillRef>
+        <a:effectRef idx="0">
+          <a:scrgbClr r="0" g="0" b="0"/>
+        </a:effectRef>
+        <a:fontRef idx="minor"/>
+      </dsp:style>
+    </dsp:sp>
+    <dsp:sp modelId="{A9CF2A7E-1558-40C6-9B5D-744AE31C0964}">
+      <dsp:nvSpPr>
+        <dsp:cNvPr id="0" name=""/>
+        <dsp:cNvSpPr/>
+      </dsp:nvSpPr>
+      <dsp:spPr>
+        <a:xfrm>
+          <a:off x="1983478" y="1746"/>
+          <a:ext cx="1215553" cy="607776"/>
+        </a:xfrm>
+        <a:prstGeom prst="rect">
+          <a:avLst/>
+        </a:prstGeom>
+        <a:solidFill>
+          <a:schemeClr val="accent1">
+            <a:hueOff val="0"/>
+            <a:satOff val="0"/>
+            <a:lumOff val="0"/>
+            <a:alphaOff val="0"/>
+          </a:schemeClr>
+        </a:solidFill>
+        <a:ln w="19050" cap="flat" cmpd="sng" algn="ctr">
+          <a:solidFill>
+            <a:schemeClr val="lt1">
+              <a:hueOff val="0"/>
+              <a:satOff val="0"/>
+              <a:lumOff val="0"/>
+              <a:alphaOff val="0"/>
+            </a:schemeClr>
+          </a:solidFill>
+          <a:prstDash val="solid"/>
+        </a:ln>
+        <a:effectLst/>
+      </dsp:spPr>
+      <dsp:style>
+        <a:lnRef idx="2">
+          <a:scrgbClr r="0" g="0" b="0"/>
+        </a:lnRef>
+        <a:fillRef idx="1">
+          <a:scrgbClr r="0" g="0" b="0"/>
+        </a:fillRef>
+        <a:effectRef idx="0">
+          <a:scrgbClr r="0" g="0" b="0"/>
+        </a:effectRef>
+        <a:fontRef idx="minor">
+          <a:schemeClr val="lt1"/>
+        </a:fontRef>
+      </dsp:style>
+      <dsp:txBody>
+        <a:bodyPr spcFirstLastPara="0" vert="horz" wrap="square" lIns="6350" tIns="6350" rIns="6350" bIns="6350" numCol="1" spcCol="1270" anchor="ctr" anchorCtr="0">
+          <a:noAutofit/>
+        </a:bodyPr>
+        <a:lstStyle/>
+        <a:p>
+          <a:pPr marL="0" lvl="0" indent="0" algn="ctr" defTabSz="444500">
+            <a:lnSpc>
+              <a:spcPct val="90000"/>
+            </a:lnSpc>
+            <a:spcBef>
+              <a:spcPct val="0"/>
+            </a:spcBef>
+            <a:spcAft>
+              <a:spcPct val="35000"/>
+            </a:spcAft>
+            <a:buNone/>
+          </a:pPr>
+          <a:r>
+            <a:rPr lang="en-US" altLang="zh-CN" sz="1000" kern="1200"/>
+            <a:t>Fig 1: Behavior, inter-trial divergence and inter-cell heterogenity</a:t>
+          </a:r>
+          <a:endParaRPr lang="zh-CN" altLang="en-US" sz="1000" kern="1200"/>
+        </a:p>
+      </dsp:txBody>
+      <dsp:txXfrm>
+        <a:off x="1983478" y="1746"/>
+        <a:ext cx="1215553" cy="607776"/>
+      </dsp:txXfrm>
+    </dsp:sp>
+    <dsp:sp modelId="{F2FE37E2-B6F8-4B81-9786-91440A19DF10}">
+      <dsp:nvSpPr>
+        <dsp:cNvPr id="0" name=""/>
+        <dsp:cNvSpPr/>
+      </dsp:nvSpPr>
+      <dsp:spPr>
+        <a:xfrm>
+          <a:off x="1248068" y="864790"/>
+          <a:ext cx="1215553" cy="607776"/>
+        </a:xfrm>
+        <a:prstGeom prst="rect">
+          <a:avLst/>
+        </a:prstGeom>
+        <a:solidFill>
+          <a:schemeClr val="accent1">
+            <a:hueOff val="0"/>
+            <a:satOff val="0"/>
+            <a:lumOff val="0"/>
+            <a:alphaOff val="0"/>
+          </a:schemeClr>
+        </a:solidFill>
+        <a:ln w="19050" cap="flat" cmpd="sng" algn="ctr">
+          <a:solidFill>
+            <a:schemeClr val="lt1">
+              <a:hueOff val="0"/>
+              <a:satOff val="0"/>
+              <a:lumOff val="0"/>
+              <a:alphaOff val="0"/>
+            </a:schemeClr>
+          </a:solidFill>
+          <a:prstDash val="solid"/>
+        </a:ln>
+        <a:effectLst/>
+      </dsp:spPr>
+      <dsp:style>
+        <a:lnRef idx="2">
+          <a:scrgbClr r="0" g="0" b="0"/>
+        </a:lnRef>
+        <a:fillRef idx="1">
+          <a:scrgbClr r="0" g="0" b="0"/>
+        </a:fillRef>
+        <a:effectRef idx="0">
+          <a:scrgbClr r="0" g="0" b="0"/>
+        </a:effectRef>
+        <a:fontRef idx="minor">
+          <a:schemeClr val="lt1"/>
+        </a:fontRef>
+      </dsp:style>
+      <dsp:txBody>
+        <a:bodyPr spcFirstLastPara="0" vert="horz" wrap="square" lIns="6350" tIns="6350" rIns="6350" bIns="6350" numCol="1" spcCol="1270" anchor="ctr" anchorCtr="0">
+          <a:noAutofit/>
+        </a:bodyPr>
+        <a:lstStyle/>
+        <a:p>
+          <a:pPr marL="0" lvl="0" indent="0" algn="ctr" defTabSz="444500">
+            <a:lnSpc>
+              <a:spcPct val="90000"/>
+            </a:lnSpc>
+            <a:spcBef>
+              <a:spcPct val="0"/>
+            </a:spcBef>
+            <a:spcAft>
+              <a:spcPct val="35000"/>
+            </a:spcAft>
+            <a:buNone/>
+          </a:pPr>
+          <a:r>
+            <a:rPr lang="en-US" altLang="zh-CN" sz="1000" kern="1200"/>
+            <a:t>Temporal stability and first-block performance</a:t>
+          </a:r>
+          <a:endParaRPr lang="zh-CN" altLang="en-US" sz="1000" kern="1200"/>
+        </a:p>
+      </dsp:txBody>
+      <dsp:txXfrm>
+        <a:off x="1248068" y="864790"/>
+        <a:ext cx="1215553" cy="607776"/>
+      </dsp:txXfrm>
+    </dsp:sp>
+    <dsp:sp modelId="{B95F541F-5330-46E3-8B8D-B760BB90DDF0}">
+      <dsp:nvSpPr>
+        <dsp:cNvPr id="0" name=""/>
+        <dsp:cNvSpPr/>
+      </dsp:nvSpPr>
+      <dsp:spPr>
+        <a:xfrm>
+          <a:off x="1551957" y="1727833"/>
+          <a:ext cx="1215553" cy="607776"/>
+        </a:xfrm>
+        <a:prstGeom prst="rect">
+          <a:avLst/>
+        </a:prstGeom>
+        <a:solidFill>
+          <a:schemeClr val="accent1">
+            <a:hueOff val="0"/>
+            <a:satOff val="0"/>
+            <a:lumOff val="0"/>
+            <a:alphaOff val="0"/>
+          </a:schemeClr>
+        </a:solidFill>
+        <a:ln w="19050" cap="flat" cmpd="sng" algn="ctr">
+          <a:solidFill>
+            <a:schemeClr val="lt1">
+              <a:hueOff val="0"/>
+              <a:satOff val="0"/>
+              <a:lumOff val="0"/>
+              <a:alphaOff val="0"/>
+            </a:schemeClr>
+          </a:solidFill>
+          <a:prstDash val="solid"/>
+        </a:ln>
+        <a:effectLst/>
+      </dsp:spPr>
+      <dsp:style>
+        <a:lnRef idx="2">
+          <a:scrgbClr r="0" g="0" b="0"/>
+        </a:lnRef>
+        <a:fillRef idx="1">
+          <a:scrgbClr r="0" g="0" b="0"/>
+        </a:fillRef>
+        <a:effectRef idx="0">
+          <a:scrgbClr r="0" g="0" b="0"/>
+        </a:effectRef>
+        <a:fontRef idx="minor">
+          <a:schemeClr val="lt1"/>
+        </a:fontRef>
+      </dsp:style>
+      <dsp:txBody>
+        <a:bodyPr spcFirstLastPara="0" vert="horz" wrap="square" lIns="6350" tIns="6350" rIns="6350" bIns="6350" numCol="1" spcCol="1270" anchor="ctr" anchorCtr="0">
+          <a:noAutofit/>
+        </a:bodyPr>
+        <a:lstStyle/>
+        <a:p>
+          <a:pPr marL="0" lvl="0" indent="0" algn="ctr" defTabSz="444500">
+            <a:lnSpc>
+              <a:spcPct val="90000"/>
+            </a:lnSpc>
+            <a:spcBef>
+              <a:spcPct val="0"/>
+            </a:spcBef>
+            <a:spcAft>
+              <a:spcPct val="35000"/>
+            </a:spcAft>
+            <a:buNone/>
+          </a:pPr>
+          <a:r>
+            <a:rPr lang="en-US" altLang="zh-CN" sz="1000" kern="1200"/>
+            <a:t>Fig 2: Encoding transfer and cFos manipulation</a:t>
+          </a:r>
+          <a:endParaRPr lang="zh-CN" altLang="en-US" sz="1000" kern="1200"/>
+        </a:p>
+      </dsp:txBody>
+      <dsp:txXfrm>
+        <a:off x="1551957" y="1727833"/>
+        <a:ext cx="1215553" cy="607776"/>
+      </dsp:txXfrm>
+    </dsp:sp>
+    <dsp:sp modelId="{B2B5C53D-E02F-4EEE-A540-D6CAACCF7C89}">
+      <dsp:nvSpPr>
+        <dsp:cNvPr id="0" name=""/>
+        <dsp:cNvSpPr/>
+      </dsp:nvSpPr>
+      <dsp:spPr>
+        <a:xfrm>
+          <a:off x="1551957" y="2590876"/>
+          <a:ext cx="1215553" cy="607776"/>
+        </a:xfrm>
+        <a:prstGeom prst="rect">
+          <a:avLst/>
+        </a:prstGeom>
+        <a:solidFill>
+          <a:schemeClr val="accent1">
+            <a:hueOff val="0"/>
+            <a:satOff val="0"/>
+            <a:lumOff val="0"/>
+            <a:alphaOff val="0"/>
+          </a:schemeClr>
+        </a:solidFill>
+        <a:ln w="19050" cap="flat" cmpd="sng" algn="ctr">
+          <a:solidFill>
+            <a:schemeClr val="lt1">
+              <a:hueOff val="0"/>
+              <a:satOff val="0"/>
+              <a:lumOff val="0"/>
+              <a:alphaOff val="0"/>
+            </a:schemeClr>
+          </a:solidFill>
+          <a:prstDash val="solid"/>
+        </a:ln>
+        <a:effectLst/>
+      </dsp:spPr>
+      <dsp:style>
+        <a:lnRef idx="2">
+          <a:scrgbClr r="0" g="0" b="0"/>
+        </a:lnRef>
+        <a:fillRef idx="1">
+          <a:scrgbClr r="0" g="0" b="0"/>
+        </a:fillRef>
+        <a:effectRef idx="0">
+          <a:scrgbClr r="0" g="0" b="0"/>
+        </a:effectRef>
+        <a:fontRef idx="minor">
+          <a:schemeClr val="lt1"/>
+        </a:fontRef>
+      </dsp:style>
+      <dsp:txBody>
+        <a:bodyPr spcFirstLastPara="0" vert="horz" wrap="square" lIns="6350" tIns="6350" rIns="6350" bIns="6350" numCol="1" spcCol="1270" anchor="ctr" anchorCtr="0">
+          <a:noAutofit/>
+        </a:bodyPr>
+        <a:lstStyle/>
+        <a:p>
+          <a:pPr marL="0" lvl="0" indent="0" algn="ctr" defTabSz="444500">
+            <a:lnSpc>
+              <a:spcPct val="90000"/>
+            </a:lnSpc>
+            <a:spcBef>
+              <a:spcPct val="0"/>
+            </a:spcBef>
+            <a:spcAft>
+              <a:spcPct val="35000"/>
+            </a:spcAft>
+            <a:buNone/>
+          </a:pPr>
+          <a:r>
+            <a:rPr lang="en-US" altLang="zh-CN" sz="1000" kern="1200"/>
+            <a:t>Fig 3: Ensemble fades after 7-day gap</a:t>
+          </a:r>
+          <a:endParaRPr lang="zh-CN" altLang="en-US" sz="1000" kern="1200"/>
+        </a:p>
+      </dsp:txBody>
+      <dsp:txXfrm>
+        <a:off x="1551957" y="2590876"/>
+        <a:ext cx="1215553" cy="607776"/>
+      </dsp:txXfrm>
+    </dsp:sp>
+    <dsp:sp modelId="{30E30329-0EE6-4111-8959-45FB7C4CEFD5}">
+      <dsp:nvSpPr>
+        <dsp:cNvPr id="0" name=""/>
+        <dsp:cNvSpPr/>
+      </dsp:nvSpPr>
+      <dsp:spPr>
+        <a:xfrm>
+          <a:off x="2718888" y="864790"/>
+          <a:ext cx="1215553" cy="607776"/>
+        </a:xfrm>
+        <a:prstGeom prst="rect">
+          <a:avLst/>
+        </a:prstGeom>
+        <a:solidFill>
+          <a:schemeClr val="accent1">
+            <a:hueOff val="0"/>
+            <a:satOff val="0"/>
+            <a:lumOff val="0"/>
+            <a:alphaOff val="0"/>
+          </a:schemeClr>
+        </a:solidFill>
+        <a:ln w="19050" cap="flat" cmpd="sng" algn="ctr">
+          <a:solidFill>
+            <a:schemeClr val="lt1">
+              <a:hueOff val="0"/>
+              <a:satOff val="0"/>
+              <a:lumOff val="0"/>
+              <a:alphaOff val="0"/>
+            </a:schemeClr>
+          </a:solidFill>
+          <a:prstDash val="solid"/>
+        </a:ln>
+        <a:effectLst/>
+      </dsp:spPr>
+      <dsp:style>
+        <a:lnRef idx="2">
+          <a:scrgbClr r="0" g="0" b="0"/>
+        </a:lnRef>
+        <a:fillRef idx="1">
+          <a:scrgbClr r="0" g="0" b="0"/>
+        </a:fillRef>
+        <a:effectRef idx="0">
+          <a:scrgbClr r="0" g="0" b="0"/>
+        </a:effectRef>
+        <a:fontRef idx="minor">
+          <a:schemeClr val="lt1"/>
+        </a:fontRef>
+      </dsp:style>
+      <dsp:txBody>
+        <a:bodyPr spcFirstLastPara="0" vert="horz" wrap="square" lIns="6350" tIns="6350" rIns="6350" bIns="6350" numCol="1" spcCol="1270" anchor="ctr" anchorCtr="0">
+          <a:noAutofit/>
+        </a:bodyPr>
+        <a:lstStyle/>
+        <a:p>
+          <a:pPr marL="0" lvl="0" indent="0" algn="ctr" defTabSz="444500">
+            <a:lnSpc>
+              <a:spcPct val="90000"/>
+            </a:lnSpc>
+            <a:spcBef>
+              <a:spcPct val="0"/>
+            </a:spcBef>
+            <a:spcAft>
+              <a:spcPct val="35000"/>
+            </a:spcAft>
+            <a:buNone/>
+          </a:pPr>
+          <a:r>
+            <a:rPr lang="en-US" altLang="zh-CN" sz="1000" kern="1200"/>
+            <a:t>Populational heterogenity and learning speed</a:t>
+          </a:r>
+          <a:endParaRPr lang="zh-CN" altLang="en-US" sz="1000" kern="1200"/>
+        </a:p>
+      </dsp:txBody>
+      <dsp:txXfrm>
+        <a:off x="2718888" y="864790"/>
+        <a:ext cx="1215553" cy="607776"/>
+      </dsp:txXfrm>
+    </dsp:sp>
+    <dsp:sp modelId="{904E1D79-80F2-4C63-AB3C-263AE274F351}">
+      <dsp:nvSpPr>
+        <dsp:cNvPr id="0" name=""/>
+        <dsp:cNvSpPr/>
+      </dsp:nvSpPr>
+      <dsp:spPr>
+        <a:xfrm>
+          <a:off x="3022777" y="1727833"/>
+          <a:ext cx="1215553" cy="607776"/>
+        </a:xfrm>
+        <a:prstGeom prst="rect">
+          <a:avLst/>
+        </a:prstGeom>
+        <a:solidFill>
+          <a:schemeClr val="accent1">
+            <a:hueOff val="0"/>
+            <a:satOff val="0"/>
+            <a:lumOff val="0"/>
+            <a:alphaOff val="0"/>
+          </a:schemeClr>
+        </a:solidFill>
+        <a:ln w="19050" cap="flat" cmpd="sng" algn="ctr">
+          <a:solidFill>
+            <a:schemeClr val="lt1">
+              <a:hueOff val="0"/>
+              <a:satOff val="0"/>
+              <a:lumOff val="0"/>
+              <a:alphaOff val="0"/>
+            </a:schemeClr>
+          </a:solidFill>
+          <a:prstDash val="solid"/>
+        </a:ln>
+        <a:effectLst/>
+      </dsp:spPr>
+      <dsp:style>
+        <a:lnRef idx="2">
+          <a:scrgbClr r="0" g="0" b="0"/>
+        </a:lnRef>
+        <a:fillRef idx="1">
+          <a:scrgbClr r="0" g="0" b="0"/>
+        </a:fillRef>
+        <a:effectRef idx="0">
+          <a:scrgbClr r="0" g="0" b="0"/>
+        </a:effectRef>
+        <a:fontRef idx="minor">
+          <a:schemeClr val="lt1"/>
+        </a:fontRef>
+      </dsp:style>
+      <dsp:txBody>
+        <a:bodyPr spcFirstLastPara="0" vert="horz" wrap="square" lIns="6350" tIns="6350" rIns="6350" bIns="6350" numCol="1" spcCol="1270" anchor="ctr" anchorCtr="0">
+          <a:noAutofit/>
+        </a:bodyPr>
+        <a:lstStyle/>
+        <a:p>
+          <a:pPr marL="0" lvl="0" indent="0" algn="ctr" defTabSz="444500">
+            <a:lnSpc>
+              <a:spcPct val="90000"/>
+            </a:lnSpc>
+            <a:spcBef>
+              <a:spcPct val="0"/>
+            </a:spcBef>
+            <a:spcAft>
+              <a:spcPct val="35000"/>
+            </a:spcAft>
+            <a:buNone/>
+          </a:pPr>
+          <a:r>
+            <a:rPr lang="en-US" altLang="zh-CN" sz="1000" kern="1200"/>
+            <a:t>Fig 4: TH inhibition lowers learning speed and heterogenity</a:t>
+          </a:r>
+          <a:endParaRPr lang="zh-CN" altLang="en-US" sz="1000" kern="1200"/>
+        </a:p>
+      </dsp:txBody>
+      <dsp:txXfrm>
+        <a:off x="3022777" y="1727833"/>
+        <a:ext cx="1215553" cy="607776"/>
+      </dsp:txXfrm>
+    </dsp:sp>
+    <dsp:sp modelId="{946ED5DC-6A2D-44C4-A208-DA7734A2C85A}">
+      <dsp:nvSpPr>
+        <dsp:cNvPr id="0" name=""/>
+        <dsp:cNvSpPr/>
+      </dsp:nvSpPr>
+      <dsp:spPr>
+        <a:xfrm>
+          <a:off x="3022777" y="2590876"/>
+          <a:ext cx="1215553" cy="607776"/>
+        </a:xfrm>
+        <a:prstGeom prst="rect">
+          <a:avLst/>
+        </a:prstGeom>
+        <a:solidFill>
+          <a:schemeClr val="accent1">
+            <a:hueOff val="0"/>
+            <a:satOff val="0"/>
+            <a:lumOff val="0"/>
+            <a:alphaOff val="0"/>
+          </a:schemeClr>
+        </a:solidFill>
+        <a:ln w="19050" cap="flat" cmpd="sng" algn="ctr">
+          <a:solidFill>
+            <a:schemeClr val="lt1">
+              <a:hueOff val="0"/>
+              <a:satOff val="0"/>
+              <a:lumOff val="0"/>
+              <a:alphaOff val="0"/>
+            </a:schemeClr>
+          </a:solidFill>
+          <a:prstDash val="solid"/>
+        </a:ln>
+        <a:effectLst/>
+      </dsp:spPr>
+      <dsp:style>
+        <a:lnRef idx="2">
+          <a:scrgbClr r="0" g="0" b="0"/>
+        </a:lnRef>
+        <a:fillRef idx="1">
+          <a:scrgbClr r="0" g="0" b="0"/>
+        </a:fillRef>
+        <a:effectRef idx="0">
+          <a:scrgbClr r="0" g="0" b="0"/>
+        </a:effectRef>
+        <a:fontRef idx="minor">
+          <a:schemeClr val="lt1"/>
+        </a:fontRef>
+      </dsp:style>
+      <dsp:txBody>
+        <a:bodyPr spcFirstLastPara="0" vert="horz" wrap="square" lIns="6350" tIns="6350" rIns="6350" bIns="6350" numCol="1" spcCol="1270" anchor="ctr" anchorCtr="0">
+          <a:noAutofit/>
+        </a:bodyPr>
+        <a:lstStyle/>
+        <a:p>
+          <a:pPr marL="0" lvl="0" indent="0" algn="ctr" defTabSz="444500">
+            <a:lnSpc>
+              <a:spcPct val="90000"/>
+            </a:lnSpc>
+            <a:spcBef>
+              <a:spcPct val="0"/>
+            </a:spcBef>
+            <a:spcAft>
+              <a:spcPct val="35000"/>
+            </a:spcAft>
+            <a:buNone/>
+          </a:pPr>
+          <a:r>
+            <a:rPr lang="en-US" altLang="zh-CN" sz="1000" kern="1200"/>
+            <a:t>Fig 5: Reproduction of heterogenity and learning speed on RNN simulation</a:t>
+          </a:r>
+          <a:endParaRPr lang="zh-CN" altLang="en-US" sz="1000" kern="1200"/>
+        </a:p>
+      </dsp:txBody>
+      <dsp:txXfrm>
+        <a:off x="3022777" y="2590876"/>
+        <a:ext cx="1215553" cy="607776"/>
+      </dsp:txXfrm>
+    </dsp:sp>
+  </dsp:spTree>
+</dsp:drawing>
+</file>
+
+<file path=word/diagrams/layout1.xml><?xml version="1.0" encoding="utf-8"?>
+<dgm:layoutDef xmlns:dgm="http://schemas.openxmlformats.org/drawingml/2006/diagram" xmlns:a="http://schemas.openxmlformats.org/drawingml/2006/main" uniqueId="urn:microsoft.com/office/officeart/2005/8/layout/orgChart1">
+  <dgm:title val=""/>
+  <dgm:desc val=""/>
+  <dgm:catLst>
+    <dgm:cat type="hierarchy" pri="1000"/>
+    <dgm:cat type="convert" pri="6000"/>
+  </dgm:catLst>
+  <dgm:sampData>
+    <dgm:dataModel>
+      <dgm:ptLst>
+        <dgm:pt modelId="0" type="doc"/>
+        <dgm:pt modelId="1">
+          <dgm:prSet phldr="1"/>
+        </dgm:pt>
+        <dgm:pt modelId="2" type="asst">
+          <dgm:prSet phldr="1"/>
+        </dgm:pt>
+        <dgm:pt modelId="3">
+          <dgm:prSet phldr="1"/>
+        </dgm:pt>
+        <dgm:pt modelId="4">
+          <dgm:prSet phldr="1"/>
+        </dgm:pt>
+        <dgm:pt modelId="5">
+          <dgm:prSet phldr="1"/>
+        </dgm:pt>
+      </dgm:ptLst>
+      <dgm:cxnLst>
+        <dgm:cxn modelId="5" srcId="0" destId="1" srcOrd="0" destOrd="0"/>
+        <dgm:cxn modelId="6" srcId="1" destId="2" srcOrd="0" destOrd="0"/>
+        <dgm:cxn modelId="7" srcId="1" destId="3" srcOrd="1" destOrd="0"/>
+        <dgm:cxn modelId="8" srcId="1" destId="4" srcOrd="2" destOrd="0"/>
+        <dgm:cxn modelId="9" srcId="1" destId="5" srcOrd="3" destOrd="0"/>
+      </dgm:cxnLst>
+      <dgm:bg/>
+      <dgm:whole/>
+    </dgm:dataModel>
+  </dgm:sampData>
+  <dgm:styleData>
+    <dgm:dataModel>
+      <dgm:ptLst>
+        <dgm:pt modelId="0" type="doc"/>
+        <dgm:pt modelId="1"/>
+        <dgm:pt modelId="12"/>
+        <dgm:pt modelId="13"/>
+      </dgm:ptLst>
+      <dgm:cxnLst>
+        <dgm:cxn modelId="2" srcId="0" destId="1" srcOrd="0" destOrd="0"/>
+        <dgm:cxn modelId="16" srcId="1" destId="12" srcOrd="1" destOrd="0"/>
+        <dgm:cxn modelId="17" srcId="1" destId="13" srcOrd="2" destOrd="0"/>
+      </dgm:cxnLst>
+      <dgm:bg/>
+      <dgm:whole/>
+    </dgm:dataModel>
+  </dgm:styleData>
+  <dgm:clrData>
+    <dgm:dataModel>
+      <dgm:ptLst>
+        <dgm:pt modelId="0" type="doc"/>
+        <dgm:pt modelId="1"/>
+        <dgm:pt modelId="11" type="asst"/>
+        <dgm:pt modelId="12"/>
+        <dgm:pt modelId="13"/>
+        <dgm:pt modelId="14"/>
+      </dgm:ptLst>
+      <dgm:cxnLst>
+        <dgm:cxn modelId="2" srcId="0" destId="1" srcOrd="0" destOrd="0"/>
+        <dgm:cxn modelId="15" srcId="1" destId="11" srcOrd="0" destOrd="0"/>
+        <dgm:cxn modelId="16" srcId="1" destId="12" srcOrd="1" destOrd="0"/>
+        <dgm:cxn modelId="17" srcId="1" destId="13" srcOrd="2" destOrd="0"/>
+        <dgm:cxn modelId="18" srcId="1" destId="14" srcOrd="2" destOrd="0"/>
+      </dgm:cxnLst>
+      <dgm:bg/>
+      <dgm:whole/>
+    </dgm:dataModel>
+  </dgm:clrData>
+  <dgm:layoutNode name="hierChild1">
+    <dgm:varLst>
+      <dgm:orgChart val="1"/>
+      <dgm:chPref val="1"/>
+      <dgm:dir/>
+      <dgm:animOne val="branch"/>
+      <dgm:animLvl val="lvl"/>
+      <dgm:resizeHandles/>
+    </dgm:varLst>
+    <dgm:choose name="Name0">
+      <dgm:if name="Name1" func="var" arg="dir" op="equ" val="norm">
+        <dgm:alg type="hierChild">
+          <dgm:param type="linDir" val="fromL"/>
+        </dgm:alg>
+      </dgm:if>
+      <dgm:else name="Name2">
+        <dgm:alg type="hierChild">
+          <dgm:param type="linDir" val="fromR"/>
+        </dgm:alg>
+      </dgm:else>
+    </dgm:choose>
+    <dgm:shape xmlns:r="http://schemas.openxmlformats.org/officeDocument/2006/relationships" r:blip="">
+      <dgm:adjLst/>
+    </dgm:shape>
+    <dgm:presOf/>
+    <dgm:constrLst>
+      <dgm:constr type="w" for="des" forName="rootComposite1" refType="w" fact="10"/>
+      <dgm:constr type="h" for="des" forName="rootComposite1" refType="w" refFor="des" refForName="rootComposite1" fact="0.5"/>
+      <dgm:constr type="w" for="des" forName="rootComposite" refType="w" fact="10"/>
+      <dgm:constr type="h" for="des" forName="rootComposite" refType="w" refFor="des" refForName="rootComposite1" fact="0.5"/>
+      <dgm:constr type="w" for="des" forName="rootComposite3" refType="w" fact="10"/>
+      <dgm:constr type="h" for="des" forName="rootComposite3" refType="w" refFor="des" refForName="rootComposite1" fact="0.5"/>
+      <dgm:constr type="primFontSz" for="des" ptType="node" op="equ"/>
+      <dgm:constr type="sp" for="des" op="equ"/>
+      <dgm:constr type="sp" for="des" forName="hierRoot1" refType="w" refFor="des" refForName="rootComposite1" fact="0.21"/>
+      <dgm:constr type="sp" for="des" forName="hierRoot2" refType="sp" refFor="des" refForName="hierRoot1"/>
+      <dgm:constr type="sp" for="des" forName="hierRoot3" refType="sp" refFor="des" refForName="hierRoot1"/>
+      <dgm:constr type="sibSp" refType="w" refFor="des" refForName="rootComposite1" fact="0.21"/>
+      <dgm:constr type="sibSp" for="des" forName="hierChild2" refType="sibSp"/>
+      <dgm:constr type="sibSp" for="des" forName="hierChild3" refType="sibSp"/>
+      <dgm:constr type="sibSp" for="des" forName="hierChild4" refType="sibSp"/>
+      <dgm:constr type="sibSp" for="des" forName="hierChild5" refType="sibSp"/>
+      <dgm:constr type="sibSp" for="des" forName="hierChild6" refType="sibSp"/>
+      <dgm:constr type="sibSp" for="des" forName="hierChild7" refType="sibSp"/>
+      <dgm:constr type="secSibSp" refType="w" refFor="des" refForName="rootComposite1" fact="0.21"/>
+      <dgm:constr type="secSibSp" for="des" forName="hierChild2" refType="secSibSp"/>
+      <dgm:constr type="secSibSp" for="des" forName="hierChild3" refType="secSibSp"/>
+      <dgm:constr type="secSibSp" for="des" forName="hierChild4" refType="secSibSp"/>
+      <dgm:constr type="secSibSp" for="des" forName="hierChild5" refType="secSibSp"/>
+      <dgm:constr type="secSibSp" for="des" forName="hierChild6" refType="secSibSp"/>
+      <dgm:constr type="secSibSp" for="des" forName="hierChild7" refType="secSibSp"/>
+    </dgm:constrLst>
+    <dgm:ruleLst/>
+    <dgm:forEach name="Name3" axis="ch">
+      <dgm:forEach name="Name4" axis="self" ptType="node">
+        <dgm:layoutNode name="hierRoot1">
+          <dgm:varLst>
+            <dgm:hierBranch val="init"/>
+          </dgm:varLst>
+          <dgm:choose name="Name5">
+            <dgm:if name="Name6" func="var" arg="hierBranch" op="equ" val="l">
+              <dgm:choose name="Name7">
+                <dgm:if name="Name8" axis="ch" ptType="asst" func="cnt" op="gte" val="1">
+                  <dgm:alg type="hierRoot">
+                    <dgm:param type="hierAlign" val="tR"/>
+                  </dgm:alg>
+                  <dgm:constrLst>
+                    <dgm:constr type="alignOff" val="0.65"/>
+                  </dgm:constrLst>
+                </dgm:if>
+                <dgm:else name="Name9">
+                  <dgm:alg type="hierRoot">
+                    <dgm:param type="hierAlign" val="tR"/>
+                  </dgm:alg>
+                  <dgm:constrLst>
+                    <dgm:constr type="alignOff" val="0.25"/>
+                  </dgm:constrLst>
+                </dgm:else>
+              </dgm:choose>
+            </dgm:if>
+            <dgm:if name="Name10" func="var" arg="hierBranch" op="equ" val="r">
+              <dgm:choose name="Name11">
+                <dgm:if name="Name12" axis="ch" ptType="asst" func="cnt" op="gte" val="1">
+                  <dgm:alg type="hierRoot">
+                    <dgm:param type="hierAlign" val="tL"/>
+                  </dgm:alg>
+                  <dgm:constrLst>
+                    <dgm:constr type="alignOff" val="0.65"/>
+                  </dgm:constrLst>
+                </dgm:if>
+                <dgm:else name="Name13">
+                  <dgm:alg type="hierRoot">
+                    <dgm:param type="hierAlign" val="tL"/>
+                  </dgm:alg>
+                  <dgm:constrLst>
+                    <dgm:constr type="alignOff" val="0.25"/>
+                  </dgm:constrLst>
+                </dgm:else>
+              </dgm:choose>
+            </dgm:if>
+            <dgm:if name="Name14" func="var" arg="hierBranch" op="equ" val="hang">
+              <dgm:alg type="hierRoot"/>
+              <dgm:constrLst>
+                <dgm:constr type="alignOff" val="0.65"/>
+              </dgm:constrLst>
+            </dgm:if>
+            <dgm:else name="Name15">
+              <dgm:alg type="hierRoot"/>
+              <dgm:constrLst>
+                <dgm:constr type="alignOff"/>
+                <dgm:constr type="bendDist" for="des" ptType="parTrans" refType="sp" fact="0.5"/>
+              </dgm:constrLst>
+            </dgm:else>
+          </dgm:choose>
+          <dgm:shape xmlns:r="http://schemas.openxmlformats.org/officeDocument/2006/relationships" r:blip="">
+            <dgm:adjLst/>
+          </dgm:shape>
+          <dgm:presOf/>
+          <dgm:ruleLst/>
+          <dgm:layoutNode name="rootComposite1">
+            <dgm:alg type="composite"/>
+            <dgm:shape xmlns:r="http://schemas.openxmlformats.org/officeDocument/2006/relationships" r:blip="">
+              <dgm:adjLst/>
+            </dgm:shape>
+            <dgm:presOf axis="self" ptType="node" cnt="1"/>
+            <dgm:choose name="Name16">
+              <dgm:if name="Name17" func="var" arg="hierBranch" op="equ" val="init">
+                <dgm:constrLst>
+                  <dgm:constr type="l" for="ch" forName="rootText1"/>
+                  <dgm:constr type="t" for="ch" forName="rootText1"/>
+                  <dgm:constr type="w" for="ch" forName="rootText1" refType="w"/>
+                  <dgm:constr type="h" for="ch" forName="rootText1" refType="h"/>
+                  <dgm:constr type="l" for="ch" forName="rootConnector1"/>
+                  <dgm:constr type="t" for="ch" forName="rootConnector1"/>
+                  <dgm:constr type="w" for="ch" forName="rootConnector1" refType="w" refFor="ch" refForName="rootText1" fact="0.2"/>
+                  <dgm:constr type="h" for="ch" forName="rootConnector1" refType="h" refFor="ch" refForName="rootText1"/>
+                </dgm:constrLst>
+              </dgm:if>
+              <dgm:if name="Name18" func="var" arg="hierBranch" op="equ" val="l">
+                <dgm:constrLst>
+                  <dgm:constr type="l" for="ch" forName="rootText1"/>
+                  <dgm:constr type="t" for="ch" forName="rootText1"/>
+                  <dgm:constr type="w" for="ch" forName="rootText1" refType="w"/>
+                  <dgm:constr type="h" for="ch" forName="rootText1" refType="h"/>
+                  <dgm:constr type="r" for="ch" forName="rootConnector1" refType="w"/>
+                  <dgm:constr type="t" for="ch" forName="rootConnector1"/>
+                  <dgm:constr type="w" for="ch" forName="rootConnector1" refType="w" refFor="ch" refForName="rootText1" fact="0.2"/>
+                  <dgm:constr type="h" for="ch" forName="rootConnector1" refType="h" refFor="ch" refForName="rootText1"/>
+                </dgm:constrLst>
+              </dgm:if>
+              <dgm:if name="Name19" func="var" arg="hierBranch" op="equ" val="r">
+                <dgm:constrLst>
+                  <dgm:constr type="l" for="ch" forName="rootText1"/>
+                  <dgm:constr type="t" for="ch" forName="rootText1"/>
+                  <dgm:constr type="w" for="ch" forName="rootText1" refType="w"/>
+                  <dgm:constr type="h" for="ch" forName="rootText1" refType="h"/>
+                  <dgm:constr type="l" for="ch" forName="rootConnector1"/>
+                  <dgm:constr type="t" for="ch" forName="rootConnector1"/>
+                  <dgm:constr type="w" for="ch" forName="rootConnector1" refType="w" refFor="ch" refForName="rootText1" fact="0.2"/>
+                  <dgm:constr type="h" for="ch" forName="rootConnector1" refType="h" refFor="ch" refForName="rootText1"/>
+                </dgm:constrLst>
+              </dgm:if>
+              <dgm:else name="Name20">
+                <dgm:constrLst>
+                  <dgm:constr type="l" for="ch" forName="rootText1"/>
+                  <dgm:constr type="t" for="ch" forName="rootText1"/>
+                  <dgm:constr type="w" for="ch" forName="rootText1" refType="w"/>
+                  <dgm:constr type="h" for="ch" forName="rootText1" refType="h"/>
+                  <dgm:constr type="r" for="ch" forName="rootConnector1" refType="w"/>
+                  <dgm:constr type="t" for="ch" forName="rootConnector1"/>
+                  <dgm:constr type="w" for="ch" forName="rootConnector1" refType="w" refFor="ch" refForName="rootText1" fact="0.2"/>
+                  <dgm:constr type="h" for="ch" forName="rootConnector1" refType="h" refFor="ch" refForName="rootText1"/>
+                </dgm:constrLst>
+              </dgm:else>
+            </dgm:choose>
+            <dgm:ruleLst/>
+            <dgm:layoutNode name="rootText1" styleLbl="node0">
+              <dgm:varLst>
+                <dgm:chPref val="3"/>
+              </dgm:varLst>
+              <dgm:alg type="tx"/>
+              <dgm:shape xmlns:r="http://schemas.openxmlformats.org/officeDocument/2006/relationships" type="rect" r:blip="">
+                <dgm:adjLst/>
+              </dgm:shape>
+              <dgm:presOf axis="self" ptType="node" cnt="1"/>
+              <dgm:constrLst>
+                <dgm:constr type="primFontSz" val="65"/>
+                <dgm:constr type="lMarg" refType="primFontSz" fact="0.05"/>
+                <dgm:constr type="rMarg" refType="primFontSz" fact="0.05"/>
+                <dgm:constr type="tMarg" refType="primFontSz" fact="0.05"/>
+                <dgm:constr type="bMarg" refType="primFontSz" fact="0.05"/>
+              </dgm:constrLst>
+              <dgm:ruleLst>
+                <dgm:rule type="primFontSz" val="5" fact="NaN" max="NaN"/>
+              </dgm:ruleLst>
+            </dgm:layoutNode>
+            <dgm:layoutNode name="rootConnector1" moveWith="rootText1">
+              <dgm:alg type="sp"/>
+              <dgm:shape xmlns:r="http://schemas.openxmlformats.org/officeDocument/2006/relationships" type="rect" r:blip="" hideGeom="1">
+                <dgm:adjLst/>
+              </dgm:shape>
+              <dgm:presOf axis="self" ptType="node" cnt="1"/>
+              <dgm:constrLst/>
+              <dgm:ruleLst/>
+            </dgm:layoutNode>
+          </dgm:layoutNode>
+          <dgm:layoutNode name="hierChild2">
+            <dgm:choose name="Name21">
+              <dgm:if name="Name22" func="var" arg="hierBranch" op="equ" val="l">
+                <dgm:alg type="hierChild">
+                  <dgm:param type="chAlign" val="r"/>
+                  <dgm:param type="linDir" val="fromT"/>
+                </dgm:alg>
+              </dgm:if>
+              <dgm:if name="Name23" func="var" arg="hierBranch" op="equ" val="r">
+                <dgm:alg type="hierChild">
+                  <dgm:param type="chAlign" val="l"/>
+                  <dgm:param type="linDir" val="fromT"/>
+                </dgm:alg>
+              </dgm:if>
+              <dgm:if name="Name24" func="var" arg="hierBranch" op="equ" val="hang">
+                <dgm:choose name="Name25">
+                  <dgm:if name="Name26" func="var" arg="dir" op="equ" val="norm">
+                    <dgm:alg type="hierChild">
+                      <dgm:param type="chAlign" val="l"/>
+                      <dgm:param type="linDir" val="fromL"/>
+                      <dgm:param type="secChAlign" val="t"/>
+                      <dgm:param type="secLinDir" val="fromT"/>
+                    </dgm:alg>
+                  </dgm:if>
+                  <dgm:else name="Name27">
+                    <dgm:alg type="hierChild">
+                      <dgm:param type="chAlign" val="l"/>
+                      <dgm:param type="linDir" val="fromR"/>
+                      <dgm:param type="secChAlign" val="t"/>
+                      <dgm:param type="secLinDir" val="fromT"/>
+                    </dgm:alg>
+                  </dgm:else>
+                </dgm:choose>
+              </dgm:if>
+              <dgm:else name="Name28">
+                <dgm:choose name="Name29">
+                  <dgm:if name="Name30" func="var" arg="dir" op="equ" val="norm">
+                    <dgm:alg type="hierChild"/>
+                  </dgm:if>
+                  <dgm:else name="Name31">
+                    <dgm:alg type="hierChild">
+                      <dgm:param type="linDir" val="fromR"/>
+                    </dgm:alg>
+                  </dgm:else>
+                </dgm:choose>
+              </dgm:else>
+            </dgm:choose>
+            <dgm:shape xmlns:r="http://schemas.openxmlformats.org/officeDocument/2006/relationships" r:blip="">
+              <dgm:adjLst/>
+            </dgm:shape>
+            <dgm:presOf/>
+            <dgm:constrLst/>
+            <dgm:ruleLst/>
+            <dgm:forEach name="rep2a" axis="ch" ptType="nonAsst">
+              <dgm:forEach name="Name32" axis="precedSib" ptType="parTrans" st="-1" cnt="1">
+                <dgm:choose name="Name33">
+                  <dgm:if name="Name34" func="var" arg="hierBranch" op="equ" val="std">
+                    <dgm:layoutNode name="Name35">
+                      <dgm:alg type="conn">
+                        <dgm:param type="connRout" val="bend"/>
+                        <dgm:param type="dim" val="1D"/>
+                        <dgm:param type="endSty" val="noArr"/>
+                        <dgm:param type="begPts" val="bCtr"/>
+                        <dgm:param type="endPts" val="tCtr"/>
+                        <dgm:param type="bendPt" val="end"/>
+                      </dgm:alg>
+                      <dgm:shape xmlns:r="http://schemas.openxmlformats.org/officeDocument/2006/relationships" type="conn" r:blip="" zOrderOff="-99999">
+                        <dgm:adjLst/>
+                      </dgm:shape>
+                      <dgm:presOf axis="self"/>
+                      <dgm:constrLst>
+                        <dgm:constr type="begPad"/>
+                        <dgm:constr type="endPad"/>
+                      </dgm:constrLst>
+                      <dgm:ruleLst/>
+                    </dgm:layoutNode>
+                  </dgm:if>
+                  <dgm:if name="Name36" func="var" arg="hierBranch" op="equ" val="init">
+                    <dgm:layoutNode name="Name37">
+                      <dgm:choose name="Name38">
+                        <dgm:if name="Name39" axis="self" func="depth" op="lte" val="2">
+                          <dgm:alg type="conn">
+                            <dgm:param type="connRout" val="bend"/>
+                            <dgm:param type="dim" val="1D"/>
+                            <dgm:param type="endSty" val="noArr"/>
+                            <dgm:param type="begPts" val="bCtr"/>
+                            <dgm:param type="endPts" val="tCtr"/>
+                            <dgm:param type="bendPt" val="end"/>
+                          </dgm:alg>
+                        </dgm:if>
+                        <dgm:else name="Name40">
+                          <dgm:choose name="Name41">
+                            <dgm:if name="Name42" axis="par des" func="maxDepth" op="lte" val="1">
+                              <dgm:choose name="Name43">
+                                <dgm:if name="Name44" axis="par ch" ptType="node asst" func="cnt" op="gte" val="1">
+                                  <dgm:alg type="conn">
+                                    <dgm:param type="connRout" val="bend"/>
+                                    <dgm:param type="dim" val="1D"/>
+                                    <dgm:param type="endSty" val="noArr"/>
+                                    <dgm:param type="begPts" val="bCtr"/>
+                                    <dgm:param type="endPts" val="midL midR"/>
+                                  </dgm:alg>
+                                </dgm:if>
+                                <dgm:else name="Name45">
+                                  <dgm:alg type="conn">
+                                    <dgm:param type="connRout" val="bend"/>
+                                    <dgm:param type="dim" val="1D"/>
+                                    <dgm:param type="endSty" val="noArr"/>
+                                    <dgm:param type="begPts" val="bCtr"/>
+                                    <dgm:param type="endPts" val="midL midR"/>
+                                    <dgm:param type="srcNode" val="rootConnector"/>
+                                  </dgm:alg>
+                                </dgm:else>
+                              </dgm:choose>
+                            </dgm:if>
+                            <dgm:else name="Name46">
+                              <dgm:alg type="conn">
+                                <dgm:param type="connRout" val="bend"/>
+                                <dgm:param type="dim" val="1D"/>
+                                <dgm:param type="endSty" val="noArr"/>
+                                <dgm:param type="begPts" val="bCtr"/>
+                                <dgm:param type="endPts" val="tCtr"/>
+                                <dgm:param type="bendPt" val="end"/>
+                              </dgm:alg>
+                            </dgm:else>
+                          </dgm:choose>
+                        </dgm:else>
+                      </dgm:choose>
+                      <dgm:shape xmlns:r="http://schemas.openxmlformats.org/officeDocument/2006/relationships" type="conn" r:blip="" zOrderOff="-99999">
+                        <dgm:adjLst/>
+                      </dgm:shape>
+                      <dgm:presOf axis="self"/>
+                      <dgm:constrLst>
+                        <dgm:constr type="begPad"/>
+                        <dgm:constr type="endPad"/>
+                      </dgm:constrLst>
+                      <dgm:ruleLst/>
+                    </dgm:layoutNode>
+                  </dgm:if>
+                  <dgm:if name="Name47" func="var" arg="hierBranch" op="equ" val="hang">
+                    <dgm:layoutNode name="Name48">
+                      <dgm:alg type="conn">
+                        <dgm:param type="connRout" val="bend"/>
+                        <dgm:param type="dim" val="1D"/>
+                        <dgm:param type="endSty" val="noArr"/>
+                        <dgm:param type="begPts" val="bCtr"/>
+                        <dgm:param type="endPts" val="midL midR"/>
+                      </dgm:alg>
+                      <dgm:shape xmlns:r="http://schemas.openxmlformats.org/officeDocument/2006/relationships" type="conn" r:blip="" zOrderOff="-99999">
+                        <dgm:adjLst/>
+                      </dgm:shape>
+                      <dgm:presOf axis="self"/>
+                      <dgm:constrLst>
+                        <dgm:constr type="begPad"/>
+                        <dgm:constr type="endPad"/>
+                      </dgm:constrLst>
+                      <dgm:ruleLst/>
+                    </dgm:layoutNode>
+                  </dgm:if>
+                  <dgm:else name="Name49">
+                    <dgm:layoutNode name="Name50">
+                      <dgm:choose name="Name51">
+                        <dgm:if name="Name52" axis="self" func="depth" op="lte" val="2">
+                          <dgm:choose name="Name53">
+                            <dgm:if name="Name54" axis="par ch" ptType="node asst" func="cnt" op="gte" val="1">
+                              <dgm:alg type="conn">
+                                <dgm:param type="connRout" val="bend"/>
+                                <dgm:param type="dim" val="1D"/>
+                                <dgm:param type="endSty" val="noArr"/>
+                                <dgm:param type="begPts" val="bCtr"/>
+                                <dgm:param type="endPts" val="midL midR"/>
+                              </dgm:alg>
+                            </dgm:if>
+                            <dgm:else name="Name55">
+                              <dgm:alg type="conn">
+                                <dgm:param type="connRout" val="bend"/>
+                                <dgm:param type="dim" val="1D"/>
+                                <dgm:param type="endSty" val="noArr"/>
+                                <dgm:param type="begPts" val="bCtr"/>
+                                <dgm:param type="endPts" val="midL midR"/>
+                                <dgm:param type="srcNode" val="rootConnector1"/>
+                              </dgm:alg>
+                            </dgm:else>
+                          </dgm:choose>
+                        </dgm:if>
+                        <dgm:else name="Name56">
+                          <dgm:choose name="Name57">
+                            <dgm:if name="Name58" axis="par ch" ptType="node asst" func="cnt" op="gte" val="1">
+                              <dgm:alg type="conn">
+                                <dgm:param type="connRout" val="bend"/>
+                                <dgm:param type="dim" val="1D"/>
+                                <dgm:param type="endSty" val="noArr"/>
+                                <dgm:param type="begPts" val="bCtr"/>
+                                <dgm:param type="endPts" val="midL midR"/>
+                              </dgm:alg>
+                            </dgm:if>
+                            <dgm:else name="Name59">
+                              <dgm:alg type="conn">
+                                <dgm:param type="connRout" val="bend"/>
+                                <dgm:param type="dim" val="1D"/>
+                                <dgm:param type="endSty" val="noArr"/>
+                                <dgm:param type="begPts" val="bCtr"/>
+                                <dgm:param type="endPts" val="midL midR"/>
+                                <dgm:param type="srcNode" val="rootConnector"/>
+                              </dgm:alg>
+                            </dgm:else>
+                          </dgm:choose>
+                        </dgm:else>
+                      </dgm:choose>
+                      <dgm:shape xmlns:r="http://schemas.openxmlformats.org/officeDocument/2006/relationships" type="conn" r:blip="" zOrderOff="-99999">
+                        <dgm:adjLst/>
+                      </dgm:shape>
+                      <dgm:presOf axis="self"/>
+                      <dgm:constrLst>
+                        <dgm:constr type="begPad"/>
+                        <dgm:constr type="endPad"/>
+                      </dgm:constrLst>
+                      <dgm:ruleLst/>
+                    </dgm:layoutNode>
+                  </dgm:else>
+                </dgm:choose>
+              </dgm:forEach>
+              <dgm:layoutNode name="hierRoot2">
+                <dgm:varLst>
+                  <dgm:hierBranch val="init"/>
+                </dgm:varLst>
+                <dgm:choose name="Name60">
+                  <dgm:if name="Name61" func="var" arg="hierBranch" op="equ" val="l">
+                    <dgm:choose name="Name62">
+                      <dgm:if name="Name63" axis="ch" ptType="asst" func="cnt" op="gte" val="1">
+                        <dgm:alg type="hierRoot">
+                          <dgm:param type="hierAlign" val="tR"/>
+                        </dgm:alg>
+                        <dgm:shape xmlns:r="http://schemas.openxmlformats.org/officeDocument/2006/relationships" r:blip="">
+                          <dgm:adjLst/>
+                        </dgm:shape>
+                        <dgm:presOf/>
+                        <dgm:constrLst>
+                          <dgm:constr type="alignOff" val="0.65"/>
+                        </dgm:constrLst>
+                      </dgm:if>
+                      <dgm:else name="Name64">
+                        <dgm:alg type="hierRoot">
+                          <dgm:param type="hierAlign" val="tR"/>
+                        </dgm:alg>
+                        <dgm:shape xmlns:r="http://schemas.openxmlformats.org/officeDocument/2006/relationships" r:blip="">
+                          <dgm:adjLst/>
+                        </dgm:shape>
+                        <dgm:presOf/>
+                        <dgm:constrLst>
+                          <dgm:constr type="alignOff" val="0.25"/>
+                        </dgm:constrLst>
+                      </dgm:else>
+                    </dgm:choose>
+                  </dgm:if>
+                  <dgm:if name="Name65" func="var" arg="hierBranch" op="equ" val="r">
+                    <dgm:choose name="Name66">
+                      <dgm:if name="Name67" axis="ch" ptType="asst" func="cnt" op="gte" val="1">
+                        <dgm:alg type="hierRoot">
+                          <dgm:param type="hierAlign" val="tL"/>
+                        </dgm:alg>
+                        <dgm:shape xmlns:r="http://schemas.openxmlformats.org/officeDocument/2006/relationships" r:blip="">
+                          <dgm:adjLst/>
+                        </dgm:shape>
+                        <dgm:presOf/>
+                        <dgm:constrLst>
+                          <dgm:constr type="alignOff" val="0.65"/>
+                        </dgm:constrLst>
+                      </dgm:if>
+                      <dgm:else name="Name68">
+                        <dgm:alg type="hierRoot">
+                          <dgm:param type="hierAlign" val="tL"/>
+                        </dgm:alg>
+                        <dgm:shape xmlns:r="http://schemas.openxmlformats.org/officeDocument/2006/relationships" r:blip="">
+                          <dgm:adjLst/>
+                        </dgm:shape>
+                        <dgm:presOf/>
+                        <dgm:constrLst>
+                          <dgm:constr type="alignOff" val="0.25"/>
+                        </dgm:constrLst>
+                      </dgm:else>
+                    </dgm:choose>
+                  </dgm:if>
+                  <dgm:if name="Name69" func="var" arg="hierBranch" op="equ" val="std">
+                    <dgm:alg type="hierRoot"/>
+                    <dgm:shape xmlns:r="http://schemas.openxmlformats.org/officeDocument/2006/relationships" r:blip="">
+                      <dgm:adjLst/>
+                    </dgm:shape>
+                    <dgm:presOf/>
+                    <dgm:constrLst>
+                      <dgm:constr type="alignOff"/>
+                      <dgm:constr type="bendDist" for="des" ptType="parTrans" refType="sp" fact="0.5"/>
+                    </dgm:constrLst>
+                  </dgm:if>
+                  <dgm:if name="Name70" func="var" arg="hierBranch" op="equ" val="init">
+                    <dgm:choose name="Name71">
+                      <dgm:if name="Name72" axis="des" func="maxDepth" op="lte" val="1">
+                        <dgm:choose name="Name73">
+                          <dgm:if name="Name74" axis="ch" ptType="asst" func="cnt" op="gte" val="1">
+                            <dgm:alg type="hierRoot">
+                              <dgm:param type="hierAlign" val="tL"/>
+                            </dgm:alg>
+                            <dgm:shape xmlns:r="http://schemas.openxmlformats.org/officeDocument/2006/relationships" r:blip="">
+                              <dgm:adjLst/>
+                            </dgm:shape>
+                            <dgm:presOf/>
+                            <dgm:constrLst>
+                              <dgm:constr type="alignOff" val="0.65"/>
+                            </dgm:constrLst>
+                          </dgm:if>
+                          <dgm:else name="Name75">
+                            <dgm:alg type="hierRoot">
+                              <dgm:param type="hierAlign" val="tL"/>
+                            </dgm:alg>
+                            <dgm:shape xmlns:r="http://schemas.openxmlformats.org/officeDocument/2006/relationships" r:blip="">
+                              <dgm:adjLst/>
+                            </dgm:shape>
+                            <dgm:presOf/>
+                            <dgm:constrLst>
+                              <dgm:constr type="alignOff" val="0.25"/>
+                            </dgm:constrLst>
+                          </dgm:else>
+                        </dgm:choose>
+                      </dgm:if>
+                      <dgm:else name="Name76">
+                        <dgm:alg type="hierRoot"/>
+                        <dgm:shape xmlns:r="http://schemas.openxmlformats.org/officeDocument/2006/relationships" r:blip="">
+                          <dgm:adjLst/>
+                        </dgm:shape>
+                        <dgm:presOf/>
+                        <dgm:constrLst>
+                          <dgm:constr type="alignOff"/>
+                          <dgm:constr type="bendDist" for="des" ptType="parTrans" refType="sp" fact="0.5"/>
+                        </dgm:constrLst>
+                      </dgm:else>
+                    </dgm:choose>
+                  </dgm:if>
+                  <dgm:else name="Name77">
+                    <dgm:alg type="hierRoot"/>
+                    <dgm:shape xmlns:r="http://schemas.openxmlformats.org/officeDocument/2006/relationships" r:blip="">
+                      <dgm:adjLst/>
+                    </dgm:shape>
+                    <dgm:presOf/>
+                    <dgm:constrLst>
+                      <dgm:constr type="alignOff" val="0.65"/>
+                    </dgm:constrLst>
+                  </dgm:else>
+                </dgm:choose>
+                <dgm:ruleLst/>
+                <dgm:layoutNode name="rootComposite">
+                  <dgm:alg type="composite"/>
+                  <dgm:shape xmlns:r="http://schemas.openxmlformats.org/officeDocument/2006/relationships" r:blip="">
+                    <dgm:adjLst/>
+                  </dgm:shape>
+                  <dgm:presOf axis="self" ptType="node" cnt="1"/>
+                  <dgm:choose name="Name78">
+                    <dgm:if name="Name79" func="var" arg="hierBranch" op="equ" val="init">
+                      <dgm:constrLst>
+                        <dgm:constr type="l" for="ch" forName="rootText"/>
+                        <dgm:constr type="t" for="ch" forName="rootText"/>
+                        <dgm:constr type="w" for="ch" forName="rootText" refType="w"/>
+                        <dgm:constr type="h" for="ch" forName="rootText" refType="h"/>
+                        <dgm:constr type="l" for="ch" forName="rootConnector"/>
+                        <dgm:constr type="t" for="ch" forName="rootConnector"/>
+                        <dgm:constr type="w" for="ch" forName="rootConnector" refType="w" refFor="ch" refForName="rootText" fact="0.2"/>
+                        <dgm:constr type="h" for="ch" forName="rootConnector" refType="h" refFor="ch" refForName="rootText"/>
+                      </dgm:constrLst>
+                    </dgm:if>
+                    <dgm:if name="Name80" func="var" arg="hierBranch" op="equ" val="l">
+                      <dgm:constrLst>
+                        <dgm:constr type="l" for="ch" forName="rootText"/>
+                        <dgm:constr type="t" for="ch" forName="rootText"/>
+                        <dgm:constr type="w" for="ch" forName="rootText" refType="w"/>
+                        <dgm:constr type="h" for="ch" forName="rootText" refType="h"/>
+                        <dgm:constr type="r" for="ch" forName="rootConnector" refType="w"/>
+                        <dgm:constr type="t" for="ch" forName="rootConnector"/>
+                        <dgm:constr type="w" for="ch" forName="rootConnector" refType="w" refFor="ch" refForName="rootText" fact="0.2"/>
+                        <dgm:constr type="h" for="ch" forName="rootConnector" refType="h" refFor="ch" refForName="rootText"/>
+                      </dgm:constrLst>
+                    </dgm:if>
+                    <dgm:if name="Name81" func="var" arg="hierBranch" op="equ" val="r">
+                      <dgm:constrLst>
+                        <dgm:constr type="l" for="ch" forName="rootText"/>
+                        <dgm:constr type="t" for="ch" forName="rootText"/>
+                        <dgm:constr type="w" for="ch" forName="rootText" refType="w"/>
+                        <dgm:constr type="h" for="ch" forName="rootText" refType="h"/>
+                        <dgm:constr type="l" for="ch" forName="rootConnector"/>
+                        <dgm:constr type="t" for="ch" forName="rootConnector"/>
+                        <dgm:constr type="w" for="ch" forName="rootConnector" refType="w" refFor="ch" refForName="rootText" fact="0.2"/>
+                        <dgm:constr type="h" for="ch" forName="rootConnector" refType="h" refFor="ch" refForName="rootText"/>
+                      </dgm:constrLst>
+                    </dgm:if>
+                    <dgm:else name="Name82">
+                      <dgm:constrLst>
+                        <dgm:constr type="l" for="ch" forName="rootText"/>
+                        <dgm:constr type="t" for="ch" forName="rootText"/>
+                        <dgm:constr type="w" for="ch" forName="rootText" refType="w"/>
+                        <dgm:constr type="h" for="ch" forName="rootText" refType="h"/>
+                        <dgm:constr type="r" for="ch" forName="rootConnector" refType="w"/>
+                        <dgm:constr type="t" for="ch" forName="rootConnector"/>
+                        <dgm:constr type="w" for="ch" forName="rootConnector" refType="w" refFor="ch" refForName="rootText" fact="0.2"/>
+                        <dgm:constr type="h" for="ch" forName="rootConnector" refType="h" refFor="ch" refForName="rootText"/>
+                      </dgm:constrLst>
+                    </dgm:else>
+                  </dgm:choose>
+                  <dgm:ruleLst/>
+                  <dgm:layoutNode name="rootText">
+                    <dgm:varLst>
+                      <dgm:chPref val="3"/>
+                    </dgm:varLst>
+                    <dgm:alg type="tx"/>
+                    <dgm:shape xmlns:r="http://schemas.openxmlformats.org/officeDocument/2006/relationships" type="rect" r:blip="">
+                      <dgm:adjLst/>
+                    </dgm:shape>
+                    <dgm:presOf axis="self" ptType="node" cnt="1"/>
+                    <dgm:constrLst>
+                      <dgm:constr type="primFontSz" val="65"/>
+                      <dgm:constr type="lMarg" refType="primFontSz" fact="0.05"/>
+                      <dgm:constr type="rMarg" refType="primFontSz" fact="0.05"/>
+                      <dgm:constr type="tMarg" refType="primFontSz" fact="0.05"/>
+                      <dgm:constr type="bMarg" refType="primFontSz" fact="0.05"/>
+                    </dgm:constrLst>
+                    <dgm:ruleLst>
+                      <dgm:rule type="primFontSz" val="5" fact="NaN" max="NaN"/>
+                    </dgm:ruleLst>
+                  </dgm:layoutNode>
+                  <dgm:layoutNode name="rootConnector" moveWith="rootText">
+                    <dgm:alg type="sp"/>
+                    <dgm:shape xmlns:r="http://schemas.openxmlformats.org/officeDocument/2006/relationships" type="rect" r:blip="" hideGeom="1">
+                      <dgm:adjLst/>
+                    </dgm:shape>
+                    <dgm:presOf axis="self" ptType="node" cnt="1"/>
+                    <dgm:constrLst/>
+                    <dgm:ruleLst/>
+                  </dgm:layoutNode>
+                </dgm:layoutNode>
+                <dgm:layoutNode name="hierChild4">
+                  <dgm:choose name="Name83">
+                    <dgm:if name="Name84" func="var" arg="hierBranch" op="equ" val="l">
+                      <dgm:alg type="hierChild">
+                        <dgm:param type="chAlign" val="r"/>
+                        <dgm:param type="linDir" val="fromT"/>
+                      </dgm:alg>
+                    </dgm:if>
+                    <dgm:if name="Name85" func="var" arg="hierBranch" op="equ" val="r">
+                      <dgm:alg type="hierChild">
+                        <dgm:param type="chAlign" val="l"/>
+                        <dgm:param type="linDir" val="fromT"/>
+                      </dgm:alg>
+                    </dgm:if>
+                    <dgm:if name="Name86" func="var" arg="hierBranch" op="equ" val="hang">
+                      <dgm:choose name="Name87">
+                        <dgm:if name="Name88" func="var" arg="dir" op="equ" val="norm">
+                          <dgm:alg type="hierChild">
+                            <dgm:param type="chAlign" val="l"/>
+                            <dgm:param type="linDir" val="fromL"/>
+                            <dgm:param type="secChAlign" val="t"/>
+                            <dgm:param type="secLinDir" val="fromT"/>
+                          </dgm:alg>
+                        </dgm:if>
+                        <dgm:else name="Name89">
+                          <dgm:alg type="hierChild">
+                            <dgm:param type="chAlign" val="l"/>
+                            <dgm:param type="linDir" val="fromR"/>
+                            <dgm:param type="secChAlign" val="t"/>
+                            <dgm:param type="secLinDir" val="fromT"/>
+                          </dgm:alg>
+                        </dgm:else>
+                      </dgm:choose>
+                    </dgm:if>
+                    <dgm:if name="Name90" func="var" arg="hierBranch" op="equ" val="std">
+                      <dgm:choose name="Name91">
+                        <dgm:if name="Name92" func="var" arg="dir" op="equ" val="norm">
+                          <dgm:alg type="hierChild"/>
+                        </dgm:if>
+                        <dgm:else name="Name93">
+                          <dgm:alg type="hierChild">
+                            <dgm:param type="linDir" val="fromR"/>
+                          </dgm:alg>
+                        </dgm:else>
+                      </dgm:choose>
+                    </dgm:if>
+                    <dgm:if name="Name94" func="var" arg="hierBranch" op="equ" val="init">
+                      <dgm:choose name="Name95">
+                        <dgm:if name="Name96" axis="des" func="maxDepth" op="lte" val="1">
+                          <dgm:alg type="hierChild">
+                            <dgm:param type="chAlign" val="l"/>
+                            <dgm:param type="linDir" val="fromT"/>
+                          </dgm:alg>
+                        </dgm:if>
+                        <dgm:else name="Name97">
+                          <dgm:choose name="Name98">
+                            <dgm:if name="Name99" func="var" arg="dir" op="equ" val="norm">
+                              <dgm:alg type="hierChild"/>
+                            </dgm:if>
+                            <dgm:else name="Name100">
+                              <dgm:alg type="hierChild">
+                                <dgm:param type="linDir" val="fromR"/>
+                              </dgm:alg>
+                            </dgm:else>
+                          </dgm:choose>
+                        </dgm:else>
+                      </dgm:choose>
+                    </dgm:if>
+                    <dgm:else name="Name101"/>
+                  </dgm:choose>
+                  <dgm:shape xmlns:r="http://schemas.openxmlformats.org/officeDocument/2006/relationships" r:blip="">
+                    <dgm:adjLst/>
+                  </dgm:shape>
+                  <dgm:presOf/>
+                  <dgm:constrLst/>
+                  <dgm:ruleLst/>
+                  <dgm:forEach name="Name102" ref="rep2a"/>
+                </dgm:layoutNode>
+                <dgm:layoutNode name="hierChild5">
+                  <dgm:choose name="Name103">
+                    <dgm:if name="Name104" func="var" arg="dir" op="equ" val="norm">
+                      <dgm:alg type="hierChild">
+                        <dgm:param type="chAlign" val="l"/>
+                        <dgm:param type="linDir" val="fromL"/>
+                        <dgm:param type="secChAlign" val="t"/>
+                        <dgm:param type="secLinDir" val="fromT"/>
+                      </dgm:alg>
+                    </dgm:if>
+                    <dgm:else name="Name105">
+                      <dgm:alg type="hierChild">
+                        <dgm:param type="chAlign" val="l"/>
+                        <dgm:param type="linDir" val="fromR"/>
+                        <dgm:param type="secChAlign" val="t"/>
+                        <dgm:param type="secLinDir" val="fromT"/>
+                      </dgm:alg>
+                    </dgm:else>
+                  </dgm:choose>
+                  <dgm:shape xmlns:r="http://schemas.openxmlformats.org/officeDocument/2006/relationships" r:blip="">
+                    <dgm:adjLst/>
+                  </dgm:shape>
+                  <dgm:presOf/>
+                  <dgm:constrLst/>
+                  <dgm:ruleLst/>
+                  <dgm:forEach name="Name106" ref="rep2b"/>
+                </dgm:layoutNode>
+              </dgm:layoutNode>
+            </dgm:forEach>
+          </dgm:layoutNode>
+          <dgm:layoutNode name="hierChild3">
+            <dgm:choose name="Name107">
+              <dgm:if name="Name108" func="var" arg="dir" op="equ" val="norm">
+                <dgm:alg type="hierChild">
+                  <dgm:param type="chAlign" val="l"/>
+                  <dgm:param type="linDir" val="fromL"/>
+                  <dgm:param type="secChAlign" val="t"/>
+                  <dgm:param type="secLinDir" val="fromT"/>
+                </dgm:alg>
+              </dgm:if>
+              <dgm:else name="Name109">
+                <dgm:alg type="hierChild">
+                  <dgm:param type="chAlign" val="l"/>
+                  <dgm:param type="linDir" val="fromR"/>
+                  <dgm:param type="secChAlign" val="t"/>
+                  <dgm:param type="secLinDir" val="fromT"/>
+                </dgm:alg>
+              </dgm:else>
+            </dgm:choose>
+            <dgm:shape xmlns:r="http://schemas.openxmlformats.org/officeDocument/2006/relationships" r:blip="">
+              <dgm:adjLst/>
+            </dgm:shape>
+            <dgm:presOf/>
+            <dgm:constrLst/>
+            <dgm:ruleLst/>
+            <dgm:forEach name="rep2b" axis="ch" ptType="asst">
+              <dgm:forEach name="Name110" axis="precedSib" ptType="parTrans" st="-1" cnt="1">
+                <dgm:layoutNode name="Name111">
+                  <dgm:alg type="conn">
+                    <dgm:param type="connRout" val="bend"/>
+                    <dgm:param type="dim" val="1D"/>
+                    <dgm:param type="endSty" val="noArr"/>
+                    <dgm:param type="begPts" val="bCtr"/>
+                    <dgm:param type="endPts" val="midL midR"/>
+                  </dgm:alg>
+                  <dgm:shape xmlns:r="http://schemas.openxmlformats.org/officeDocument/2006/relationships" type="conn" r:blip="" zOrderOff="-99999">
+                    <dgm:adjLst/>
+                  </dgm:shape>
+                  <dgm:presOf axis="self"/>
+                  <dgm:constrLst>
+                    <dgm:constr type="begPad"/>
+                    <dgm:constr type="endPad"/>
+                  </dgm:constrLst>
+                  <dgm:ruleLst/>
+                </dgm:layoutNode>
+              </dgm:forEach>
+              <dgm:layoutNode name="hierRoot3">
+                <dgm:varLst>
+                  <dgm:hierBranch val="init"/>
+                </dgm:varLst>
+                <dgm:choose name="Name112">
+                  <dgm:if name="Name113" func="var" arg="hierBranch" op="equ" val="l">
+                    <dgm:alg type="hierRoot">
+                      <dgm:param type="hierAlign" val="tR"/>
+                    </dgm:alg>
+                    <dgm:shape xmlns:r="http://schemas.openxmlformats.org/officeDocument/2006/relationships" r:blip="">
+                      <dgm:adjLst/>
+                    </dgm:shape>
+                    <dgm:presOf/>
+                    <dgm:constrLst>
+                      <dgm:constr type="alignOff" val="0.65"/>
+                    </dgm:constrLst>
+                  </dgm:if>
+                  <dgm:if name="Name114" func="var" arg="hierBranch" op="equ" val="r">
+                    <dgm:alg type="hierRoot">
+                      <dgm:param type="hierAlign" val="tL"/>
+                    </dgm:alg>
+                    <dgm:shape xmlns:r="http://schemas.openxmlformats.org/officeDocument/2006/relationships" r:blip="">
+                      <dgm:adjLst/>
+                    </dgm:shape>
+                    <dgm:presOf/>
+                    <dgm:constrLst>
+                      <dgm:constr type="alignOff" val="0.65"/>
+                    </dgm:constrLst>
+                  </dgm:if>
+                  <dgm:if name="Name115" func="var" arg="hierBranch" op="equ" val="hang">
+                    <dgm:alg type="hierRoot"/>
+                    <dgm:shape xmlns:r="http://schemas.openxmlformats.org/officeDocument/2006/relationships" r:blip="">
+                      <dgm:adjLst/>
+                    </dgm:shape>
+                    <dgm:presOf/>
+                    <dgm:constrLst>
+                      <dgm:constr type="alignOff" val="0.65"/>
+                    </dgm:constrLst>
+                  </dgm:if>
+                  <dgm:if name="Name116" func="var" arg="hierBranch" op="equ" val="std">
+                    <dgm:alg type="hierRoot"/>
+                    <dgm:shape xmlns:r="http://schemas.openxmlformats.org/officeDocument/2006/relationships" r:blip="">
+                      <dgm:adjLst/>
+                    </dgm:shape>
+                    <dgm:presOf/>
+                    <dgm:constrLst>
+                      <dgm:constr type="alignOff"/>
+                      <dgm:constr type="bendDist" for="des" ptType="parTrans" refType="sp" fact="0.5"/>
+                    </dgm:constrLst>
+                  </dgm:if>
+                  <dgm:if name="Name117" func="var" arg="hierBranch" op="equ" val="init">
+                    <dgm:choose name="Name118">
+                      <dgm:if name="Name119" axis="des" func="maxDepth" op="lte" val="1">
+                        <dgm:alg type="hierRoot">
+                          <dgm:param type="hierAlign" val="tL"/>
+                        </dgm:alg>
+                        <dgm:shape xmlns:r="http://schemas.openxmlformats.org/officeDocument/2006/relationships" r:blip="">
+                          <dgm:adjLst/>
+                        </dgm:shape>
+                        <dgm:presOf/>
+                        <dgm:constrLst>
+                          <dgm:constr type="alignOff" val="0.65"/>
+                        </dgm:constrLst>
+                      </dgm:if>
+                      <dgm:else name="Name120">
+                        <dgm:alg type="hierRoot"/>
+                        <dgm:shape xmlns:r="http://schemas.openxmlformats.org/officeDocument/2006/relationships" r:blip="">
+                          <dgm:adjLst/>
+                        </dgm:shape>
+                        <dgm:presOf/>
+                        <dgm:constrLst>
+                          <dgm:constr type="alignOff"/>
+                          <dgm:constr type="bendDist" for="des" ptType="parTrans" refType="sp" fact="0.5"/>
+                        </dgm:constrLst>
+                      </dgm:else>
+                    </dgm:choose>
+                  </dgm:if>
+                  <dgm:else name="Name121"/>
+                </dgm:choose>
+                <dgm:ruleLst/>
+                <dgm:layoutNode name="rootComposite3">
+                  <dgm:alg type="composite"/>
+                  <dgm:shape xmlns:r="http://schemas.openxmlformats.org/officeDocument/2006/relationships" r:blip="">
+                    <dgm:adjLst/>
+                  </dgm:shape>
+                  <dgm:presOf axis="self" ptType="node" cnt="1"/>
+                  <dgm:choose name="Name122">
+                    <dgm:if name="Name123" func="var" arg="hierBranch" op="equ" val="init">
+                      <dgm:constrLst>
+                        <dgm:constr type="l" for="ch" forName="rootText3"/>
+                        <dgm:constr type="t" for="ch" forName="rootText3"/>
+                        <dgm:constr type="w" for="ch" forName="rootText3" refType="w"/>
+                        <dgm:constr type="h" for="ch" forName="rootText3" refType="h"/>
+                        <dgm:constr type="l" for="ch" forName="rootConnector3"/>
+                        <dgm:constr type="t" for="ch" forName="rootConnector3"/>
+                        <dgm:constr type="w" for="ch" forName="rootConnector3" refType="w" refFor="ch" refForName="rootText3" fact="0.2"/>
+                        <dgm:constr type="h" for="ch" forName="rootConnector3" refType="h" refFor="ch" refForName="rootText3"/>
+                      </dgm:constrLst>
+                    </dgm:if>
+                    <dgm:if name="Name124" func="var" arg="hierBranch" op="equ" val="l">
+                      <dgm:constrLst>
+                        <dgm:constr type="l" for="ch" forName="rootText3"/>
+                        <dgm:constr type="t" for="ch" forName="rootText3"/>
+                        <dgm:constr type="w" for="ch" forName="rootText3" refType="w"/>
+                        <dgm:constr type="h" for="ch" forName="rootText3" refType="h"/>
+                        <dgm:constr type="r" for="ch" forName="rootConnector3" refType="w"/>
+                        <dgm:constr type="t" for="ch" forName="rootConnector3"/>
+                        <dgm:constr type="w" for="ch" forName="rootConnector3" refType="w" refFor="ch" refForName="rootText3" fact="0.2"/>
+                        <dgm:constr type="h" for="ch" forName="rootConnector3" refType="h" refFor="ch" refForName="rootText3"/>
+                      </dgm:constrLst>
+                    </dgm:if>
+                    <dgm:if name="Name125" func="var" arg="hierBranch" op="equ" val="r">
+                      <dgm:constrLst>
+                        <dgm:constr type="l" for="ch" forName="rootText3"/>
+                        <dgm:constr type="t" for="ch" forName="rootText3"/>
+                        <dgm:constr type="w" for="ch" forName="rootText3" refType="w"/>
+                        <dgm:constr type="h" for="ch" forName="rootText3" refType="h"/>
+                        <dgm:constr type="l" for="ch" forName="rootConnector3"/>
+                        <dgm:constr type="t" for="ch" forName="rootConnector3"/>
+                        <dgm:constr type="w" for="ch" forName="rootConnector3" refType="w" refFor="ch" refForName="rootText3" fact="0.2"/>
+                        <dgm:constr type="h" for="ch" forName="rootConnector3" refType="h" refFor="ch" refForName="rootText3"/>
+                      </dgm:constrLst>
+                    </dgm:if>
+                    <dgm:else name="Name126">
+                      <dgm:constrLst>
+                        <dgm:constr type="l" for="ch" forName="rootText3"/>
+                        <dgm:constr type="t" for="ch" forName="rootText3"/>
+                        <dgm:constr type="w" for="ch" forName="rootText3" refType="w"/>
+                        <dgm:constr type="h" for="ch" forName="rootText3" refType="h"/>
+                        <dgm:constr type="r" for="ch" forName="rootConnector3" refType="w"/>
+                        <dgm:constr type="t" for="ch" forName="rootConnector3"/>
+                        <dgm:constr type="w" for="ch" forName="rootConnector3" refType="w" refFor="ch" refForName="rootText3" fact="0.2"/>
+                        <dgm:constr type="h" for="ch" forName="rootConnector3" refType="h" refFor="ch" refForName="rootText3"/>
+                      </dgm:constrLst>
+                    </dgm:else>
+                  </dgm:choose>
+                  <dgm:ruleLst/>
+                  <dgm:layoutNode name="rootText3">
+                    <dgm:varLst>
+                      <dgm:chPref val="3"/>
+                    </dgm:varLst>
+                    <dgm:alg type="tx"/>
+                    <dgm:shape xmlns:r="http://schemas.openxmlformats.org/officeDocument/2006/relationships" type="rect" r:blip="">
+                      <dgm:adjLst/>
+                    </dgm:shape>
+                    <dgm:presOf axis="self" ptType="node" cnt="1"/>
+                    <dgm:constrLst>
+                      <dgm:constr type="primFontSz" val="65"/>
+                      <dgm:constr type="lMarg" refType="primFontSz" fact="0.05"/>
+                      <dgm:constr type="rMarg" refType="primFontSz" fact="0.05"/>
+                      <dgm:constr type="tMarg" refType="primFontSz" fact="0.05"/>
+                      <dgm:constr type="bMarg" refType="primFontSz" fact="0.05"/>
+                    </dgm:constrLst>
+                    <dgm:ruleLst>
+                      <dgm:rule type="primFontSz" val="5" fact="NaN" max="NaN"/>
+                    </dgm:ruleLst>
+                  </dgm:layoutNode>
+                  <dgm:layoutNode name="rootConnector3" moveWith="rootText1">
+                    <dgm:alg type="sp"/>
+                    <dgm:shape xmlns:r="http://schemas.openxmlformats.org/officeDocument/2006/relationships" type="rect" r:blip="" hideGeom="1">
+                      <dgm:adjLst/>
+                    </dgm:shape>
+                    <dgm:presOf axis="self" ptType="node" cnt="1"/>
+                    <dgm:constrLst/>
+                    <dgm:ruleLst/>
+                  </dgm:layoutNode>
+                </dgm:layoutNode>
+                <dgm:layoutNode name="hierChild6">
+                  <dgm:choose name="Name127">
+                    <dgm:if name="Name128" func="var" arg="hierBranch" op="equ" val="l">
+                      <dgm:alg type="hierChild">
+                        <dgm:param type="chAlign" val="r"/>
+                        <dgm:param type="linDir" val="fromT"/>
+                      </dgm:alg>
+                    </dgm:if>
+                    <dgm:if name="Name129" func="var" arg="hierBranch" op="equ" val="r">
+                      <dgm:alg type="hierChild">
+                        <dgm:param type="chAlign" val="l"/>
+                        <dgm:param type="linDir" val="fromT"/>
+                      </dgm:alg>
+                    </dgm:if>
+                    <dgm:if name="Name130" func="var" arg="hierBranch" op="equ" val="hang">
+                      <dgm:choose name="Name131">
+                        <dgm:if name="Name132" func="var" arg="dir" op="equ" val="norm">
+                          <dgm:alg type="hierChild">
+                            <dgm:param type="chAlign" val="l"/>
+                            <dgm:param type="linDir" val="fromL"/>
+                            <dgm:param type="secChAlign" val="t"/>
+                            <dgm:param type="secLinDir" val="fromT"/>
+                          </dgm:alg>
+                        </dgm:if>
+                        <dgm:else name="Name133">
+                          <dgm:alg type="hierChild">
+                            <dgm:param type="chAlign" val="l"/>
+                            <dgm:param type="linDir" val="fromR"/>
+                            <dgm:param type="secChAlign" val="t"/>
+                            <dgm:param type="secLinDir" val="fromT"/>
+                          </dgm:alg>
+                        </dgm:else>
+                      </dgm:choose>
+                    </dgm:if>
+                    <dgm:if name="Name134" func="var" arg="hierBranch" op="equ" val="std">
+                      <dgm:choose name="Name135">
+                        <dgm:if name="Name136" func="var" arg="dir" op="equ" val="norm">
+                          <dgm:alg type="hierChild"/>
+                        </dgm:if>
+                        <dgm:else name="Name137">
+                          <dgm:alg type="hierChild">
+                            <dgm:param type="linDir" val="fromR"/>
+                          </dgm:alg>
+                        </dgm:else>
+                      </dgm:choose>
+                    </dgm:if>
+                    <dgm:if name="Name138" func="var" arg="hierBranch" op="equ" val="init">
+                      <dgm:choose name="Name139">
+                        <dgm:if name="Name140" axis="des" func="maxDepth" op="lte" val="1">
+                          <dgm:alg type="hierChild">
+                            <dgm:param type="chAlign" val="l"/>
+                            <dgm:param type="linDir" val="fromT"/>
+                          </dgm:alg>
+                        </dgm:if>
+                        <dgm:else name="Name141">
+                          <dgm:alg type="hierChild"/>
+                        </dgm:else>
+                      </dgm:choose>
+                    </dgm:if>
+                    <dgm:else name="Name142"/>
+                  </dgm:choose>
+                  <dgm:shape xmlns:r="http://schemas.openxmlformats.org/officeDocument/2006/relationships" r:blip="">
+                    <dgm:adjLst/>
+                  </dgm:shape>
+                  <dgm:presOf/>
+                  <dgm:constrLst/>
+                  <dgm:ruleLst/>
+                  <dgm:forEach name="Name143" ref="rep2a"/>
+                </dgm:layoutNode>
+                <dgm:layoutNode name="hierChild7">
+                  <dgm:choose name="Name144">
+                    <dgm:if name="Name145" func="var" arg="dir" op="equ" val="norm">
+                      <dgm:alg type="hierChild">
+                        <dgm:param type="chAlign" val="l"/>
+                        <dgm:param type="linDir" val="fromL"/>
+                        <dgm:param type="secChAlign" val="t"/>
+                        <dgm:param type="secLinDir" val="fromT"/>
+                      </dgm:alg>
+                    </dgm:if>
+                    <dgm:else name="Name146">
+                      <dgm:alg type="hierChild">
+                        <dgm:param type="chAlign" val="l"/>
+                        <dgm:param type="linDir" val="fromR"/>
+                        <dgm:param type="secChAlign" val="t"/>
+                        <dgm:param type="secLinDir" val="fromT"/>
+                      </dgm:alg>
+                    </dgm:else>
+                  </dgm:choose>
+                  <dgm:shape xmlns:r="http://schemas.openxmlformats.org/officeDocument/2006/relationships" r:blip="">
+                    <dgm:adjLst/>
+                  </dgm:shape>
+                  <dgm:presOf/>
+                  <dgm:constrLst/>
+                  <dgm:ruleLst/>
+                  <dgm:forEach name="Name147" ref="rep2b"/>
+                </dgm:layoutNode>
+              </dgm:layoutNode>
+            </dgm:forEach>
+          </dgm:layoutNode>
+        </dgm:layoutNode>
+      </dgm:forEach>
+    </dgm:forEach>
+  </dgm:layoutNode>
+</dgm:layoutDef>
+</file>
+
+<file path=word/diagrams/quickStyle1.xml><?xml version="1.0" encoding="utf-8"?>
+<dgm:styleDef xmlns:dgm="http://schemas.openxmlformats.org/drawingml/2006/diagram" xmlns:a="http://schemas.openxmlformats.org/drawingml/2006/main" uniqueId="urn:microsoft.com/office/officeart/2005/8/quickstyle/simple1">
+  <dgm:title val=""/>
+  <dgm:desc val=""/>
+  <dgm:catLst>
+    <dgm:cat type="simple" pri="10100"/>
+  </dgm:catLst>
+  <dgm:scene3d>
+    <a:camera prst="orthographicFront"/>
+    <a:lightRig rig="threePt" dir="t"/>
+  </dgm:scene3d>
+  <dgm:styleLbl name="node0">
+    <dgm:scene3d>
+      <a:camera prst="orthographicFront"/>
+      <a:lightRig rig="threePt" dir="t"/>
+    </dgm:scene3d>
+    <dgm:sp3d/>
+    <dgm:txPr/>
+    <dgm:style>
+      <a:lnRef idx="2">
+        <a:scrgbClr r="0" g="0" b="0"/>
+      </a:lnRef>
+      <a:fillRef idx="1">
+        <a:scrgbClr r="0" g="0" b="0"/>
+      </a:fillRef>
+      <a:effectRef idx="0">
+        <a:scrgbClr r="0" g="0" b="0"/>
+      </a:effectRef>
+      <a:fontRef idx="minor">
+        <a:schemeClr val="lt1"/>
+      </a:fontRef>
+    </dgm:style>
+  </dgm:styleLbl>
+  <dgm:styleLbl name="lnNode1">
+    <dgm:scene3d>
+      <a:camera prst="orthographicFront"/>
+      <a:lightRig rig="threePt" dir="t"/>
+    </dgm:scene3d>
+    <dgm:sp3d/>
+    <dgm:txPr/>
+    <dgm:style>
+      <a:lnRef idx="2">
+        <a:scrgbClr r="0" g="0" b="0"/>
+      </a:lnRef>
+      <a:fillRef idx="1">
+        <a:scrgbClr r="0" g="0" b="0"/>
+      </a:fillRef>
+      <a:effectRef idx="0">
+        <a:scrgbClr r="0" g="0" b="0"/>
+      </a:effectRef>
+      <a:fontRef idx="minor">
+        <a:schemeClr val="lt1"/>
+      </a:fontRef>
+    </dgm:style>
+  </dgm:styleLbl>
+  <dgm:styleLbl name="vennNode1">
+    <dgm:scene3d>
+      <a:camera prst="orthographicFront"/>
+      <a:lightRig rig="threePt" dir="t"/>
+    </dgm:scene3d>
+    <dgm:sp3d/>
+    <dgm:txPr/>
+    <dgm:style>
+      <a:lnRef idx="2">
+        <a:scrgbClr r="0" g="0" b="0"/>
+      </a:lnRef>
+      <a:fillRef idx="1">
+        <a:scrgbClr r="0" g="0" b="0"/>
+      </a:fillRef>
+      <a:effectRef idx="0">
+        <a:scrgbClr r="0" g="0" b="0"/>
+      </a:effectRef>
+      <a:fontRef idx="minor">
+        <a:schemeClr val="tx1"/>
+      </a:fontRef>
+    </dgm:style>
+  </dgm:styleLbl>
+  <dgm:styleLbl name="alignNode1">
+    <dgm:scene3d>
+      <a:camera prst="orthographicFront"/>
+      <a:lightRig rig="threePt" dir="t"/>
+    </dgm:scene3d>
+    <dgm:sp3d/>
+    <dgm:txPr/>
+    <dgm:style>
+      <a:lnRef idx="2">
+        <a:scrgbClr r="0" g="0" b="0"/>
+      </a:lnRef>
+      <a:fillRef idx="1">
+        <a:scrgbClr r="0" g="0" b="0"/>
+      </a:fillRef>
+      <a:effectRef idx="0">
+        <a:scrgbClr r="0" g="0" b="0"/>
+      </a:effectRef>
+      <a:fontRef idx="minor">
+        <a:schemeClr val="lt1"/>
+      </a:fontRef>
+    </dgm:style>
+  </dgm:styleLbl>
+  <dgm:styleLbl name="node1">
+    <dgm:scene3d>
+      <a:camera prst="orthographicFront"/>
+      <a:lightRig rig="threePt" dir="t"/>
+    </dgm:scene3d>
+    <dgm:sp3d/>
+    <dgm:txPr/>
+    <dgm:style>
+      <a:lnRef idx="2">
+        <a:scrgbClr r="0" g="0" b="0"/>
+      </a:lnRef>
+      <a:fillRef idx="1">
+        <a:scrgbClr r="0" g="0" b="0"/>
+      </a:fillRef>
+      <a:effectRef idx="0">
+        <a:scrgbClr r="0" g="0" b="0"/>
+      </a:effectRef>
+      <a:fontRef idx="minor">
+        <a:schemeClr val="lt1"/>
+      </a:fontRef>
+    </dgm:style>
+  </dgm:styleLbl>
+  <dgm:styleLbl name="node2">
+    <dgm:scene3d>
+      <a:camera prst="orthographicFront"/>
+      <a:lightRig rig="threePt" dir="t"/>
+    </dgm:scene3d>
+    <dgm:sp3d/>
+    <dgm:txPr/>
+    <dgm:style>
+      <a:lnRef idx="2">
+        <a:scrgbClr r="0" g="0" b="0"/>
+      </a:lnRef>
+      <a:fillRef idx="1">
+        <a:scrgbClr r="0" g="0" b="0"/>
+      </a:fillRef>
+      <a:effectRef idx="0">
+        <a:scrgbClr r="0" g="0" b="0"/>
+      </a:effectRef>
+      <a:fontRef idx="minor">
+        <a:schemeClr val="lt1"/>
+      </a:fontRef>
+    </dgm:style>
+  </dgm:styleLbl>
+  <dgm:styleLbl name="node3">
+    <dgm:scene3d>
+      <a:camera prst="orthographicFront"/>
+      <a:lightRig rig="threePt" dir="t"/>
+    </dgm:scene3d>
+    <dgm:sp3d/>
+    <dgm:txPr/>
+    <dgm:style>
+      <a:lnRef idx="2">
+        <a:scrgbClr r="0" g="0" b="0"/>
+      </a:lnRef>
+      <a:fillRef idx="1">
+        <a:scrgbClr r="0" g="0" b="0"/>
+      </a:fillRef>
+      <a:effectRef idx="0">
+        <a:scrgbClr r="0" g="0" b="0"/>
+      </a:effectRef>
+      <a:fontRef idx="minor">
+        <a:schemeClr val="lt1"/>
+      </a:fontRef>
+    </dgm:style>
+  </dgm:styleLbl>
+  <dgm:styleLbl name="node4">
+    <dgm:scene3d>
+      <a:camera prst="orthographicFront"/>
+      <a:lightRig rig="threePt" dir="t"/>
+    </dgm:scene3d>
+    <dgm:sp3d/>
+    <dgm:txPr/>
+    <dgm:style>
+      <a:lnRef idx="2">
+        <a:scrgbClr r="0" g="0" b="0"/>
+      </a:lnRef>
+      <a:fillRef idx="1">
+        <a:scrgbClr r="0" g="0" b="0"/>
+      </a:fillRef>
+      <a:effectRef idx="0">
+        <a:scrgbClr r="0" g="0" b="0"/>
+      </a:effectRef>
+      <a:fontRef idx="minor">
+        <a:schemeClr val="lt1"/>
+      </a:fontRef>
+    </dgm:style>
+  </dgm:styleLbl>
+  <dgm:styleLbl name="fgImgPlace1">
+    <dgm:scene3d>
+      <a:camera prst="orthographicFront"/>
+      <a:lightRig rig="threePt" dir="t"/>
+    </dgm:scene3d>
+    <dgm:sp3d/>
+    <dgm:txPr/>
+    <dgm:style>
+      <a:lnRef idx="2">
+        <a:scrgbClr r="0" g="0" b="0"/>
+      </a:lnRef>
+      <a:fillRef idx="1">
+        <a:scrgbClr r="0" g="0" b="0"/>
+      </a:fillRef>
+      <a:effectRef idx="0">
+        <a:scrgbClr r="0" g="0" b="0"/>
+      </a:effectRef>
+      <a:fontRef idx="minor"/>
+    </dgm:style>
+  </dgm:styleLbl>
+  <dgm:styleLbl name="alignImgPlace1">
+    <dgm:scene3d>
+      <a:camera prst="orthographicFront"/>
+      <a:lightRig rig="threePt" dir="t"/>
+    </dgm:scene3d>
+    <dgm:sp3d/>
+    <dgm:txPr/>
+    <dgm:style>
+      <a:lnRef idx="2">
+        <a:scrgbClr r="0" g="0" b="0"/>
+      </a:lnRef>
+      <a:fillRef idx="1">
+        <a:scrgbClr r="0" g="0" b="0"/>
+      </a:fillRef>
+      <a:effectRef idx="0">
+        <a:scrgbClr r="0" g="0" b="0"/>
+      </a:effectRef>
+      <a:fontRef idx="minor"/>
+    </dgm:style>
+  </dgm:styleLbl>
+  <dgm:styleLbl name="bgImgPlace1">
+    <dgm:scene3d>
+      <a:camera prst="orthographicFront"/>
+      <a:lightRig rig="threePt" dir="t"/>
+    </dgm:scene3d>
+    <dgm:sp3d/>
+    <dgm:txPr/>
+    <dgm:style>
+      <a:lnRef idx="2">
+        <a:scrgbClr r="0" g="0" b="0"/>
+      </a:lnRef>
+      <a:fillRef idx="1">
+        <a:scrgbClr r="0" g="0" b="0"/>
+      </a:fillRef>
+      <a:effectRef idx="0">
+        <a:scrgbClr r="0" g="0" b="0"/>
+      </a:effectRef>
+      <a:fontRef idx="minor"/>
+    </dgm:style>
+  </dgm:styleLbl>
+  <dgm:styleLbl name="sibTrans2D1">
+    <dgm:scene3d>
+      <a:camera prst="orthographicFront"/>
+      <a:lightRig rig="threePt" dir="t"/>
+    </dgm:scene3d>
+    <dgm:sp3d/>
+    <dgm:txPr/>
+    <dgm:style>
+      <a:lnRef idx="0">
+        <a:scrgbClr r="0" g="0" b="0"/>
+      </a:lnRef>
+      <a:fillRef idx="1">
+        <a:scrgbClr r="0" g="0" b="0"/>
+      </a:fillRef>
+      <a:effectRef idx="0">
+        <a:scrgbClr r="0" g="0" b="0"/>
+      </a:effectRef>
+      <a:fontRef idx="minor">
+        <a:schemeClr val="lt1"/>
+      </a:fontRef>
+    </dgm:style>
+  </dgm:styleLbl>
+  <dgm:styleLbl name="fgSibTrans2D1">
+    <dgm:scene3d>
+      <a:camera prst="orthographicFront"/>
+      <a:lightRig rig="threePt" dir="t"/>
+    </dgm:scene3d>
+    <dgm:sp3d/>
+    <dgm:txPr/>
+    <dgm:style>
+      <a:lnRef idx="0">
+        <a:scrgbClr r="0" g="0" b="0"/>
+      </a:lnRef>
+      <a:fillRef idx="1">
+        <a:scrgbClr r="0" g="0" b="0"/>
+      </a:fillRef>
+      <a:effectRef idx="0">
+        <a:scrgbClr r="0" g="0" b="0"/>
+      </a:effectRef>
+      <a:fontRef idx="minor">
+        <a:schemeClr val="lt1"/>
+      </a:fontRef>
+    </dgm:style>
+  </dgm:styleLbl>
+  <dgm:styleLbl name="bgSibTrans2D1">
+    <dgm:scene3d>
+      <a:camera prst="orthographicFront"/>
+      <a:lightRig rig="threePt" dir="t"/>
+    </dgm:scene3d>
+    <dgm:sp3d/>
+    <dgm:txPr/>
+    <dgm:style>
+      <a:lnRef idx="0">
+        <a:scrgbClr r="0" g="0" b="0"/>
+      </a:lnRef>
+      <a:fillRef idx="1">
+        <a:scrgbClr r="0" g="0" b="0"/>
+      </a:fillRef>
+      <a:effectRef idx="0">
+        <a:scrgbClr r="0" g="0" b="0"/>
+      </a:effectRef>
+      <a:fontRef idx="minor">
+        <a:schemeClr val="lt1"/>
+      </a:fontRef>
+    </dgm:style>
+  </dgm:styleLbl>
+  <dgm:styleLbl name="sibTrans1D1">
+    <dgm:scene3d>
+      <a:camera prst="orthographicFront"/>
+      <a:lightRig rig="threePt" dir="t"/>
+    </dgm:scene3d>
+    <dgm:sp3d/>
+    <dgm:txPr/>
+    <dgm:style>
+      <a:lnRef idx="1">
+        <a:scrgbClr r="0" g="0" b="0"/>
+      </a:lnRef>
+      <a:fillRef idx="0">
+        <a:scrgbClr r="0" g="0" b="0"/>
+      </a:fillRef>
+      <a:effectRef idx="0">
+        <a:scrgbClr r="0" g="0" b="0"/>
+      </a:effectRef>
+      <a:fontRef idx="minor"/>
+    </dgm:style>
+  </dgm:styleLbl>
+  <dgm:styleLbl name="callout">
+    <dgm:scene3d>
+      <a:camera prst="orthographicFront"/>
+      <a:lightRig rig="threePt" dir="t"/>
+    </dgm:scene3d>
+    <dgm:sp3d/>
+    <dgm:txPr/>
+    <dgm:style>
+      <a:lnRef idx="2">
+        <a:scrgbClr r="0" g="0" b="0"/>
+      </a:lnRef>
+      <a:fillRef idx="1">
+        <a:scrgbClr r="0" g="0" b="0"/>
+      </a:fillRef>
+      <a:effectRef idx="0">
+        <a:scrgbClr r="0" g="0" b="0"/>
+      </a:effectRef>
+      <a:fontRef idx="minor"/>
+    </dgm:style>
+  </dgm:styleLbl>
+  <dgm:styleLbl name="asst0">
+    <dgm:scene3d>
+      <a:camera prst="orthographicFront"/>
+      <a:lightRig rig="threePt" dir="t"/>
+    </dgm:scene3d>
+    <dgm:sp3d/>
+    <dgm:txPr/>
+    <dgm:style>
+      <a:lnRef idx="2">
+        <a:scrgbClr r="0" g="0" b="0"/>
+      </a:lnRef>
+      <a:fillRef idx="1">
+        <a:scrgbClr r="0" g="0" b="0"/>
+      </a:fillRef>
+      <a:effectRef idx="0">
+        <a:scrgbClr r="0" g="0" b="0"/>
+      </a:effectRef>
+      <a:fontRef idx="minor">
+        <a:schemeClr val="lt1"/>
+      </a:fontRef>
+    </dgm:style>
+  </dgm:styleLbl>
+  <dgm:styleLbl name="asst1">
+    <dgm:scene3d>
+      <a:camera prst="orthographicFront"/>
+      <a:lightRig rig="threePt" dir="t"/>
+    </dgm:scene3d>
+    <dgm:sp3d/>
+    <dgm:txPr/>
+    <dgm:style>
+      <a:lnRef idx="2">
+        <a:scrgbClr r="0" g="0" b="0"/>
+      </a:lnRef>
+      <a:fillRef idx="1">
+        <a:scrgbClr r="0" g="0" b="0"/>
+      </a:fillRef>
+      <a:effectRef idx="0">
+        <a:scrgbClr r="0" g="0" b="0"/>
+      </a:effectRef>
+      <a:fontRef idx="minor">
+        <a:schemeClr val="lt1"/>
+      </a:fontRef>
+    </dgm:style>
+  </dgm:styleLbl>
+  <dgm:styleLbl name="asst2">
+    <dgm:scene3d>
+      <a:camera prst="orthographicFront"/>
+      <a:lightRig rig="threePt" dir="t"/>
+    </dgm:scene3d>
+    <dgm:sp3d/>
+    <dgm:txPr/>
+    <dgm:style>
+      <a:lnRef idx="2">
+        <a:scrgbClr r="0" g="0" b="0"/>
+      </a:lnRef>
+      <a:fillRef idx="1">
+        <a:scrgbClr r="0" g="0" b="0"/>
+      </a:fillRef>
+      <a:effectRef idx="0">
+        <a:scrgbClr r="0" g="0" b="0"/>
+      </a:effectRef>
+      <a:fontRef idx="minor">
+        <a:schemeClr val="lt1"/>
+      </a:fontRef>
+    </dgm:style>
+  </dgm:styleLbl>
+  <dgm:styleLbl name="asst3">
+    <dgm:scene3d>
+      <a:camera prst="orthographicFront"/>
+      <a:lightRig rig="threePt" dir="t"/>
+    </dgm:scene3d>
+    <dgm:sp3d/>
+    <dgm:txPr/>
+    <dgm:style>
+      <a:lnRef idx="2">
+        <a:scrgbClr r="0" g="0" b="0"/>
+      </a:lnRef>
+      <a:fillRef idx="1">
+        <a:scrgbClr r="0" g="0" b="0"/>
+      </a:fillRef>
+      <a:effectRef idx="0">
+        <a:scrgbClr r="0" g="0" b="0"/>
+      </a:effectRef>
+      <a:fontRef idx="minor">
+        <a:schemeClr val="lt1"/>
+      </a:fontRef>
+    </dgm:style>
+  </dgm:styleLbl>
+  <dgm:styleLbl name="asst4">
+    <dgm:scene3d>
+      <a:camera prst="orthographicFront"/>
+      <a:lightRig rig="threePt" dir="t"/>
+    </dgm:scene3d>
+    <dgm:sp3d/>
+    <dgm:txPr/>
+    <dgm:style>
+      <a:lnRef idx="2">
+        <a:scrgbClr r="0" g="0" b="0"/>
+      </a:lnRef>
+      <a:fillRef idx="1">
+        <a:scrgbClr r="0" g="0" b="0"/>
+      </a:fillRef>
+      <a:effectRef idx="0">
+        <a:scrgbClr r="0" g="0" b="0"/>
+      </a:effectRef>
+      <a:fontRef idx="minor">
+        <a:schemeClr val="lt1"/>
+      </a:fontRef>
+    </dgm:style>
+  </dgm:styleLbl>
+  <dgm:styleLbl name="parChTrans2D1">
+    <dgm:scene3d>
+      <a:camera prst="orthographicFront"/>
+      <a:lightRig rig="threePt" dir="t"/>
+    </dgm:scene3d>
+    <dgm:sp3d/>
+    <dgm:txPr/>
+    <dgm:style>
+      <a:lnRef idx="2">
+        <a:scrgbClr r="0" g="0" b="0"/>
+      </a:lnRef>
+      <a:fillRef idx="1">
+        <a:scrgbClr r="0" g="0" b="0"/>
+      </a:fillRef>
+      <a:effectRef idx="0">
+        <a:scrgbClr r="0" g="0" b="0"/>
+      </a:effectRef>
+      <a:fontRef idx="minor">
+        <a:schemeClr val="lt1"/>
+      </a:fontRef>
+    </dgm:style>
+  </dgm:styleLbl>
+  <dgm:styleLbl name="parChTrans2D2">
+    <dgm:scene3d>
+      <a:camera prst="orthographicFront"/>
+      <a:lightRig rig="threePt" dir="t"/>
+    </dgm:scene3d>
+    <dgm:sp3d/>
+    <dgm:txPr/>
+    <dgm:style>
+      <a:lnRef idx="2">
+        <a:scrgbClr r="0" g="0" b="0"/>
+      </a:lnRef>
+      <a:fillRef idx="1">
+        <a:scrgbClr r="0" g="0" b="0"/>
+      </a:fillRef>
+      <a:effectRef idx="0">
+        <a:scrgbClr r="0" g="0" b="0"/>
+      </a:effectRef>
+      <a:fontRef idx="minor">
+        <a:schemeClr val="lt1"/>
+      </a:fontRef>
+    </dgm:style>
+  </dgm:styleLbl>
+  <dgm:styleLbl name="parChTrans2D3">
+    <dgm:scene3d>
+      <a:camera prst="orthographicFront"/>
+      <a:lightRig rig="threePt" dir="t"/>
+    </dgm:scene3d>
+    <dgm:sp3d/>
+    <dgm:txPr/>
+    <dgm:style>
+      <a:lnRef idx="2">
+        <a:scrgbClr r="0" g="0" b="0"/>
+      </a:lnRef>
+      <a:fillRef idx="1">
+        <a:scrgbClr r="0" g="0" b="0"/>
+      </a:fillRef>
+      <a:effectRef idx="0">
+        <a:scrgbClr r="0" g="0" b="0"/>
+      </a:effectRef>
+      <a:fontRef idx="minor">
+        <a:schemeClr val="lt1"/>
+      </a:fontRef>
+    </dgm:style>
+  </dgm:styleLbl>
+  <dgm:styleLbl name="parChTrans2D4">
+    <dgm:scene3d>
+      <a:camera prst="orthographicFront"/>
+      <a:lightRig rig="threePt" dir="t"/>
+    </dgm:scene3d>
+    <dgm:sp3d/>
+    <dgm:txPr/>
+    <dgm:style>
+      <a:lnRef idx="2">
+        <a:scrgbClr r="0" g="0" b="0"/>
+      </a:lnRef>
+      <a:fillRef idx="1">
+        <a:scrgbClr r="0" g="0" b="0"/>
+      </a:fillRef>
+      <a:effectRef idx="0">
+        <a:scrgbClr r="0" g="0" b="0"/>
+      </a:effectRef>
+      <a:fontRef idx="minor">
+        <a:schemeClr val="lt1"/>
+      </a:fontRef>
+    </dgm:style>
+  </dgm:styleLbl>
+  <dgm:styleLbl name="parChTrans1D1">
+    <dgm:scene3d>
+      <a:camera prst="orthographicFront"/>
+      <a:lightRig rig="threePt" dir="t"/>
+    </dgm:scene3d>
+    <dgm:sp3d/>
+    <dgm:txPr/>
+    <dgm:style>
+      <a:lnRef idx="2">
+        <a:scrgbClr r="0" g="0" b="0"/>
+      </a:lnRef>
+      <a:fillRef idx="0">
+        <a:scrgbClr r="0" g="0" b="0"/>
+      </a:fillRef>
+      <a:effectRef idx="0">
+        <a:scrgbClr r="0" g="0" b="0"/>
+      </a:effectRef>
+      <a:fontRef idx="minor"/>
+    </dgm:style>
+  </dgm:styleLbl>
+  <dgm:styleLbl name="parChTrans1D2">
+    <dgm:scene3d>
+      <a:camera prst="orthographicFront"/>
+      <a:lightRig rig="threePt" dir="t"/>
+    </dgm:scene3d>
+    <dgm:sp3d/>
+    <dgm:txPr/>
+    <dgm:style>
+      <a:lnRef idx="2">
+        <a:scrgbClr r="0" g="0" b="0"/>
+      </a:lnRef>
+      <a:fillRef idx="0">
+        <a:scrgbClr r="0" g="0" b="0"/>
+      </a:fillRef>
+      <a:effectRef idx="0">
+        <a:scrgbClr r="0" g="0" b="0"/>
+      </a:effectRef>
+      <a:fontRef idx="minor"/>
+    </dgm:style>
+  </dgm:styleLbl>
+  <dgm:styleLbl name="parChTrans1D3">
+    <dgm:scene3d>
+      <a:camera prst="orthographicFront"/>
+      <a:lightRig rig="threePt" dir="t"/>
+    </dgm:scene3d>
+    <dgm:sp3d/>
+    <dgm:txPr/>
+    <dgm:style>
+      <a:lnRef idx="2">
+        <a:scrgbClr r="0" g="0" b="0"/>
+      </a:lnRef>
+      <a:fillRef idx="0">
+        <a:scrgbClr r="0" g="0" b="0"/>
+      </a:fillRef>
+      <a:effectRef idx="0">
+        <a:scrgbClr r="0" g="0" b="0"/>
+      </a:effectRef>
+      <a:fontRef idx="minor"/>
+    </dgm:style>
+  </dgm:styleLbl>
+  <dgm:styleLbl name="parChTrans1D4">
+    <dgm:scene3d>
+      <a:camera prst="orthographicFront"/>
+      <a:lightRig rig="threePt" dir="t"/>
+    </dgm:scene3d>
+    <dgm:sp3d/>
+    <dgm:txPr/>
+    <dgm:style>
+      <a:lnRef idx="2">
+        <a:scrgbClr r="0" g="0" b="0"/>
+      </a:lnRef>
+      <a:fillRef idx="0">
+        <a:scrgbClr r="0" g="0" b="0"/>
+      </a:fillRef>
+      <a:effectRef idx="0">
+        <a:scrgbClr r="0" g="0" b="0"/>
+      </a:effectRef>
+      <a:fontRef idx="minor"/>
+    </dgm:style>
+  </dgm:styleLbl>
+  <dgm:styleLbl name="fgAcc1">
+    <dgm:scene3d>
+      <a:camera prst="orthographicFront"/>
+      <a:lightRig rig="threePt" dir="t"/>
+    </dgm:scene3d>
+    <dgm:sp3d/>
+    <dgm:txPr/>
+    <dgm:style>
+      <a:lnRef idx="2">
+        <a:scrgbClr r="0" g="0" b="0"/>
+      </a:lnRef>
+      <a:fillRef idx="1">
+        <a:scrgbClr r="0" g="0" b="0"/>
+      </a:fillRef>
+      <a:effectRef idx="0">
+        <a:scrgbClr r="0" g="0" b="0"/>
+      </a:effectRef>
+      <a:fontRef idx="minor"/>
+    </dgm:style>
+  </dgm:styleLbl>
+  <dgm:styleLbl name="conFgAcc1">
+    <dgm:scene3d>
+      <a:camera prst="orthographicFront"/>
+      <a:lightRig rig="threePt" dir="t"/>
+    </dgm:scene3d>
+    <dgm:sp3d/>
+    <dgm:txPr/>
+    <dgm:style>
+      <a:lnRef idx="2">
+        <a:scrgbClr r="0" g="0" b="0"/>
+      </a:lnRef>
+      <a:fillRef idx="1">
+        <a:scrgbClr r="0" g="0" b="0"/>
+      </a:fillRef>
+      <a:effectRef idx="0">
+        <a:scrgbClr r="0" g="0" b="0"/>
+      </a:effectRef>
+      <a:fontRef idx="minor"/>
+    </dgm:style>
+  </dgm:styleLbl>
+  <dgm:styleLbl name="alignAcc1">
+    <dgm:scene3d>
+      <a:camera prst="orthographicFront"/>
+      <a:lightRig rig="threePt" dir="t"/>
+    </dgm:scene3d>
+    <dgm:sp3d/>
+    <dgm:txPr/>
+    <dgm:style>
+      <a:lnRef idx="2">
+        <a:scrgbClr r="0" g="0" b="0"/>
+      </a:lnRef>
+      <a:fillRef idx="1">
+        <a:scrgbClr r="0" g="0" b="0"/>
+      </a:fillRef>
+      <a:effectRef idx="0">
+        <a:scrgbClr r="0" g="0" b="0"/>
+      </a:effectRef>
+      <a:fontRef idx="minor"/>
+    </dgm:style>
+  </dgm:styleLbl>
+  <dgm:styleLbl name="trAlignAcc1">
+    <dgm:scene3d>
+      <a:camera prst="orthographicFront"/>
+      <a:lightRig rig="threePt" dir="t"/>
+    </dgm:scene3d>
+    <dgm:sp3d/>
+    <dgm:txPr/>
+    <dgm:style>
+      <a:lnRef idx="1">
+        <a:scrgbClr r="0" g="0" b="0"/>
+      </a:lnRef>
+      <a:fillRef idx="1">
+        <a:scrgbClr r="0" g="0" b="0"/>
+      </a:fillRef>
+      <a:effectRef idx="0">
+        <a:scrgbClr r="0" g="0" b="0"/>
+      </a:effectRef>
+      <a:fontRef idx="minor"/>
+    </dgm:style>
+  </dgm:styleLbl>
+  <dgm:styleLbl name="bgAcc1">
+    <dgm:scene3d>
+      <a:camera prst="orthographicFront"/>
+      <a:lightRig rig="threePt" dir="t"/>
+    </dgm:scene3d>
+    <dgm:sp3d/>
+    <dgm:txPr/>
+    <dgm:style>
+      <a:lnRef idx="2">
+        <a:scrgbClr r="0" g="0" b="0"/>
+      </a:lnRef>
+      <a:fillRef idx="1">
+        <a:scrgbClr r="0" g="0" b="0"/>
+      </a:fillRef>
+      <a:effectRef idx="0">
+        <a:scrgbClr r="0" g="0" b="0"/>
+      </a:effectRef>
+      <a:fontRef idx="minor"/>
+    </dgm:style>
+  </dgm:styleLbl>
+  <dgm:styleLbl name="solidFgAcc1">
+    <dgm:scene3d>
+      <a:camera prst="orthographicFront"/>
+      <a:lightRig rig="threePt" dir="t"/>
+    </dgm:scene3d>
+    <dgm:sp3d/>
+    <dgm:txPr/>
+    <dgm:style>
+      <a:lnRef idx="2">
+        <a:scrgbClr r="0" g="0" b="0"/>
+      </a:lnRef>
+      <a:fillRef idx="1">
+        <a:scrgbClr r="0" g="0" b="0"/>
+      </a:fillRef>
+      <a:effectRef idx="0">
+        <a:scrgbClr r="0" g="0" b="0"/>
+      </a:effectRef>
+      <a:fontRef idx="minor"/>
+    </dgm:style>
+  </dgm:styleLbl>
+  <dgm:styleLbl name="solidAlignAcc1">
+    <dgm:scene3d>
+      <a:camera prst="orthographicFront"/>
+      <a:lightRig rig="threePt" dir="t"/>
+    </dgm:scene3d>
+    <dgm:sp3d/>
+    <dgm:txPr/>
+    <dgm:style>
+      <a:lnRef idx="2">
+        <a:scrgbClr r="0" g="0" b="0"/>
+      </a:lnRef>
+      <a:fillRef idx="1">
+        <a:scrgbClr r="0" g="0" b="0"/>
+      </a:fillRef>
+      <a:effectRef idx="0">
+        <a:scrgbClr r="0" g="0" b="0"/>
+      </a:effectRef>
+      <a:fontRef idx="minor"/>
+    </dgm:style>
+  </dgm:styleLbl>
+  <dgm:styleLbl name="solidBgAcc1">
+    <dgm:scene3d>
+      <a:camera prst="orthographicFront"/>
+      <a:lightRig rig="threePt" dir="t"/>
+    </dgm:scene3d>
+    <dgm:sp3d/>
+    <dgm:txPr/>
+    <dgm:style>
+      <a:lnRef idx="2">
+        <a:scrgbClr r="0" g="0" b="0"/>
+      </a:lnRef>
+      <a:fillRef idx="1">
+        <a:scrgbClr r="0" g="0" b="0"/>
+      </a:fillRef>
+      <a:effectRef idx="0">
+        <a:scrgbClr r="0" g="0" b="0"/>
+      </a:effectRef>
+      <a:fontRef idx="minor"/>
+    </dgm:style>
+  </dgm:styleLbl>
+  <dgm:styleLbl name="fgAccFollowNode1">
+    <dgm:scene3d>
+      <a:camera prst="orthographicFront"/>
+      <a:lightRig rig="threePt" dir="t"/>
+    </dgm:scene3d>
+    <dgm:sp3d/>
+    <dgm:txPr/>
+    <dgm:style>
+      <a:lnRef idx="2">
+        <a:scrgbClr r="0" g="0" b="0"/>
+      </a:lnRef>
+      <a:fillRef idx="1">
+        <a:scrgbClr r="0" g="0" b="0"/>
+      </a:fillRef>
+      <a:effectRef idx="0">
+        <a:scrgbClr r="0" g="0" b="0"/>
+      </a:effectRef>
+      <a:fontRef idx="minor"/>
+    </dgm:style>
+  </dgm:styleLbl>
+  <dgm:styleLbl name="alignAccFollowNode1">
+    <dgm:scene3d>
+      <a:camera prst="orthographicFront"/>
+      <a:lightRig rig="threePt" dir="t"/>
+    </dgm:scene3d>
+    <dgm:sp3d/>
+    <dgm:txPr/>
+    <dgm:style>
+      <a:lnRef idx="2">
+        <a:scrgbClr r="0" g="0" b="0"/>
+      </a:lnRef>
+      <a:fillRef idx="1">
+        <a:scrgbClr r="0" g="0" b="0"/>
+      </a:fillRef>
+      <a:effectRef idx="0">
+        <a:scrgbClr r="0" g="0" b="0"/>
+      </a:effectRef>
+      <a:fontRef idx="minor"/>
+    </dgm:style>
+  </dgm:styleLbl>
+  <dgm:styleLbl name="bgAccFollowNode1">
+    <dgm:scene3d>
+      <a:camera prst="orthographicFront"/>
+      <a:lightRig rig="threePt" dir="t"/>
+    </dgm:scene3d>
+    <dgm:sp3d/>
+    <dgm:txPr/>
+    <dgm:style>
+      <a:lnRef idx="2">
+        <a:scrgbClr r="0" g="0" b="0"/>
+      </a:lnRef>
+      <a:fillRef idx="1">
+        <a:scrgbClr r="0" g="0" b="0"/>
+      </a:fillRef>
+      <a:effectRef idx="0">
+        <a:scrgbClr r="0" g="0" b="0"/>
+      </a:effectRef>
+      <a:fontRef idx="minor"/>
+    </dgm:style>
+  </dgm:styleLbl>
+  <dgm:styleLbl name="fgAcc0">
+    <dgm:scene3d>
+      <a:camera prst="orthographicFront"/>
+      <a:lightRig rig="threePt" dir="t"/>
+    </dgm:scene3d>
+    <dgm:sp3d/>
+    <dgm:txPr/>
+    <dgm:style>
+      <a:lnRef idx="2">
+        <a:scrgbClr r="0" g="0" b="0"/>
+      </a:lnRef>
+      <a:fillRef idx="1">
+        <a:scrgbClr r="0" g="0" b="0"/>
+      </a:fillRef>
+      <a:effectRef idx="0">
+        <a:scrgbClr r="0" g="0" b="0"/>
+      </a:effectRef>
+      <a:fontRef idx="minor"/>
+    </dgm:style>
+  </dgm:styleLbl>
+  <dgm:styleLbl name="fgAcc2">
+    <dgm:scene3d>
+      <a:camera prst="orthographicFront"/>
+      <a:lightRig rig="threePt" dir="t"/>
+    </dgm:scene3d>
+    <dgm:sp3d/>
+    <dgm:txPr/>
+    <dgm:style>
+      <a:lnRef idx="2">
+        <a:scrgbClr r="0" g="0" b="0"/>
+      </a:lnRef>
+      <a:fillRef idx="1">
+        <a:scrgbClr r="0" g="0" b="0"/>
+      </a:fillRef>
+      <a:effectRef idx="0">
+        <a:scrgbClr r="0" g="0" b="0"/>
+      </a:effectRef>
+      <a:fontRef idx="minor"/>
+    </dgm:style>
+  </dgm:styleLbl>
+  <dgm:styleLbl name="fgAcc3">
+    <dgm:scene3d>
+      <a:camera prst="orthographicFront"/>
+      <a:lightRig rig="threePt" dir="t"/>
+    </dgm:scene3d>
+    <dgm:sp3d/>
+    <dgm:txPr/>
+    <dgm:style>
+      <a:lnRef idx="2">
+        <a:scrgbClr r="0" g="0" b="0"/>
+      </a:lnRef>
+      <a:fillRef idx="1">
+        <a:scrgbClr r="0" g="0" b="0"/>
+      </a:fillRef>
+      <a:effectRef idx="0">
+        <a:scrgbClr r="0" g="0" b="0"/>
+      </a:effectRef>
+      <a:fontRef idx="minor"/>
+    </dgm:style>
+  </dgm:styleLbl>
+  <dgm:styleLbl name="fgAcc4">
+    <dgm:scene3d>
+      <a:camera prst="orthographicFront"/>
+      <a:lightRig rig="threePt" dir="t"/>
+    </dgm:scene3d>
+    <dgm:sp3d/>
+    <dgm:txPr/>
+    <dgm:style>
+      <a:lnRef idx="2">
+        <a:scrgbClr r="0" g="0" b="0"/>
+      </a:lnRef>
+      <a:fillRef idx="1">
+        <a:scrgbClr r="0" g="0" b="0"/>
+      </a:fillRef>
+      <a:effectRef idx="0">
+        <a:scrgbClr r="0" g="0" b="0"/>
+      </a:effectRef>
+      <a:fontRef idx="minor"/>
+    </dgm:style>
+  </dgm:styleLbl>
+  <dgm:styleLbl name="bgShp">
+    <dgm:scene3d>
+      <a:camera prst="orthographicFront"/>
+      <a:lightRig rig="threePt" dir="t"/>
+    </dgm:scene3d>
+    <dgm:sp3d/>
+    <dgm:txPr/>
+    <dgm:style>
+      <a:lnRef idx="0">
+        <a:scrgbClr r="0" g="0" b="0"/>
+      </a:lnRef>
+      <a:fillRef idx="1">
+        <a:scrgbClr r="0" g="0" b="0"/>
+      </a:fillRef>
+      <a:effectRef idx="0">
+        <a:scrgbClr r="0" g="0" b="0"/>
+      </a:effectRef>
+      <a:fontRef idx="minor"/>
+    </dgm:style>
+  </dgm:styleLbl>
+  <dgm:styleLbl name="dkBgShp">
+    <dgm:scene3d>
+      <a:camera prst="orthographicFront"/>
+      <a:lightRig rig="threePt" dir="t"/>
+    </dgm:scene3d>
+    <dgm:sp3d/>
+    <dgm:txPr/>
+    <dgm:style>
+      <a:lnRef idx="0">
+        <a:scrgbClr r="0" g="0" b="0"/>
+      </a:lnRef>
+      <a:fillRef idx="1">
+        <a:scrgbClr r="0" g="0" b="0"/>
+      </a:fillRef>
+      <a:effectRef idx="0">
+        <a:scrgbClr r="0" g="0" b="0"/>
+      </a:effectRef>
+      <a:fontRef idx="minor"/>
+    </dgm:style>
+  </dgm:styleLbl>
+  <dgm:styleLbl name="trBgShp">
+    <dgm:scene3d>
+      <a:camera prst="orthographicFront"/>
+      <a:lightRig rig="threePt" dir="t"/>
+    </dgm:scene3d>
+    <dgm:sp3d/>
+    <dgm:txPr/>
+    <dgm:style>
+      <a:lnRef idx="0">
+        <a:scrgbClr r="0" g="0" b="0"/>
+      </a:lnRef>
+      <a:fillRef idx="1">
+        <a:scrgbClr r="0" g="0" b="0"/>
+      </a:fillRef>
+      <a:effectRef idx="0">
+        <a:scrgbClr r="0" g="0" b="0"/>
+      </a:effectRef>
+      <a:fontRef idx="minor"/>
+    </dgm:style>
+  </dgm:styleLbl>
+  <dgm:styleLbl name="fgShp">
+    <dgm:scene3d>
+      <a:camera prst="orthographicFront"/>
+      <a:lightRig rig="threePt" dir="t"/>
+    </dgm:scene3d>
+    <dgm:sp3d/>
+    <dgm:txPr/>
+    <dgm:style>
+      <a:lnRef idx="2">
+        <a:scrgbClr r="0" g="0" b="0"/>
+      </a:lnRef>
+      <a:fillRef idx="1">
+        <a:scrgbClr r="0" g="0" b="0"/>
+      </a:fillRef>
+      <a:effectRef idx="0">
+        <a:scrgbClr r="0" g="0" b="0"/>
+      </a:effectRef>
+      <a:fontRef idx="minor"/>
+    </dgm:style>
+  </dgm:styleLbl>
+  <dgm:styleLbl name="revTx">
+    <dgm:scene3d>
+      <a:camera prst="orthographicFront"/>
+      <a:lightRig rig="threePt" dir="t"/>
+    </dgm:scene3d>
+    <dgm:sp3d/>
+    <dgm:txPr/>
+    <dgm:style>
+      <a:lnRef idx="0">
+        <a:scrgbClr r="0" g="0" b="0"/>
+      </a:lnRef>
+      <a:fillRef idx="0">
+        <a:scrgbClr r="0" g="0" b="0"/>
+      </a:fillRef>
+      <a:effectRef idx="0">
+        <a:scrgbClr r="0" g="0" b="0"/>
+      </a:effectRef>
+      <a:fontRef idx="minor"/>
+    </dgm:style>
+  </dgm:styleLbl>
+</dgm:styleDef>
+</file>
+
 <file path=word/theme/theme1.xml><?xml version="1.0" encoding="utf-8"?>
 <a:theme xmlns:a="http://schemas.openxmlformats.org/drawingml/2006/main" name="主要事件">
   <a:themeElements>

--- a/英文论文/英文图大纲.docx
+++ b/英文论文/英文图大纲.docx
@@ -43,11 +43,6 @@
       </w:r>
     </w:p>
     <w:p>
-      <w:pPr>
-        <w:rPr>
-          <w:rFonts w:hint="eastAsia"/>
-        </w:rPr>
-      </w:pPr>
       <w:r>
         <w:rPr>
           <w:rFonts w:hint="eastAsia"/>
@@ -56,7 +51,7 @@
         <w:drawing>
           <wp:inline distT="0" distB="0" distL="0" distR="0" wp14:anchorId="09DA412F" wp14:editId="0DAC6EDC">
             <wp:extent cx="5486400" cy="3200400"/>
-            <wp:effectExtent l="0" t="0" r="0" b="19050"/>
+            <wp:effectExtent l="0" t="0" r="0" b="57150"/>
             <wp:docPr id="1" name="图示 1"/>
             <wp:cNvGraphicFramePr/>
             <a:graphic xmlns:a="http://schemas.openxmlformats.org/drawingml/2006/main">
@@ -70,12 +65,170 @@
     </w:p>
     <w:p>
       <w:pPr>
+        <w:rPr>
+          <w:rFonts w:hint="eastAsia"/>
+        </w:rPr>
+      </w:pPr>
+      <w:r>
+        <w:rPr>
+          <w:rFonts w:hint="eastAsia"/>
+        </w:rPr>
+        <w:t>首先</w:t>
+      </w:r>
+      <w:r>
+        <w:rPr>
+          <w:rFonts w:hint="eastAsia"/>
+        </w:rPr>
+        <w:t>Fig1</w:t>
+      </w:r>
+      <w:r>
+        <w:rPr>
+          <w:rFonts w:hint="eastAsia"/>
+        </w:rPr>
+        <w:t>列出两条主线结论：持续存在的稳定编码结构（低散度）保证首个训练单元的命中（早期表现），以及细胞间分化（响应异质性）相关于学习速度。然后</w:t>
+      </w:r>
+      <w:r>
+        <w:rPr>
+          <w:rFonts w:hint="eastAsia"/>
+        </w:rPr>
+        <w:t>Fig2,3</w:t>
+      </w:r>
+      <w:r>
+        <w:rPr>
+          <w:rFonts w:hint="eastAsia"/>
+        </w:rPr>
+        <w:t>展开第一条线：</w:t>
+      </w:r>
+      <w:r>
+        <w:rPr>
+          <w:rFonts w:hint="eastAsia"/>
+        </w:rPr>
+        <w:t>Fig2</w:t>
+      </w:r>
+      <w:r>
+        <w:rPr>
+          <w:rFonts w:hint="eastAsia"/>
+        </w:rPr>
+        <w:t>先用解码器说明</w:t>
+      </w:r>
+      <w:r>
+        <w:rPr>
+          <w:rFonts w:hint="eastAsia"/>
+        </w:rPr>
+        <w:t>MO</w:t>
+      </w:r>
+      <w:r>
+        <w:rPr>
+          <w:rFonts w:hint="eastAsia"/>
+        </w:rPr>
+        <w:t>确实编码了任务信息且可以迁移且依赖相关细胞群体（</w:t>
+      </w:r>
+      <w:r>
+        <w:rPr>
+          <w:rFonts w:hint="eastAsia"/>
+        </w:rPr>
+        <w:t>cFos</w:t>
+      </w:r>
+      <w:r>
+        <w:rPr>
+          <w:rFonts w:hint="eastAsia"/>
+        </w:rPr>
+        <w:t>），</w:t>
+      </w:r>
+      <w:r>
+        <w:rPr>
+          <w:rFonts w:hint="eastAsia"/>
+        </w:rPr>
+        <w:t>Fig3</w:t>
+      </w:r>
+      <w:r>
+        <w:rPr>
+          <w:rFonts w:hint="eastAsia"/>
+        </w:rPr>
+        <w:t>再隔</w:t>
+      </w:r>
+      <w:r>
+        <w:rPr>
+          <w:rFonts w:hint="eastAsia"/>
+        </w:rPr>
+        <w:t>7</w:t>
+      </w:r>
+      <w:r>
+        <w:rPr>
+          <w:rFonts w:hint="eastAsia"/>
+        </w:rPr>
+        <w:t>天说明时间长了以后行为下降、解码器无法迁移。最后</w:t>
+      </w:r>
+      <w:r>
+        <w:rPr>
+          <w:rFonts w:hint="eastAsia"/>
+        </w:rPr>
+        <w:t>Fig4,5</w:t>
+      </w:r>
+      <w:r>
+        <w:rPr>
+          <w:rFonts w:hint="eastAsia"/>
+        </w:rPr>
+        <w:t>展开第二条线：</w:t>
+      </w:r>
+      <w:r>
+        <w:rPr>
+          <w:rFonts w:hint="eastAsia"/>
+        </w:rPr>
+        <w:t>Fig4</w:t>
+      </w:r>
+      <w:r>
+        <w:rPr>
+          <w:rFonts w:hint="eastAsia"/>
+        </w:rPr>
+        <w:t>讲响应异质性受</w:t>
+      </w:r>
+      <w:r>
+        <w:rPr>
+          <w:rFonts w:hint="eastAsia"/>
+        </w:rPr>
+        <w:t>TH</w:t>
+      </w:r>
+      <w:r>
+        <w:rPr>
+          <w:rFonts w:hint="eastAsia"/>
+        </w:rPr>
+        <w:t>调制，</w:t>
+      </w:r>
+      <w:r>
+        <w:rPr>
+          <w:rFonts w:hint="eastAsia"/>
+        </w:rPr>
+        <w:t>TH</w:t>
+      </w:r>
+      <w:r>
+        <w:rPr>
+          <w:rFonts w:hint="eastAsia"/>
+        </w:rPr>
+        <w:t>抑制则学习减慢、异质性下降；</w:t>
+      </w:r>
+      <w:r>
+        <w:rPr>
+          <w:rFonts w:hint="eastAsia"/>
+        </w:rPr>
+        <w:t>Fig5</w:t>
+      </w:r>
+      <w:r>
+        <w:rPr>
+          <w:rFonts w:hint="eastAsia"/>
+        </w:rPr>
+        <w:t>讲</w:t>
+      </w:r>
+    </w:p>
+    <w:p>
+      <w:pPr>
         <w:pStyle w:val="1"/>
       </w:pPr>
       <w:r>
         <w:rPr>
           <w:rFonts w:hint="eastAsia"/>
         </w:rPr>
+        <w:lastRenderedPageBreak/>
         <w:t xml:space="preserve">Figure 1: </w:t>
       </w:r>
       <w:r>
@@ -104,6 +257,60 @@
           <w:rFonts w:hint="eastAsia"/>
         </w:rPr>
         <w:t>of the transfer task</w:t>
+      </w:r>
+    </w:p>
+    <w:p>
+      <w:pPr>
+        <w:rPr>
+          <w:rFonts w:hint="eastAsia"/>
+        </w:rPr>
+      </w:pPr>
+      <w:r>
+        <w:rPr>
+          <w:rFonts w:hint="eastAsia"/>
+          <w:noProof/>
+        </w:rPr>
+        <w:drawing>
+          <wp:inline distT="0" distB="0" distL="0" distR="0" wp14:anchorId="6475AC35" wp14:editId="601D01FE">
+            <wp:extent cx="5400675" cy="7199114"/>
+            <wp:effectExtent l="0" t="0" r="0" b="1905"/>
+            <wp:docPr id="2" name="图形 2"/>
+            <wp:cNvGraphicFramePr>
+              <a:graphicFrameLocks xmlns:a="http://schemas.openxmlformats.org/drawingml/2006/main" noChangeAspect="1"/>
+            </wp:cNvGraphicFramePr>
+            <a:graphic xmlns:a="http://schemas.openxmlformats.org/drawingml/2006/main">
+              <a:graphicData uri="http://schemas.openxmlformats.org/drawingml/2006/picture">
+                <pic:pic xmlns:pic="http://schemas.openxmlformats.org/drawingml/2006/picture">
+                  <pic:nvPicPr>
+                    <pic:cNvPr id="2" name="图形 2"/>
+                    <pic:cNvPicPr/>
+                  </pic:nvPicPr>
+                  <pic:blipFill>
+                    <a:blip r:embed="rId12" cstate="print">
+                      <a:extLst>
+                        <a:ext uri="{28A0092B-C50C-407E-A947-70E740481C1C}">
+                          <a14:useLocalDpi xmlns:a14="http://schemas.microsoft.com/office/drawing/2010/main" val="0"/>
+                        </a:ext>
+                      </a:extLst>
+                    </a:blip>
+                    <a:stretch>
+                      <a:fillRect/>
+                    </a:stretch>
+                  </pic:blipFill>
+                  <pic:spPr>
+                    <a:xfrm>
+                      <a:off x="0" y="0"/>
+                      <a:ext cx="5400675" cy="7199114"/>
+                    </a:xfrm>
+                    <a:prstGeom prst="rect">
+                      <a:avLst/>
+                    </a:prstGeom>
+                  </pic:spPr>
+                </pic:pic>
+              </a:graphicData>
+            </a:graphic>
+          </wp:inline>
+        </w:drawing>
       </w:r>
     </w:p>
     <w:p>
@@ -298,12 +505,124 @@
     <w:p>
       <w:pPr>
         <w:pStyle w:val="1"/>
-      </w:pPr>
-      <w:r>
-        <w:rPr>
-          <w:rFonts w:hint="eastAsia"/>
-        </w:rPr>
-        <w:lastRenderedPageBreak/>
+        <w:rPr>
+          <w:rFonts w:hint="eastAsia"/>
+        </w:rPr>
+      </w:pPr>
+      <w:r>
+        <w:rPr>
+          <w:rFonts w:hint="eastAsia"/>
+        </w:rPr>
+        <w:t>Figure S1: Undelayed paradigm and reactivation</w:t>
+      </w:r>
+    </w:p>
+    <w:p>
+      <w:pPr>
+        <w:pStyle w:val="a9"/>
+        <w:numPr>
+          <w:ilvl w:val="0"/>
+          <w:numId w:val="24"/>
+        </w:numPr>
+        <w:ind w:firstLineChars="0"/>
+      </w:pPr>
+      <w:r>
+        <w:rPr>
+          <w:rFonts w:hint="eastAsia"/>
+        </w:rPr>
+        <w:t>Undelayed diagram</w:t>
+      </w:r>
+    </w:p>
+    <w:p>
+      <w:pPr>
+        <w:pStyle w:val="a9"/>
+        <w:numPr>
+          <w:ilvl w:val="0"/>
+          <w:numId w:val="24"/>
+        </w:numPr>
+        <w:ind w:firstLineChars="0"/>
+      </w:pPr>
+      <w:r>
+        <w:rPr>
+          <w:rFonts w:hint="eastAsia"/>
+        </w:rPr>
+        <w:t>Undelayed learning curve and first-block hit rate</w:t>
+      </w:r>
+    </w:p>
+    <w:p>
+      <w:pPr>
+        <w:pStyle w:val="a9"/>
+        <w:numPr>
+          <w:ilvl w:val="0"/>
+          <w:numId w:val="24"/>
+        </w:numPr>
+        <w:ind w:firstLineChars="0"/>
+      </w:pPr>
+      <w:r>
+        <w:rPr>
+          <w:rFonts w:hint="eastAsia"/>
+        </w:rPr>
+        <w:t>Reactivation: heatmap</w:t>
+      </w:r>
+    </w:p>
+    <w:p>
+      <w:pPr>
+        <w:pStyle w:val="a9"/>
+        <w:numPr>
+          <w:ilvl w:val="0"/>
+          <w:numId w:val="24"/>
+        </w:numPr>
+        <w:ind w:firstLineChars="0"/>
+      </w:pPr>
+      <w:r>
+        <w:rPr>
+          <w:rFonts w:hint="eastAsia"/>
+        </w:rPr>
+        <w:t>Reactivation: calcium curve</w:t>
+      </w:r>
+    </w:p>
+    <w:p>
+      <w:pPr>
+        <w:pStyle w:val="a9"/>
+        <w:numPr>
+          <w:ilvl w:val="0"/>
+          <w:numId w:val="24"/>
+        </w:numPr>
+        <w:ind w:firstLineChars="0"/>
+      </w:pPr>
+      <w:r>
+        <w:rPr>
+          <w:rFonts w:hint="eastAsia"/>
+        </w:rPr>
+        <w:t>Reactivation: hit/miss comparison</w:t>
+      </w:r>
+    </w:p>
+    <w:p>
+      <w:pPr>
+        <w:pStyle w:val="a9"/>
+        <w:numPr>
+          <w:ilvl w:val="0"/>
+          <w:numId w:val="24"/>
+        </w:numPr>
+        <w:ind w:firstLineChars="0"/>
+        <w:rPr>
+          <w:rFonts w:hint="eastAsia"/>
+        </w:rPr>
+      </w:pPr>
+      <w:r>
+        <w:rPr>
+          <w:rFonts w:hint="eastAsia"/>
+        </w:rPr>
+        <w:t>Reactivation: pie chart of active proportion</w:t>
+      </w:r>
+    </w:p>
+    <w:p>
+      <w:pPr>
+        <w:pStyle w:val="1"/>
+      </w:pPr>
+      <w:r>
+        <w:rPr>
+          <w:rFonts w:hint="eastAsia"/>
+        </w:rPr>
         <w:t xml:space="preserve">Figure 2: </w:t>
       </w:r>
       <w:r>
@@ -329,6 +648,19 @@
           <w:rFonts w:hint="eastAsia"/>
         </w:rPr>
         <w:t>formance</w:t>
+      </w:r>
+    </w:p>
+    <w:p>
+      <w:pPr>
+        <w:rPr>
+          <w:rFonts w:hint="eastAsia"/>
+        </w:rPr>
+      </w:pPr>
+      <w:r>
+        <w:rPr>
+          <w:rFonts w:hint="eastAsia"/>
+        </w:rPr>
+        <w:t>待与杨青宁工作整合……</w:t>
       </w:r>
     </w:p>
     <w:p>
@@ -430,21 +762,7 @@
         <w:rPr>
           <w:rFonts w:hint="eastAsia"/>
         </w:rPr>
-        <w:t xml:space="preserve">Diagram of </w:t>
-      </w:r>
-      <w:proofErr w:type="spellStart"/>
-      <w:r>
-        <w:rPr>
-          <w:rFonts w:hint="eastAsia"/>
-        </w:rPr>
-        <w:t>cFos</w:t>
-      </w:r>
-      <w:proofErr w:type="spellEnd"/>
-      <w:r>
-        <w:rPr>
-          <w:rFonts w:hint="eastAsia"/>
-        </w:rPr>
-        <w:t>-TRAP</w:t>
+        <w:t>Diagram of cFos-TRAP</w:t>
       </w:r>
     </w:p>
     <w:p>
@@ -456,19 +774,11 @@
         </w:numPr>
         <w:ind w:firstLineChars="0"/>
       </w:pPr>
-      <w:proofErr w:type="spellStart"/>
-      <w:r>
-        <w:rPr>
-          <w:rFonts w:hint="eastAsia"/>
-        </w:rPr>
-        <w:t>cFos</w:t>
-      </w:r>
-      <w:proofErr w:type="spellEnd"/>
-      <w:r>
-        <w:rPr>
-          <w:rFonts w:hint="eastAsia"/>
-        </w:rPr>
-        <w:t xml:space="preserve"> expression</w:t>
+      <w:r>
+        <w:rPr>
+          <w:rFonts w:hint="eastAsia"/>
+        </w:rPr>
+        <w:t>cFos expression</w:t>
       </w:r>
     </w:p>
     <w:p>
@@ -484,21 +794,7 @@
         <w:rPr>
           <w:rFonts w:hint="eastAsia"/>
         </w:rPr>
-        <w:t xml:space="preserve">Lower first-block performance in </w:t>
-      </w:r>
-      <w:proofErr w:type="spellStart"/>
-      <w:r>
-        <w:rPr>
-          <w:rFonts w:hint="eastAsia"/>
-        </w:rPr>
-        <w:t>cFos</w:t>
-      </w:r>
-      <w:proofErr w:type="spellEnd"/>
-      <w:r>
-        <w:rPr>
-          <w:rFonts w:hint="eastAsia"/>
-        </w:rPr>
-        <w:t xml:space="preserve"> inhibition</w:t>
+        <w:t>Lower first-block performance in cFos inhibition</w:t>
       </w:r>
     </w:p>
     <w:p>
@@ -546,6 +842,60 @@
       </w:r>
       <w:r>
         <w:t xml:space="preserve"> over time</w:t>
+      </w:r>
+    </w:p>
+    <w:p>
+      <w:pPr>
+        <w:rPr>
+          <w:rFonts w:hint="eastAsia"/>
+        </w:rPr>
+      </w:pPr>
+      <w:r>
+        <w:rPr>
+          <w:rFonts w:hint="eastAsia"/>
+          <w:noProof/>
+        </w:rPr>
+        <w:drawing>
+          <wp:inline distT="0" distB="0" distL="0" distR="0" wp14:anchorId="6E367F40" wp14:editId="77826300">
+            <wp:extent cx="5865159" cy="2880786"/>
+            <wp:effectExtent l="0" t="0" r="2540" b="0"/>
+            <wp:docPr id="3" name="图片 3"/>
+            <wp:cNvGraphicFramePr>
+              <a:graphicFrameLocks xmlns:a="http://schemas.openxmlformats.org/drawingml/2006/main" noChangeAspect="1"/>
+            </wp:cNvGraphicFramePr>
+            <a:graphic xmlns:a="http://schemas.openxmlformats.org/drawingml/2006/main">
+              <a:graphicData uri="http://schemas.openxmlformats.org/drawingml/2006/picture">
+                <pic:pic xmlns:pic="http://schemas.openxmlformats.org/drawingml/2006/picture">
+                  <pic:nvPicPr>
+                    <pic:cNvPr id="3" name="图片 3"/>
+                    <pic:cNvPicPr/>
+                  </pic:nvPicPr>
+                  <pic:blipFill>
+                    <a:blip r:embed="rId13" cstate="print">
+                      <a:extLst>
+                        <a:ext uri="{28A0092B-C50C-407E-A947-70E740481C1C}">
+                          <a14:useLocalDpi xmlns:a14="http://schemas.microsoft.com/office/drawing/2010/main" val="0"/>
+                        </a:ext>
+                      </a:extLst>
+                    </a:blip>
+                    <a:stretch>
+                      <a:fillRect/>
+                    </a:stretch>
+                  </pic:blipFill>
+                  <pic:spPr>
+                    <a:xfrm>
+                      <a:off x="0" y="0"/>
+                      <a:ext cx="5865159" cy="2880786"/>
+                    </a:xfrm>
+                    <a:prstGeom prst="rect">
+                      <a:avLst/>
+                    </a:prstGeom>
+                  </pic:spPr>
+                </pic:pic>
+              </a:graphicData>
+            </a:graphic>
+          </wp:inline>
+        </w:drawing>
       </w:r>
     </w:p>
     <w:p>
@@ -659,6 +1009,60 @@
     </w:p>
     <w:p>
       <w:pPr>
+        <w:rPr>
+          <w:rFonts w:hint="eastAsia"/>
+        </w:rPr>
+      </w:pPr>
+      <w:r>
+        <w:rPr>
+          <w:rFonts w:hint="eastAsia"/>
+          <w:noProof/>
+        </w:rPr>
+        <w:drawing>
+          <wp:inline distT="0" distB="0" distL="0" distR="0" wp14:anchorId="3442BDAF" wp14:editId="6042A35F">
+            <wp:extent cx="5497247" cy="2880786"/>
+            <wp:effectExtent l="0" t="0" r="8255" b="0"/>
+            <wp:docPr id="4" name="图片 4"/>
+            <wp:cNvGraphicFramePr>
+              <a:graphicFrameLocks xmlns:a="http://schemas.openxmlformats.org/drawingml/2006/main" noChangeAspect="1"/>
+            </wp:cNvGraphicFramePr>
+            <a:graphic xmlns:a="http://schemas.openxmlformats.org/drawingml/2006/main">
+              <a:graphicData uri="http://schemas.openxmlformats.org/drawingml/2006/picture">
+                <pic:pic xmlns:pic="http://schemas.openxmlformats.org/drawingml/2006/picture">
+                  <pic:nvPicPr>
+                    <pic:cNvPr id="4" name="图片 4"/>
+                    <pic:cNvPicPr/>
+                  </pic:nvPicPr>
+                  <pic:blipFill>
+                    <a:blip r:embed="rId14" cstate="print">
+                      <a:extLst>
+                        <a:ext uri="{28A0092B-C50C-407E-A947-70E740481C1C}">
+                          <a14:useLocalDpi xmlns:a14="http://schemas.microsoft.com/office/drawing/2010/main" val="0"/>
+                        </a:ext>
+                      </a:extLst>
+                    </a:blip>
+                    <a:stretch>
+                      <a:fillRect/>
+                    </a:stretch>
+                  </pic:blipFill>
+                  <pic:spPr>
+                    <a:xfrm>
+                      <a:off x="0" y="0"/>
+                      <a:ext cx="5497247" cy="2880786"/>
+                    </a:xfrm>
+                    <a:prstGeom prst="rect">
+                      <a:avLst/>
+                    </a:prstGeom>
+                  </pic:spPr>
+                </pic:pic>
+              </a:graphicData>
+            </a:graphic>
+          </wp:inline>
+        </w:drawing>
+      </w:r>
+    </w:p>
+    <w:p>
+      <w:pPr>
         <w:pStyle w:val="a9"/>
         <w:numPr>
           <w:ilvl w:val="0"/>
@@ -757,6 +1161,60 @@
           <w:rFonts w:hint="eastAsia"/>
         </w:rPr>
         <w:t xml:space="preserve"> on RNN model</w:t>
+      </w:r>
+    </w:p>
+    <w:p>
+      <w:pPr>
+        <w:rPr>
+          <w:rFonts w:hint="eastAsia"/>
+        </w:rPr>
+      </w:pPr>
+      <w:r>
+        <w:rPr>
+          <w:rFonts w:hint="eastAsia"/>
+          <w:noProof/>
+        </w:rPr>
+        <w:drawing>
+          <wp:inline distT="0" distB="0" distL="0" distR="0" wp14:anchorId="2EE4258A" wp14:editId="0F30DAB2">
+            <wp:extent cx="5940170" cy="2880786"/>
+            <wp:effectExtent l="0" t="0" r="3810" b="0"/>
+            <wp:docPr id="5" name="图片 5"/>
+            <wp:cNvGraphicFramePr>
+              <a:graphicFrameLocks xmlns:a="http://schemas.openxmlformats.org/drawingml/2006/main" noChangeAspect="1"/>
+            </wp:cNvGraphicFramePr>
+            <a:graphic xmlns:a="http://schemas.openxmlformats.org/drawingml/2006/main">
+              <a:graphicData uri="http://schemas.openxmlformats.org/drawingml/2006/picture">
+                <pic:pic xmlns:pic="http://schemas.openxmlformats.org/drawingml/2006/picture">
+                  <pic:nvPicPr>
+                    <pic:cNvPr id="5" name="图片 5"/>
+                    <pic:cNvPicPr/>
+                  </pic:nvPicPr>
+                  <pic:blipFill>
+                    <a:blip r:embed="rId15" cstate="print">
+                      <a:extLst>
+                        <a:ext uri="{28A0092B-C50C-407E-A947-70E740481C1C}">
+                          <a14:useLocalDpi xmlns:a14="http://schemas.microsoft.com/office/drawing/2010/main" val="0"/>
+                        </a:ext>
+                      </a:extLst>
+                    </a:blip>
+                    <a:stretch>
+                      <a:fillRect/>
+                    </a:stretch>
+                  </pic:blipFill>
+                  <pic:spPr>
+                    <a:xfrm>
+                      <a:off x="0" y="0"/>
+                      <a:ext cx="5940170" cy="2880786"/>
+                    </a:xfrm>
+                    <a:prstGeom prst="rect">
+                      <a:avLst/>
+                    </a:prstGeom>
+                  </pic:spPr>
+                </pic:pic>
+              </a:graphicData>
+            </a:graphic>
+          </wp:inline>
+        </w:drawing>
       </w:r>
     </w:p>
     <w:p>
@@ -2773,6 +3231,92 @@
     </w:lvl>
   </w:abstractNum>
   <w:abstractNum w:abstractNumId="21" w15:restartNumberingAfterBreak="0">
+    <w:nsid w:val="6C0B265A"/>
+    <w:multiLevelType w:val="hybridMultilevel"/>
+    <w:tmpl w:val="2258DBA6"/>
+    <w:lvl w:ilvl="0" w:tplc="04090015">
+      <w:start w:val="1"/>
+      <w:numFmt w:val="upperLetter"/>
+      <w:lvlText w:val="%1."/>
+      <w:lvlJc w:val="left"/>
+      <w:pPr>
+        <w:ind w:left="440" w:hanging="440"/>
+      </w:pPr>
+    </w:lvl>
+    <w:lvl w:ilvl="1" w:tplc="04090019" w:tentative="1">
+      <w:start w:val="1"/>
+      <w:numFmt w:val="lowerLetter"/>
+      <w:lvlText w:val="%2)"/>
+      <w:lvlJc w:val="left"/>
+      <w:pPr>
+        <w:ind w:left="880" w:hanging="440"/>
+      </w:pPr>
+    </w:lvl>
+    <w:lvl w:ilvl="2" w:tplc="0409001B" w:tentative="1">
+      <w:start w:val="1"/>
+      <w:numFmt w:val="lowerRoman"/>
+      <w:lvlText w:val="%3."/>
+      <w:lvlJc w:val="right"/>
+      <w:pPr>
+        <w:ind w:left="1320" w:hanging="440"/>
+      </w:pPr>
+    </w:lvl>
+    <w:lvl w:ilvl="3" w:tplc="0409000F" w:tentative="1">
+      <w:start w:val="1"/>
+      <w:numFmt w:val="decimal"/>
+      <w:lvlText w:val="%4."/>
+      <w:lvlJc w:val="left"/>
+      <w:pPr>
+        <w:ind w:left="1760" w:hanging="440"/>
+      </w:pPr>
+    </w:lvl>
+    <w:lvl w:ilvl="4" w:tplc="04090019" w:tentative="1">
+      <w:start w:val="1"/>
+      <w:numFmt w:val="lowerLetter"/>
+      <w:lvlText w:val="%5)"/>
+      <w:lvlJc w:val="left"/>
+      <w:pPr>
+        <w:ind w:left="2200" w:hanging="440"/>
+      </w:pPr>
+    </w:lvl>
+    <w:lvl w:ilvl="5" w:tplc="0409001B" w:tentative="1">
+      <w:start w:val="1"/>
+      <w:numFmt w:val="lowerRoman"/>
+      <w:lvlText w:val="%6."/>
+      <w:lvlJc w:val="right"/>
+      <w:pPr>
+        <w:ind w:left="2640" w:hanging="440"/>
+      </w:pPr>
+    </w:lvl>
+    <w:lvl w:ilvl="6" w:tplc="0409000F" w:tentative="1">
+      <w:start w:val="1"/>
+      <w:numFmt w:val="decimal"/>
+      <w:lvlText w:val="%7."/>
+      <w:lvlJc w:val="left"/>
+      <w:pPr>
+        <w:ind w:left="3080" w:hanging="440"/>
+      </w:pPr>
+    </w:lvl>
+    <w:lvl w:ilvl="7" w:tplc="04090019" w:tentative="1">
+      <w:start w:val="1"/>
+      <w:numFmt w:val="lowerLetter"/>
+      <w:lvlText w:val="%8)"/>
+      <w:lvlJc w:val="left"/>
+      <w:pPr>
+        <w:ind w:left="3520" w:hanging="440"/>
+      </w:pPr>
+    </w:lvl>
+    <w:lvl w:ilvl="8" w:tplc="0409001B" w:tentative="1">
+      <w:start w:val="1"/>
+      <w:numFmt w:val="lowerRoman"/>
+      <w:lvlText w:val="%9."/>
+      <w:lvlJc w:val="right"/>
+      <w:pPr>
+        <w:ind w:left="3960" w:hanging="440"/>
+      </w:pPr>
+    </w:lvl>
+  </w:abstractNum>
+  <w:abstractNum w:abstractNumId="22" w15:restartNumberingAfterBreak="0">
     <w:nsid w:val="75340C81"/>
     <w:multiLevelType w:val="hybridMultilevel"/>
     <w:tmpl w:val="A5E4C508"/>
@@ -2858,7 +3402,7 @@
       </w:pPr>
     </w:lvl>
   </w:abstractNum>
-  <w:abstractNum w:abstractNumId="22" w15:restartNumberingAfterBreak="0">
+  <w:abstractNum w:abstractNumId="23" w15:restartNumberingAfterBreak="0">
     <w:nsid w:val="7A5306A9"/>
     <w:multiLevelType w:val="hybridMultilevel"/>
     <w:tmpl w:val="5A9804FC"/>
@@ -2966,7 +3510,7 @@
     <w:abstractNumId w:val="14"/>
   </w:num>
   <w:num w:numId="8" w16cid:durableId="725683900">
-    <w:abstractNumId w:val="22"/>
+    <w:abstractNumId w:val="23"/>
   </w:num>
   <w:num w:numId="9" w16cid:durableId="675807738">
     <w:abstractNumId w:val="5"/>
@@ -3005,13 +3549,16 @@
     <w:abstractNumId w:val="18"/>
   </w:num>
   <w:num w:numId="21" w16cid:durableId="1879462790">
-    <w:abstractNumId w:val="21"/>
+    <w:abstractNumId w:val="22"/>
   </w:num>
   <w:num w:numId="22" w16cid:durableId="1463227134">
     <w:abstractNumId w:val="17"/>
   </w:num>
   <w:num w:numId="23" w16cid:durableId="1385133247">
     <w:abstractNumId w:val="3"/>
+  </w:num>
+  <w:num w:numId="24" w16cid:durableId="2137527873">
+    <w:abstractNumId w:val="21"/>
   </w:num>
 </w:numbering>
 </file>

--- a/英文论文/英文图大纲.docx
+++ b/英文论文/英文图大纲.docx
@@ -30,6 +30,13 @@
         </w:rPr>
         <w:t xml:space="preserve"> facilitate cross-modal transfer learning</w:t>
       </w:r>
+    </w:p>
+    <w:p>
+      <w:pPr>
+        <w:rPr>
+          <w:rFonts w:hint="eastAsia"/>
+        </w:rPr>
+      </w:pPr>
     </w:p>
     <w:p>
       <w:pPr>
@@ -123,12 +130,14 @@
         </w:rPr>
         <w:t>确实编码了任务信息且可以迁移且依赖相关细胞群体（</w:t>
       </w:r>
+      <w:proofErr w:type="spellStart"/>
       <w:r>
         <w:rPr>
           <w:rFonts w:hint="eastAsia"/>
         </w:rPr>
         <w:t>cFos</w:t>
       </w:r>
+      <w:proofErr w:type="spellEnd"/>
       <w:r>
         <w:rPr>
           <w:rFonts w:hint="eastAsia"/>
@@ -513,7 +522,21 @@
         <w:rPr>
           <w:rFonts w:hint="eastAsia"/>
         </w:rPr>
-        <w:t>Figure S1: Undelayed paradigm and reactivation</w:t>
+        <w:t xml:space="preserve">Figure S1: </w:t>
+      </w:r>
+      <w:proofErr w:type="spellStart"/>
+      <w:r>
+        <w:rPr>
+          <w:rFonts w:hint="eastAsia"/>
+        </w:rPr>
+        <w:t>Undelayed</w:t>
+      </w:r>
+      <w:proofErr w:type="spellEnd"/>
+      <w:r>
+        <w:rPr>
+          <w:rFonts w:hint="eastAsia"/>
+        </w:rPr>
+        <w:t xml:space="preserve"> paradigm and reactivation</w:t>
       </w:r>
     </w:p>
     <w:p>
@@ -525,11 +548,19 @@
         </w:numPr>
         <w:ind w:firstLineChars="0"/>
       </w:pPr>
-      <w:r>
-        <w:rPr>
-          <w:rFonts w:hint="eastAsia"/>
-        </w:rPr>
-        <w:t>Undelayed diagram</w:t>
+      <w:proofErr w:type="spellStart"/>
+      <w:r>
+        <w:rPr>
+          <w:rFonts w:hint="eastAsia"/>
+        </w:rPr>
+        <w:t>Undelayed</w:t>
+      </w:r>
+      <w:proofErr w:type="spellEnd"/>
+      <w:r>
+        <w:rPr>
+          <w:rFonts w:hint="eastAsia"/>
+        </w:rPr>
+        <w:t xml:space="preserve"> diagram</w:t>
       </w:r>
     </w:p>
     <w:p>
@@ -541,11 +572,19 @@
         </w:numPr>
         <w:ind w:firstLineChars="0"/>
       </w:pPr>
-      <w:r>
-        <w:rPr>
-          <w:rFonts w:hint="eastAsia"/>
-        </w:rPr>
-        <w:t>Undelayed learning curve and first-block hit rate</w:t>
+      <w:proofErr w:type="spellStart"/>
+      <w:r>
+        <w:rPr>
+          <w:rFonts w:hint="eastAsia"/>
+        </w:rPr>
+        <w:t>Undelayed</w:t>
+      </w:r>
+      <w:proofErr w:type="spellEnd"/>
+      <w:r>
+        <w:rPr>
+          <w:rFonts w:hint="eastAsia"/>
+        </w:rPr>
+        <w:t xml:space="preserve"> learning curve and first-block hit rate</w:t>
       </w:r>
     </w:p>
     <w:p>
@@ -762,7 +801,21 @@
         <w:rPr>
           <w:rFonts w:hint="eastAsia"/>
         </w:rPr>
-        <w:t>Diagram of cFos-TRAP</w:t>
+        <w:t xml:space="preserve">Diagram of </w:t>
+      </w:r>
+      <w:proofErr w:type="spellStart"/>
+      <w:r>
+        <w:rPr>
+          <w:rFonts w:hint="eastAsia"/>
+        </w:rPr>
+        <w:t>cFos</w:t>
+      </w:r>
+      <w:proofErr w:type="spellEnd"/>
+      <w:r>
+        <w:rPr>
+          <w:rFonts w:hint="eastAsia"/>
+        </w:rPr>
+        <w:t>-TRAP</w:t>
       </w:r>
     </w:p>
     <w:p>
@@ -774,11 +827,19 @@
         </w:numPr>
         <w:ind w:firstLineChars="0"/>
       </w:pPr>
-      <w:r>
-        <w:rPr>
-          <w:rFonts w:hint="eastAsia"/>
-        </w:rPr>
-        <w:t>cFos expression</w:t>
+      <w:proofErr w:type="spellStart"/>
+      <w:r>
+        <w:rPr>
+          <w:rFonts w:hint="eastAsia"/>
+        </w:rPr>
+        <w:t>cFos</w:t>
+      </w:r>
+      <w:proofErr w:type="spellEnd"/>
+      <w:r>
+        <w:rPr>
+          <w:rFonts w:hint="eastAsia"/>
+        </w:rPr>
+        <w:t xml:space="preserve"> expression</w:t>
       </w:r>
     </w:p>
     <w:p>
@@ -794,7 +855,21 @@
         <w:rPr>
           <w:rFonts w:hint="eastAsia"/>
         </w:rPr>
-        <w:t>Lower first-block performance in cFos inhibition</w:t>
+        <w:t xml:space="preserve">Lower first-block performance in </w:t>
+      </w:r>
+      <w:proofErr w:type="spellStart"/>
+      <w:r>
+        <w:rPr>
+          <w:rFonts w:hint="eastAsia"/>
+        </w:rPr>
+        <w:t>cFos</w:t>
+      </w:r>
+      <w:proofErr w:type="spellEnd"/>
+      <w:r>
+        <w:rPr>
+          <w:rFonts w:hint="eastAsia"/>
+        </w:rPr>
+        <w:t xml:space="preserve"> inhibition</w:t>
       </w:r>
     </w:p>
     <w:p>
